--- a/docs/需求分析/需求规格说明书.docx
+++ b/docs/需求分析/需求规格说明书.docx
@@ -28,7 +28,7 @@
     </w:p>
     <w:p>
       <w:r>
-        <w:t>本文档旨在明确"南信猫友记"系统的功能需求和非功能需求，为后续的概要设计、详细设计和编码实现提供依据。本文档的读者包括项目开发人员、测试人员及项目评审人员。</w:t>
+        <w:t>本文档旨在明确"南信猫友记"系统的研究背景、可行性及功能与非功能需求，为后续的概要设计、详细设计和编码实现提供依据。本文档的读者包括项目开发人员、测试人员及项目评审人员。</w:t>
       </w:r>
     </w:p>
     <w:p>
@@ -36,33 +36,7 @@
         <w:pStyle w:val="Heading3"/>
       </w:pPr>
       <w:r>
-        <w:t>1.2 项目背景</w:t>
-      </w:r>
-    </w:p>
-    <w:p>
-      <w:pPr>
-        <w:pStyle w:val="ListBullet"/>
-        <w:spacing w:after="40" w:before="20"/>
-        <w:ind w:left="360"/>
-      </w:pPr>
-      <w:r>
-        <w:rPr>
-          <w:b/>
-        </w:rPr>
-        <w:t xml:space="preserve"> 南信猫友记（NanXin CatBook）</w:t>
-      </w:r>
-    </w:p>
-    <w:p>
-      <w:pPr>
-        <w:pStyle w:val="ListBullet"/>
-        <w:spacing w:after="40" w:before="20"/>
-        <w:ind w:left="360"/>
-      </w:pPr>
-      <w:r>
-        <w:rPr>
-          <w:b/>
-        </w:rPr>
-        <w:t xml:space="preserve"> 一个面向校园流浪猫咪的信息管理与推荐系统，帮助师生了解和关爱校园猫咪</w:t>
+        <w:t>1.2 研究背景</w:t>
       </w:r>
     </w:p>
     <w:p>
@@ -70,21 +44,12 @@
         <w:pStyle w:val="Heading4"/>
       </w:pPr>
       <w:r>
-        <w:t>已有基础</w:t>
+        <w:t>校园流浪猫的社会现状</w:t>
       </w:r>
     </w:p>
     <w:p>
       <w:r>
-        <w:t xml:space="preserve">本校已有微信小程序端的校园猫咪信息平台，该小程序基于中山大学 </w:t>
-      </w:r>
-      <w:r>
-        <w:rPr>
-          <w:b/>
-        </w:rPr>
-        <w:t>笃行猫谱（中大猫谱）</w:t>
-      </w:r>
-      <w:r>
-        <w:t xml:space="preserve"> 开源项目（github.com/sysucats/zhongdamaopu）搭建，提供猫咪档案浏览、照片上传与审核、留言评论等基础功能。</w:t>
+        <w:t>近年来，高校校园流浪猫问题受到越来越多的关注。流浪猫在校园中自然繁殖，种群规模不断扩大，给校园生态环境和猫咪自身健康带来双重挑战。据相关调查，国内多数高校校园内均有数量不等的流浪猫群体，师生们自发投喂、救助的现象十分普遍。然而，由于缺乏统一的信息管理平台，猫咪的分布、健康状况、绝育状态等信息散落在各个社交媒体群组中，难以系统化管理和共享。</w:t>
       </w:r>
     </w:p>
     <w:p>
@@ -92,30 +57,34 @@
         <w:pStyle w:val="Heading4"/>
       </w:pPr>
       <w:r>
-        <w:t>本系统定位</w:t>
+        <w:t>高校已有的信息化尝试</w:t>
       </w:r>
     </w:p>
     <w:p>
       <w:r>
-        <w:t xml:space="preserve">由于小程序平台存在以下局限——页面承载能力有限、无法运行复杂算法、跨平台分享不便——本系统作为 </w:t>
+        <w:t>部分高校已开始尝试用信息化手段管理校园猫咪。例如，中山大学基于开源项目"笃行猫谱"搭建了微信小程序端的校园猫咪信息平台，提供猫咪档案浏览、照片上传与审核、留言评论等基础功能。北京大学、清华大学等高校也有类似的校园猫咪社群和信息页面。这些实践证明了校园猫咪信息化管理的可行性和用户需求。</w:t>
+      </w:r>
+    </w:p>
+    <w:p>
+      <w:pPr>
+        <w:pStyle w:val="Heading4"/>
+      </w:pPr>
+      <w:r>
+        <w:t>本系统的项目来源</w:t>
+      </w:r>
+    </w:p>
+    <w:p>
+      <w:r>
+        <w:t xml:space="preserve">南京信息工程大学校园内也有大量的师生爱猫群体，他们自发记录和分享校园猫咪的信息。本校此前已参考中大猫谱搭建了微信小程序端猫咪平台，但小程序在页面承载能力、复杂算法运行和跨平台分享方面存在局限。因此，本系统作为 </w:t>
       </w:r>
       <w:r>
         <w:rPr>
           <w:b/>
         </w:rPr>
-        <w:t>Web 端的补充</w:t>
+        <w:t>Web 端的补充与升级</w:t>
       </w:r>
       <w:r>
-        <w:t xml:space="preserve">，在保留核心猫咪信息管理功能的同时，重点引入 </w:t>
-      </w:r>
-      <w:r>
-        <w:rPr>
-          <w:b/>
-        </w:rPr>
-        <w:t>基于余弦相似度的内容推荐算法</w:t>
-      </w:r>
-      <w:r>
-        <w:t>，提供更丰富的可视化展示和跨设备访问能力。</w:t>
+        <w:t xml:space="preserve"> 立项，在保留核心猫咪信息管理功能的同时，引入推荐算法，提供更丰富的可视化展示和跨设备访问能力。</w:t>
       </w:r>
     </w:p>
     <w:p>
@@ -123,79 +92,113 @@
         <w:pStyle w:val="Heading3"/>
       </w:pPr>
       <w:r>
-        <w:t>1.3 系统目标</w:t>
+        <w:t>1.3 研究意义</w:t>
+      </w:r>
+    </w:p>
+    <w:p>
+      <w:pPr>
+        <w:pStyle w:val="Heading4"/>
+      </w:pPr>
+      <w:r>
+        <w:t>社会意义</w:t>
       </w:r>
     </w:p>
     <w:p>
       <w:pPr>
         <w:pStyle w:val="ListBullet"/>
-        <w:spacing w:after="40" w:before="20"/>
-        <w:ind w:left="360"/>
       </w:pPr>
+      <w:r/>
       <w:r>
-        <w:t>为校园猫咪建立电子档案，记录基本信息、照片和健康状况</w:t>
+        <w:rPr>
+          <w:b/>
+        </w:rPr>
+        <w:t>提升校园猫咪管理水平：</w:t>
+      </w:r>
+      <w:r>
+        <w:t xml:space="preserve"> 通过电子档案系统记录猫咪的分布、健康状况、绝育状态等信息，为校园流浪猫 TNR（抓捕-绝育-放归）救助工作提供数据支撑</w:t>
       </w:r>
     </w:p>
     <w:p>
       <w:pPr>
         <w:pStyle w:val="ListBullet"/>
-        <w:spacing w:after="40" w:before="20"/>
-        <w:ind w:left="360"/>
       </w:pPr>
+      <w:r/>
       <w:r>
-        <w:t>提供猫咪搜索和浏览功能，方便用户查找感兴趣的猫咪</w:t>
+        <w:rPr>
+          <w:b/>
+        </w:rPr>
+        <w:t>增强师生关爱意识：</w:t>
+      </w:r>
+      <w:r>
+        <w:t xml:space="preserve"> 系统化的猫咪信息展示和互动功能，能够吸引更多师生关注校园流浪猫问题，促进人与动物的和谐共处</w:t>
       </w:r>
     </w:p>
     <w:p>
       <w:pPr>
         <w:pStyle w:val="ListBullet"/>
-        <w:spacing w:after="40" w:before="20"/>
-        <w:ind w:left="360"/>
       </w:pPr>
+      <w:r/>
       <w:r>
         <w:rPr>
           <w:b/>
         </w:rPr>
+        <w:t>促进校园社区建设：</w:t>
+      </w:r>
+      <w:r>
+        <w:t xml:space="preserve"> 猫咪话题是校园社交的天然纽带，系统的互动功能（留言、评分、关注）有助于增强师生之间的交流与连接</w:t>
+      </w:r>
+    </w:p>
+    <w:p>
+      <w:pPr>
+        <w:pStyle w:val="Heading4"/>
+      </w:pPr>
+      <w:r>
+        <w:t>技术意义</w:t>
       </w:r>
     </w:p>
     <w:p>
       <w:pPr>
         <w:pStyle w:val="ListBullet"/>
-        <w:spacing w:after="40" w:before="20"/>
-        <w:ind w:left="360"/>
       </w:pPr>
+      <w:r/>
       <w:r>
-        <w:t>支持用户参与猫咪档案的建设（添加猫咪、上传照片、留言评论、关注猫咪、评分点赞）</w:t>
+        <w:rPr>
+          <w:b/>
+        </w:rPr>
+        <w:t>推荐算法的实践应用：</w:t>
+      </w:r>
+      <w:r>
+        <w:t xml:space="preserve"> 将余弦相似度算法与内容推荐相结合，在猫咪信息管理场景中落地，验证基于特征向量的推荐方法在小规模数据集上的效果</w:t>
       </w:r>
     </w:p>
     <w:p>
       <w:pPr>
         <w:pStyle w:val="ListBullet"/>
-        <w:spacing w:after="40" w:before="20"/>
-        <w:ind w:left="360"/>
       </w:pPr>
+      <w:r/>
       <w:r>
-        <w:t>为管理员提供数据管理权限，包括照片审核和评论审核</w:t>
+        <w:rPr>
+          <w:b/>
+        </w:rPr>
+        <w:t>前后端分离架构的实践：</w:t>
+      </w:r>
+      <w:r>
+        <w:t xml:space="preserve"> 采用 Spring Boot + Vue 3 的前后端分离架构，为后续同类 Web 应用开发积累技术经验</w:t>
       </w:r>
     </w:p>
     <w:p>
       <w:pPr>
         <w:pStyle w:val="ListBullet"/>
-        <w:spacing w:after="40" w:before="20"/>
-        <w:ind w:left="360"/>
       </w:pPr>
+      <w:r/>
       <w:r>
-        <w:t>提供照片审核流程，保证照片质量和内容安全</w:t>
+        <w:rPr>
+          <w:b/>
+        </w:rPr>
+        <w:t>Web 端与小程序端的互补探索：</w:t>
       </w:r>
-    </w:p>
-    <w:p>
-      <w:pPr>
-        <w:pStyle w:val="ListBullet"/>
-        <w:spacing w:after="40" w:before="20"/>
-        <w:ind w:left="360"/>
-      </w:pPr>
       <w:r>
-        <w:t>引入猫友互动机制（点赞、评分、关注），增强用户参与度</w:t>
+        <w:t xml:space="preserve"> 本系统作为小程序端的 Web 补充，探索多端协同的校园信息化解决方案</w:t>
       </w:r>
     </w:p>
     <w:p>
@@ -203,35 +206,606 @@
         <w:pStyle w:val="Heading3"/>
       </w:pPr>
       <w:r>
-        <w:t>1.4 参考竞品</w:t>
+        <w:t>1.4 研究现状</w:t>
+      </w:r>
+    </w:p>
+    <w:p>
+      <w:pPr>
+        <w:pStyle w:val="Heading4"/>
+      </w:pPr>
+      <w:r>
+        <w:t>国内外同类系统调研</w:t>
+      </w:r>
+    </w:p>
+    <w:tbl>
+      <w:tblPr>
+        <w:tblStyle w:val="TableGrid"/>
+        <w:tblW w:type="auto" w:w="0"/>
+        <w:jc w:val="center"/>
+        <w:tblLook w:firstColumn="1" w:firstRow="1" w:lastColumn="0" w:lastRow="0" w:noHBand="0" w:noVBand="1" w:val="04A0"/>
+      </w:tblPr>
+      <w:tblGrid>
+        <w:gridCol w:w="1440"/>
+        <w:gridCol w:w="1440"/>
+        <w:gridCol w:w="1440"/>
+        <w:gridCol w:w="1440"/>
+        <w:gridCol w:w="1440"/>
+        <w:gridCol w:w="1440"/>
+      </w:tblGrid>
+      <w:tr>
+        <w:tc>
+          <w:tcPr>
+            <w:tcW w:type="dxa" w:w="1440"/>
+            <w:shd w:fill="D9E2F3" w:val="clear"/>
+          </w:tcPr>
+          <w:p>
+            <w:r/>
+            <w:r>
+              <w:rPr>
+                <w:b/>
+                <w:sz w:val="18"/>
+              </w:rPr>
+              <w:t>系统名称</w:t>
+            </w:r>
+          </w:p>
+        </w:tc>
+        <w:tc>
+          <w:tcPr>
+            <w:tcW w:type="dxa" w:w="1440"/>
+            <w:shd w:fill="D9E2F3" w:val="clear"/>
+          </w:tcPr>
+          <w:p>
+            <w:r/>
+            <w:r>
+              <w:rPr>
+                <w:b/>
+                <w:sz w:val="18"/>
+              </w:rPr>
+              <w:t>所属高校</w:t>
+            </w:r>
+          </w:p>
+        </w:tc>
+        <w:tc>
+          <w:tcPr>
+            <w:tcW w:type="dxa" w:w="1440"/>
+            <w:shd w:fill="D9E2F3" w:val="clear"/>
+          </w:tcPr>
+          <w:p>
+            <w:r/>
+            <w:r>
+              <w:rPr>
+                <w:b/>
+                <w:sz w:val="18"/>
+              </w:rPr>
+              <w:t>平台</w:t>
+            </w:r>
+          </w:p>
+        </w:tc>
+        <w:tc>
+          <w:tcPr>
+            <w:tcW w:type="dxa" w:w="1440"/>
+            <w:shd w:fill="D9E2F3" w:val="clear"/>
+          </w:tcPr>
+          <w:p>
+            <w:r/>
+            <w:r>
+              <w:rPr>
+                <w:b/>
+                <w:sz w:val="18"/>
+              </w:rPr>
+              <w:t>核心功能</w:t>
+            </w:r>
+          </w:p>
+        </w:tc>
+        <w:tc>
+          <w:tcPr>
+            <w:tcW w:type="dxa" w:w="1440"/>
+            <w:shd w:fill="D9E2F3" w:val="clear"/>
+          </w:tcPr>
+          <w:p>
+            <w:r/>
+            <w:r>
+              <w:rPr>
+                <w:b/>
+                <w:sz w:val="18"/>
+              </w:rPr>
+              <w:t>特色</w:t>
+            </w:r>
+          </w:p>
+        </w:tc>
+        <w:tc>
+          <w:tcPr>
+            <w:tcW w:type="dxa" w:w="1440"/>
+            <w:shd w:fill="D9E2F3" w:val="clear"/>
+          </w:tcPr>
+          <w:p>
+            <w:r/>
+            <w:r>
+              <w:rPr>
+                <w:b/>
+                <w:sz w:val="18"/>
+              </w:rPr>
+              <w:t>不足</w:t>
+            </w:r>
+          </w:p>
+        </w:tc>
+      </w:tr>
+      <w:tr>
+        <w:tc>
+          <w:tcPr>
+            <w:tcW w:type="dxa" w:w="1440"/>
+          </w:tcPr>
+          <w:p>
+            <w:r/>
+            <w:r>
+              <w:rPr>
+                <w:sz w:val="18"/>
+              </w:rPr>
+              <w:t>**笃行猫谱（中大猫谱）**</w:t>
+            </w:r>
+          </w:p>
+        </w:tc>
+        <w:tc>
+          <w:tcPr>
+            <w:tcW w:type="dxa" w:w="1440"/>
+          </w:tcPr>
+          <w:p>
+            <w:r/>
+            <w:r>
+              <w:rPr>
+                <w:sz w:val="18"/>
+              </w:rPr>
+              <w:t>中山大学</w:t>
+            </w:r>
+          </w:p>
+        </w:tc>
+        <w:tc>
+          <w:tcPr>
+            <w:tcW w:type="dxa" w:w="1440"/>
+          </w:tcPr>
+          <w:p>
+            <w:r/>
+            <w:r>
+              <w:rPr>
+                <w:sz w:val="18"/>
+              </w:rPr>
+              <w:t>微信小程序</w:t>
+            </w:r>
+          </w:p>
+        </w:tc>
+        <w:tc>
+          <w:tcPr>
+            <w:tcW w:type="dxa" w:w="1440"/>
+          </w:tcPr>
+          <w:p>
+            <w:r/>
+            <w:r>
+              <w:rPr>
+                <w:sz w:val="18"/>
+              </w:rPr>
+              <w:t>猫咪档案、照片审核、留言、点赞</w:t>
+            </w:r>
+          </w:p>
+        </w:tc>
+        <w:tc>
+          <w:tcPr>
+            <w:tcW w:type="dxa" w:w="1440"/>
+          </w:tcPr>
+          <w:p>
+            <w:r/>
+            <w:r>
+              <w:rPr>
+                <w:sz w:val="18"/>
+              </w:rPr>
+              <w:t>照片审核流程完善；开源项目</w:t>
+            </w:r>
+          </w:p>
+        </w:tc>
+        <w:tc>
+          <w:tcPr>
+            <w:tcW w:type="dxa" w:w="1440"/>
+          </w:tcPr>
+          <w:p>
+            <w:r/>
+            <w:r>
+              <w:rPr>
+                <w:sz w:val="18"/>
+              </w:rPr>
+              <w:t>无推荐算法；页面承载受限</w:t>
+            </w:r>
+          </w:p>
+        </w:tc>
+      </w:tr>
+      <w:tr>
+        <w:tc>
+          <w:tcPr>
+            <w:tcW w:type="dxa" w:w="1440"/>
+          </w:tcPr>
+          <w:p>
+            <w:r/>
+            <w:r>
+              <w:rPr>
+                <w:sz w:val="18"/>
+              </w:rPr>
+              <w:t>**燕园猫速查手册**</w:t>
+            </w:r>
+          </w:p>
+        </w:tc>
+        <w:tc>
+          <w:tcPr>
+            <w:tcW w:type="dxa" w:w="1440"/>
+          </w:tcPr>
+          <w:p>
+            <w:r/>
+            <w:r>
+              <w:rPr>
+                <w:sz w:val="18"/>
+              </w:rPr>
+              <w:t>北京大学</w:t>
+            </w:r>
+          </w:p>
+        </w:tc>
+        <w:tc>
+          <w:tcPr>
+            <w:tcW w:type="dxa" w:w="1440"/>
+          </w:tcPr>
+          <w:p>
+            <w:r/>
+            <w:r>
+              <w:rPr>
+                <w:sz w:val="18"/>
+              </w:rPr>
+              <w:t>Web 页面</w:t>
+            </w:r>
+          </w:p>
+        </w:tc>
+        <w:tc>
+          <w:tcPr>
+            <w:tcW w:type="dxa" w:w="1440"/>
+          </w:tcPr>
+          <w:p>
+            <w:r/>
+            <w:r>
+              <w:rPr>
+                <w:sz w:val="18"/>
+              </w:rPr>
+              <w:t>猫咪名录、位置标记</w:t>
+            </w:r>
+          </w:p>
+        </w:tc>
+        <w:tc>
+          <w:tcPr>
+            <w:tcW w:type="dxa" w:w="1440"/>
+          </w:tcPr>
+          <w:p>
+            <w:r/>
+            <w:r>
+              <w:rPr>
+                <w:sz w:val="18"/>
+              </w:rPr>
+              <w:t>猫咪覆盖全；信息更新及时</w:t>
+            </w:r>
+          </w:p>
+        </w:tc>
+        <w:tc>
+          <w:tcPr>
+            <w:tcW w:type="dxa" w:w="1440"/>
+          </w:tcPr>
+          <w:p>
+            <w:r/>
+            <w:r>
+              <w:rPr>
+                <w:sz w:val="18"/>
+              </w:rPr>
+              <w:t>无互动功能；无算法推荐</w:t>
+            </w:r>
+          </w:p>
+        </w:tc>
+      </w:tr>
+      <w:tr>
+        <w:tc>
+          <w:tcPr>
+            <w:tcW w:type="dxa" w:w="1440"/>
+          </w:tcPr>
+          <w:p>
+            <w:r/>
+            <w:r>
+              <w:rPr>
+                <w:sz w:val="18"/>
+              </w:rPr>
+              <w:t>**THU 小喵**</w:t>
+            </w:r>
+          </w:p>
+        </w:tc>
+        <w:tc>
+          <w:tcPr>
+            <w:tcW w:type="dxa" w:w="1440"/>
+          </w:tcPr>
+          <w:p>
+            <w:r/>
+            <w:r>
+              <w:rPr>
+                <w:sz w:val="18"/>
+              </w:rPr>
+              <w:t>清华大学</w:t>
+            </w:r>
+          </w:p>
+        </w:tc>
+        <w:tc>
+          <w:tcPr>
+            <w:tcW w:type="dxa" w:w="1440"/>
+          </w:tcPr>
+          <w:p>
+            <w:r/>
+            <w:r>
+              <w:rPr>
+                <w:sz w:val="18"/>
+              </w:rPr>
+              <w:t>微信小程序</w:t>
+            </w:r>
+          </w:p>
+        </w:tc>
+        <w:tc>
+          <w:tcPr>
+            <w:tcW w:type="dxa" w:w="1440"/>
+          </w:tcPr>
+          <w:p>
+            <w:r/>
+            <w:r>
+              <w:rPr>
+                <w:sz w:val="18"/>
+              </w:rPr>
+              <w:t>猫咪地图、投喂记录</w:t>
+            </w:r>
+          </w:p>
+        </w:tc>
+        <w:tc>
+          <w:tcPr>
+            <w:tcW w:type="dxa" w:w="1440"/>
+          </w:tcPr>
+          <w:p>
+            <w:r/>
+            <w:r>
+              <w:rPr>
+                <w:sz w:val="18"/>
+              </w:rPr>
+              <w:t>地图可视化</w:t>
+            </w:r>
+          </w:p>
+        </w:tc>
+        <w:tc>
+          <w:tcPr>
+            <w:tcW w:type="dxa" w:w="1440"/>
+          </w:tcPr>
+          <w:p>
+            <w:r/>
+            <w:r>
+              <w:rPr>
+                <w:sz w:val="18"/>
+              </w:rPr>
+              <w:t>功能单一；无社交互动</w:t>
+            </w:r>
+          </w:p>
+        </w:tc>
+      </w:tr>
+      <w:tr>
+        <w:tc>
+          <w:tcPr>
+            <w:tcW w:type="dxa" w:w="1440"/>
+          </w:tcPr>
+          <w:p>
+            <w:r/>
+            <w:r>
+              <w:rPr>
+                <w:sz w:val="18"/>
+              </w:rPr>
+              <w:t>**本校现有小程序**</w:t>
+            </w:r>
+          </w:p>
+        </w:tc>
+        <w:tc>
+          <w:tcPr>
+            <w:tcW w:type="dxa" w:w="1440"/>
+          </w:tcPr>
+          <w:p>
+            <w:r/>
+            <w:r>
+              <w:rPr>
+                <w:sz w:val="18"/>
+              </w:rPr>
+              <w:t>南京信息工程大学</w:t>
+            </w:r>
+          </w:p>
+        </w:tc>
+        <w:tc>
+          <w:tcPr>
+            <w:tcW w:type="dxa" w:w="1440"/>
+          </w:tcPr>
+          <w:p>
+            <w:r/>
+            <w:r>
+              <w:rPr>
+                <w:sz w:val="18"/>
+              </w:rPr>
+              <w:t>微信小程序</w:t>
+            </w:r>
+          </w:p>
+        </w:tc>
+        <w:tc>
+          <w:tcPr>
+            <w:tcW w:type="dxa" w:w="1440"/>
+          </w:tcPr>
+          <w:p>
+            <w:r/>
+            <w:r>
+              <w:rPr>
+                <w:sz w:val="18"/>
+              </w:rPr>
+              <w:t>猫咪档案、照片上传、留言</w:t>
+            </w:r>
+          </w:p>
+        </w:tc>
+        <w:tc>
+          <w:tcPr>
+            <w:tcW w:type="dxa" w:w="1440"/>
+          </w:tcPr>
+          <w:p>
+            <w:r/>
+            <w:r>
+              <w:rPr>
+                <w:sz w:val="18"/>
+              </w:rPr>
+              <w:t>基于中大猫谱二次开发</w:t>
+            </w:r>
+          </w:p>
+        </w:tc>
+        <w:tc>
+          <w:tcPr>
+            <w:tcW w:type="dxa" w:w="1440"/>
+          </w:tcPr>
+          <w:p>
+            <w:r/>
+            <w:r>
+              <w:rPr>
+                <w:sz w:val="18"/>
+              </w:rPr>
+              <w:t>同中大猫谱局限</w:t>
+            </w:r>
+          </w:p>
+        </w:tc>
+      </w:tr>
+    </w:tbl>
+    <w:p/>
+    <w:p>
+      <w:pPr>
+        <w:pStyle w:val="Heading4"/>
+      </w:pPr>
+      <w:r>
+        <w:t>现有系统的共性不足</w:t>
+      </w:r>
+    </w:p>
+    <w:p>
+      <w:r>
+        <w:t xml:space="preserve">1. </w:t>
+      </w:r>
+      <w:r>
+        <w:rPr>
+          <w:b/>
+        </w:rPr>
+        <w:t>缺乏智能推荐功能：</w:t>
+      </w:r>
+      <w:r>
+        <w:t xml:space="preserve"> 现有系统均以基础的档案浏览和搜索为主，未引入内容推荐算法，用户无法发现与自己兴趣相关的猫咪</w:t>
+      </w:r>
+    </w:p>
+    <w:p>
+      <w:r>
+        <w:t xml:space="preserve">2. </w:t>
+      </w:r>
+      <w:r>
+        <w:rPr>
+          <w:b/>
+        </w:rPr>
+        <w:t>互动维度单一：</w:t>
+      </w:r>
+      <w:r>
+        <w:t xml:space="preserve"> 多数系统仅支持留言和点赞，缺少评分、关注等多维度互动机制</w:t>
+      </w:r>
+    </w:p>
+    <w:p>
+      <w:r>
+        <w:t xml:space="preserve">3. </w:t>
+      </w:r>
+      <w:r>
+        <w:rPr>
+          <w:b/>
+        </w:rPr>
+        <w:t>Web 端覆盖不足：</w:t>
+      </w:r>
+      <w:r>
+        <w:t xml:space="preserve"> 多数校园猫咪平台集中在小程序端，Web 端系统较少，跨设备访问不便</w:t>
+      </w:r>
+    </w:p>
+    <w:p>
+      <w:r>
+        <w:t xml:space="preserve">4. </w:t>
+      </w:r>
+      <w:r>
+        <w:rPr>
+          <w:b/>
+        </w:rPr>
+        <w:t>数据利用不充分：</w:t>
+      </w:r>
+      <w:r>
+        <w:t xml:space="preserve"> 用户行为数据（浏览、搜索、互动）未被充分采集和利用</w:t>
+      </w:r>
+    </w:p>
+    <w:p>
+      <w:pPr>
+        <w:pStyle w:val="Heading4"/>
+      </w:pPr>
+      <w:r>
+        <w:t>本系统的创新点</w:t>
       </w:r>
     </w:p>
     <w:p>
       <w:pPr>
         <w:pStyle w:val="ListBullet"/>
-        <w:spacing w:after="40" w:before="20"/>
-        <w:ind w:left="360"/>
       </w:pPr>
+      <w:r/>
       <w:r>
-        <w:t>笃行猫谱（中山大学）</w:t>
+        <w:rPr>
+          <w:b/>
+        </w:rPr>
+        <w:t>引入推荐算法：</w:t>
+      </w:r>
+      <w:r>
+        <w:t xml:space="preserve"> 基于余弦相似度融合热度因子的内容推荐，在猫咪详情页推荐相似猫咪</w:t>
       </w:r>
     </w:p>
     <w:p>
       <w:pPr>
         <w:pStyle w:val="ListBullet"/>
-        <w:spacing w:after="40" w:before="20"/>
-        <w:ind w:left="360"/>
       </w:pPr>
+      <w:r/>
       <w:r>
-        <w:t>燕园猫速查手册</w:t>
+        <w:rPr>
+          <w:b/>
+        </w:rPr>
+        <w:t>五维评分体系：</w:t>
+      </w:r>
+      <w:r>
+        <w:t xml:space="preserve"> 从猫德、颜值、社交、干饭、活力五个维度对猫咪进行评分，丰富互动维度</w:t>
       </w:r>
     </w:p>
     <w:p>
       <w:pPr>
-        <w:pStyle w:val="Heading2"/>
+        <w:pStyle w:val="ListBullet"/>
       </w:pPr>
+      <w:r/>
       <w:r>
-        <w:t>2. 任务概述</w:t>
+        <w:rPr>
+          <w:b/>
+        </w:rPr>
+        <w:t>Web 端全功能覆盖：</w:t>
+      </w:r>
+      <w:r>
+        <w:t xml:space="preserve"> 提供完整的 Web 端猫咪信息管理、搜索浏览、社交互动功能</w:t>
+      </w:r>
+    </w:p>
+    <w:p>
+      <w:pPr>
+        <w:pStyle w:val="ListBullet"/>
+      </w:pPr>
+      <w:r/>
+      <w:r>
+        <w:rPr>
+          <w:b/>
+        </w:rPr>
+        <w:t>行为数据驱动：</w:t>
+      </w:r>
+      <w:r>
+        <w:t xml:space="preserve"> 自动记录用户行为日志，为算法和运营提供数据支持</w:t>
       </w:r>
     </w:p>
     <w:p>
@@ -239,46 +813,65 @@
         <w:pStyle w:val="Heading3"/>
       </w:pPr>
       <w:r>
-        <w:t>2.1 运行环境</w:t>
+        <w:t>1.5 系统目标</w:t>
+      </w:r>
+    </w:p>
+    <w:p>
+      <w:r>
+        <w:t>1. 为校园猫咪建立电子档案，记录基本信息、照片和健康状况</w:t>
+      </w:r>
+    </w:p>
+    <w:p>
+      <w:r>
+        <w:t>2. 提供猫咪搜索和浏览功能，方便用户查找感兴趣的猫咪</w:t>
+      </w:r>
+    </w:p>
+    <w:p>
+      <w:r>
+        <w:t xml:space="preserve">3. </w:t>
+      </w:r>
+      <w:r>
+        <w:rPr>
+          <w:b/>
+        </w:rPr>
+        <w:t>基于余弦相似度的推荐算法，在猫咪详情页推荐相似猫咪</w:t>
+      </w:r>
+      <w:r/>
+    </w:p>
+    <w:p>
+      <w:r>
+        <w:t>4. 支持用户参与猫咪档案的建设（添加猫咪、上传照片、留言评论、关注猫咪、评分点赞）</w:t>
+      </w:r>
+    </w:p>
+    <w:p>
+      <w:r>
+        <w:t>5. 为管理员提供数据管理权限，包括照片审核和评论审核</w:t>
+      </w:r>
+    </w:p>
+    <w:p>
+      <w:r>
+        <w:t>6. 提供照片审核流程，保证照片质量和内容安全</w:t>
+      </w:r>
+    </w:p>
+    <w:p>
+      <w:r>
+        <w:t>7. 引入猫友互动机制（点赞、评分、关注），增强用户参与度</w:t>
       </w:r>
     </w:p>
     <w:p>
       <w:pPr>
-        <w:pStyle w:val="ListBullet"/>
-        <w:spacing w:after="40" w:before="20"/>
-        <w:ind w:left="360"/>
+        <w:spacing w:before="120" w:after="120"/>
+        <w:pBdr>
+          <w:bottom w:val="single" w:sz="6" w:space="1" w:color="999999"/>
+        </w:pBdr>
       </w:pPr>
-      <w:r>
-        <w:rPr>
-          <w:b/>
-        </w:rPr>
-        <w:t xml:space="preserve"> JDK 17 + MySQL 8.0</w:t>
-      </w:r>
     </w:p>
     <w:p>
       <w:pPr>
-        <w:pStyle w:val="ListBullet"/>
-        <w:spacing w:after="40" w:before="20"/>
-        <w:ind w:left="360"/>
+        <w:pStyle w:val="Heading2"/>
       </w:pPr>
       <w:r>
-        <w:rPr>
-          <w:b/>
-        </w:rPr>
-        <w:t xml:space="preserve"> 现代浏览器（Chrome / Edge / Firefox）</w:t>
-      </w:r>
-    </w:p>
-    <w:p>
-      <w:pPr>
-        <w:pStyle w:val="ListBullet"/>
-        <w:spacing w:after="40" w:before="20"/>
-        <w:ind w:left="360"/>
-      </w:pPr>
-      <w:r>
-        <w:rPr>
-          <w:b/>
-        </w:rPr>
-        <w:t xml:space="preserve"> Spring Boot 3.2 + Vue 3</w:t>
+        <w:t>2. 可行性分析</w:t>
       </w:r>
     </w:p>
     <w:p>
@@ -286,68 +879,15 @@
         <w:pStyle w:val="Heading3"/>
       </w:pPr>
       <w:r>
-        <w:t>2.2 条件与限制</w:t>
-      </w:r>
-    </w:p>
-    <w:p>
-      <w:pPr>
-        <w:pStyle w:val="ListBullet"/>
-        <w:spacing w:after="40" w:before="20"/>
-        <w:ind w:left="360"/>
-      </w:pPr>
-      <w:r>
-        <w:t>系统为 Web 应用，无需安装客户端</w:t>
-      </w:r>
-    </w:p>
-    <w:p>
-      <w:pPr>
-        <w:pStyle w:val="ListBullet"/>
-        <w:spacing w:after="40" w:before="20"/>
-        <w:ind w:left="360"/>
-      </w:pPr>
-      <w:r>
-        <w:t>用户需联网访问</w:t>
-      </w:r>
-    </w:p>
-    <w:p>
-      <w:pPr>
-        <w:pStyle w:val="ListBullet"/>
-        <w:spacing w:after="40" w:before="20"/>
-        <w:ind w:left="360"/>
-      </w:pPr>
-      <w:r>
-        <w:t>图片存储使用本地文件系统</w:t>
-      </w:r>
-    </w:p>
-    <w:p>
-      <w:pPr>
-        <w:pStyle w:val="Heading2"/>
-      </w:pPr>
-      <w:r>
-        <w:t>3. 系统功能需求</w:t>
-      </w:r>
-    </w:p>
-    <w:p>
-      <w:pPr>
-        <w:pStyle w:val="Heading3"/>
-      </w:pPr>
-      <w:r>
-        <w:t>3.1 功能划分</w:t>
+        <w:t>2.1 技术可行性</w:t>
       </w:r>
     </w:p>
     <w:tbl>
       <w:tblPr>
+        <w:tblStyle w:val="TableGrid"/>
         <w:tblW w:type="auto" w:w="0"/>
         <w:jc w:val="center"/>
         <w:tblLook w:firstColumn="1" w:firstRow="1" w:lastColumn="0" w:lastRow="0" w:noHBand="0" w:noVBand="1" w:val="04A0"/>
-        <w:tblBorders>
-          <w:top w:val="single" w:sz="4" w:space="0" w:color="000000"/>
-          <w:left w:val="single" w:sz="4" w:space="0" w:color="000000"/>
-          <w:bottom w:val="single" w:sz="4" w:space="0" w:color="000000"/>
-          <w:right w:val="single" w:sz="4" w:space="0" w:color="000000"/>
-          <w:insideH w:val="single" w:sz="4" w:space="0" w:color="000000"/>
-          <w:insideV w:val="single" w:sz="4" w:space="0" w:color="000000"/>
-        </w:tblBorders>
       </w:tblPr>
       <w:tblGrid>
         <w:gridCol w:w="2880"/>
@@ -357,7 +897,2107 @@
       <w:tr>
         <w:tc>
           <w:tcPr>
-            <w:tcW w:type="dxa" w:w="3024"/>
+            <w:tcW w:type="dxa" w:w="2880"/>
+            <w:shd w:fill="D9E2F3" w:val="clear"/>
+          </w:tcPr>
+          <w:p>
+            <w:r/>
+            <w:r>
+              <w:rPr>
+                <w:b/>
+                <w:sz w:val="18"/>
+              </w:rPr>
+              <w:t>方面</w:t>
+            </w:r>
+          </w:p>
+        </w:tc>
+        <w:tc>
+          <w:tcPr>
+            <w:tcW w:type="dxa" w:w="2880"/>
+            <w:shd w:fill="D9E2F3" w:val="clear"/>
+          </w:tcPr>
+          <w:p>
+            <w:r/>
+            <w:r>
+              <w:rPr>
+                <w:b/>
+                <w:sz w:val="18"/>
+              </w:rPr>
+              <w:t>分析</w:t>
+            </w:r>
+          </w:p>
+        </w:tc>
+        <w:tc>
+          <w:tcPr>
+            <w:tcW w:type="dxa" w:w="2880"/>
+            <w:shd w:fill="D9E2F3" w:val="clear"/>
+          </w:tcPr>
+          <w:p>
+            <w:r/>
+            <w:r>
+              <w:rPr>
+                <w:b/>
+                <w:sz w:val="18"/>
+              </w:rPr>
+              <w:t>结论</w:t>
+            </w:r>
+          </w:p>
+        </w:tc>
+      </w:tr>
+      <w:tr>
+        <w:tc>
+          <w:tcPr>
+            <w:tcW w:type="dxa" w:w="2880"/>
+          </w:tcPr>
+          <w:p>
+            <w:r/>
+            <w:r>
+              <w:rPr>
+                <w:sz w:val="18"/>
+              </w:rPr>
+              <w:t>**后端技术**</w:t>
+            </w:r>
+          </w:p>
+        </w:tc>
+        <w:tc>
+          <w:tcPr>
+            <w:tcW w:type="dxa" w:w="2880"/>
+          </w:tcPr>
+          <w:p>
+            <w:r/>
+            <w:r>
+              <w:rPr>
+                <w:sz w:val="18"/>
+              </w:rPr>
+              <w:t>Spring Boot 3.x 是成熟的 Java Web 框架，社区活跃、文档丰富；JPA/Hibernate 提供完善的 ORM 支持；Maven 管理依赖便捷</w:t>
+            </w:r>
+          </w:p>
+        </w:tc>
+        <w:tc>
+          <w:tcPr>
+            <w:tcW w:type="dxa" w:w="2880"/>
+          </w:tcPr>
+          <w:p>
+            <w:r/>
+            <w:r>
+              <w:rPr>
+                <w:sz w:val="18"/>
+              </w:rPr>
+              <w:t>✅ 可行</w:t>
+            </w:r>
+          </w:p>
+        </w:tc>
+      </w:tr>
+      <w:tr>
+        <w:tc>
+          <w:tcPr>
+            <w:tcW w:type="dxa" w:w="2880"/>
+          </w:tcPr>
+          <w:p>
+            <w:r/>
+            <w:r>
+              <w:rPr>
+                <w:sz w:val="18"/>
+              </w:rPr>
+              <w:t>**前端技术**</w:t>
+            </w:r>
+          </w:p>
+        </w:tc>
+        <w:tc>
+          <w:tcPr>
+            <w:tcW w:type="dxa" w:w="2880"/>
+          </w:tcPr>
+          <w:p>
+            <w:r/>
+            <w:r>
+              <w:rPr>
+                <w:sz w:val="18"/>
+              </w:rPr>
+              <w:t>Vue 3 配合 Vite 构建工具，开发效率高；Composition API 代码组织清晰；Axios 封装 HTTP 请求成熟稳定</w:t>
+            </w:r>
+          </w:p>
+        </w:tc>
+        <w:tc>
+          <w:tcPr>
+            <w:tcW w:type="dxa" w:w="2880"/>
+          </w:tcPr>
+          <w:p>
+            <w:r/>
+            <w:r>
+              <w:rPr>
+                <w:sz w:val="18"/>
+              </w:rPr>
+              <w:t>✅ 可行</w:t>
+            </w:r>
+          </w:p>
+        </w:tc>
+      </w:tr>
+      <w:tr>
+        <w:tc>
+          <w:tcPr>
+            <w:tcW w:type="dxa" w:w="2880"/>
+          </w:tcPr>
+          <w:p>
+            <w:r/>
+            <w:r>
+              <w:rPr>
+                <w:sz w:val="18"/>
+              </w:rPr>
+              <w:t>**数据库**</w:t>
+            </w:r>
+          </w:p>
+        </w:tc>
+        <w:tc>
+          <w:tcPr>
+            <w:tcW w:type="dxa" w:w="2880"/>
+          </w:tcPr>
+          <w:p>
+            <w:r/>
+            <w:r>
+              <w:rPr>
+                <w:sz w:val="18"/>
+              </w:rPr>
+              <w:t>MySQL 8.0 是广泛使用的关系型数据库，支持事务、外键、索引等，完全满足中小规模数据存储需求</w:t>
+            </w:r>
+          </w:p>
+        </w:tc>
+        <w:tc>
+          <w:tcPr>
+            <w:tcW w:type="dxa" w:w="2880"/>
+          </w:tcPr>
+          <w:p>
+            <w:r/>
+            <w:r>
+              <w:rPr>
+                <w:sz w:val="18"/>
+              </w:rPr>
+              <w:t>✅ 可行</w:t>
+            </w:r>
+          </w:p>
+        </w:tc>
+      </w:tr>
+      <w:tr>
+        <w:tc>
+          <w:tcPr>
+            <w:tcW w:type="dxa" w:w="2880"/>
+          </w:tcPr>
+          <w:p>
+            <w:r/>
+            <w:r>
+              <w:rPr>
+                <w:sz w:val="18"/>
+              </w:rPr>
+              <w:t>**推荐算法**</w:t>
+            </w:r>
+          </w:p>
+        </w:tc>
+        <w:tc>
+          <w:tcPr>
+            <w:tcW w:type="dxa" w:w="2880"/>
+          </w:tcPr>
+          <w:p>
+            <w:r/>
+            <w:r>
+              <w:rPr>
+                <w:sz w:val="18"/>
+              </w:rPr>
+              <w:t>余弦相似度是标准的相似度计算方法，算法复杂度低（O(n²)），在猫咪数量 ≤ 100 时计算时间可控制在 1 秒以内</w:t>
+            </w:r>
+          </w:p>
+        </w:tc>
+        <w:tc>
+          <w:tcPr>
+            <w:tcW w:type="dxa" w:w="2880"/>
+          </w:tcPr>
+          <w:p>
+            <w:r/>
+            <w:r>
+              <w:rPr>
+                <w:sz w:val="18"/>
+              </w:rPr>
+              <w:t>✅ 可行</w:t>
+            </w:r>
+          </w:p>
+        </w:tc>
+      </w:tr>
+      <w:tr>
+        <w:tc>
+          <w:tcPr>
+            <w:tcW w:type="dxa" w:w="2880"/>
+          </w:tcPr>
+          <w:p>
+            <w:r/>
+            <w:r>
+              <w:rPr>
+                <w:sz w:val="18"/>
+              </w:rPr>
+              <w:t>**开发工具**</w:t>
+            </w:r>
+          </w:p>
+        </w:tc>
+        <w:tc>
+          <w:tcPr>
+            <w:tcW w:type="dxa" w:w="2880"/>
+          </w:tcPr>
+          <w:p>
+            <w:r/>
+            <w:r>
+              <w:rPr>
+                <w:sz w:val="18"/>
+              </w:rPr>
+              <w:t>JDK 17、Maven、Node.js、VS Code / IntelliJ IDEA 均为免费或开源工具</w:t>
+            </w:r>
+          </w:p>
+        </w:tc>
+        <w:tc>
+          <w:tcPr>
+            <w:tcW w:type="dxa" w:w="2880"/>
+          </w:tcPr>
+          <w:p>
+            <w:r/>
+            <w:r>
+              <w:rPr>
+                <w:sz w:val="18"/>
+              </w:rPr>
+              <w:t>✅ 可行</w:t>
+            </w:r>
+          </w:p>
+        </w:tc>
+      </w:tr>
+    </w:tbl>
+    <w:p/>
+    <w:p>
+      <w:pPr>
+        <w:pStyle w:val="Heading3"/>
+      </w:pPr>
+      <w:r>
+        <w:t>2.2 经济可行性</w:t>
+      </w:r>
+    </w:p>
+    <w:tbl>
+      <w:tblPr>
+        <w:tblStyle w:val="TableGrid"/>
+        <w:tblW w:type="auto" w:w="0"/>
+        <w:jc w:val="center"/>
+        <w:tblLook w:firstColumn="1" w:firstRow="1" w:lastColumn="0" w:lastRow="0" w:noHBand="0" w:noVBand="1" w:val="04A0"/>
+      </w:tblPr>
+      <w:tblGrid>
+        <w:gridCol w:w="2880"/>
+        <w:gridCol w:w="2880"/>
+        <w:gridCol w:w="2880"/>
+      </w:tblGrid>
+      <w:tr>
+        <w:tc>
+          <w:tcPr>
+            <w:tcW w:type="dxa" w:w="2880"/>
+            <w:shd w:fill="D9E2F3" w:val="clear"/>
+          </w:tcPr>
+          <w:p>
+            <w:r/>
+            <w:r>
+              <w:rPr>
+                <w:b/>
+                <w:sz w:val="18"/>
+              </w:rPr>
+              <w:t>项目</w:t>
+            </w:r>
+          </w:p>
+        </w:tc>
+        <w:tc>
+          <w:tcPr>
+            <w:tcW w:type="dxa" w:w="2880"/>
+            <w:shd w:fill="D9E2F3" w:val="clear"/>
+          </w:tcPr>
+          <w:p>
+            <w:r/>
+            <w:r>
+              <w:rPr>
+                <w:b/>
+                <w:sz w:val="18"/>
+              </w:rPr>
+              <w:t>说明</w:t>
+            </w:r>
+          </w:p>
+        </w:tc>
+        <w:tc>
+          <w:tcPr>
+            <w:tcW w:type="dxa" w:w="2880"/>
+            <w:shd w:fill="D9E2F3" w:val="clear"/>
+          </w:tcPr>
+          <w:p>
+            <w:r/>
+            <w:r>
+              <w:rPr>
+                <w:b/>
+                <w:sz w:val="18"/>
+              </w:rPr>
+              <w:t>预估费用</w:t>
+            </w:r>
+          </w:p>
+        </w:tc>
+      </w:tr>
+      <w:tr>
+        <w:tc>
+          <w:tcPr>
+            <w:tcW w:type="dxa" w:w="2880"/>
+          </w:tcPr>
+          <w:p>
+            <w:r/>
+            <w:r>
+              <w:rPr>
+                <w:sz w:val="18"/>
+              </w:rPr>
+              <w:t>**开发工具**</w:t>
+            </w:r>
+          </w:p>
+        </w:tc>
+        <w:tc>
+          <w:tcPr>
+            <w:tcW w:type="dxa" w:w="2880"/>
+          </w:tcPr>
+          <w:p>
+            <w:r/>
+            <w:r>
+              <w:rPr>
+                <w:sz w:val="18"/>
+              </w:rPr>
+              <w:t>JDK、Maven、VS Code、MySQL Community 均为免费</w:t>
+            </w:r>
+          </w:p>
+        </w:tc>
+        <w:tc>
+          <w:tcPr>
+            <w:tcW w:type="dxa" w:w="2880"/>
+          </w:tcPr>
+          <w:p>
+            <w:r/>
+            <w:r>
+              <w:rPr>
+                <w:sz w:val="18"/>
+              </w:rPr>
+              <w:t>¥0</w:t>
+            </w:r>
+          </w:p>
+        </w:tc>
+      </w:tr>
+      <w:tr>
+        <w:tc>
+          <w:tcPr>
+            <w:tcW w:type="dxa" w:w="2880"/>
+          </w:tcPr>
+          <w:p>
+            <w:r/>
+            <w:r>
+              <w:rPr>
+                <w:sz w:val="18"/>
+              </w:rPr>
+              <w:t>**运行环境**</w:t>
+            </w:r>
+          </w:p>
+        </w:tc>
+        <w:tc>
+          <w:tcPr>
+            <w:tcW w:type="dxa" w:w="2880"/>
+          </w:tcPr>
+          <w:p>
+            <w:r/>
+            <w:r>
+              <w:rPr>
+                <w:sz w:val="18"/>
+              </w:rPr>
+              <w:t>开发阶段使用本地环境；部署可选择学校服务器或云主机（阿里云学生机约 ¥100/年）</w:t>
+            </w:r>
+          </w:p>
+        </w:tc>
+        <w:tc>
+          <w:tcPr>
+            <w:tcW w:type="dxa" w:w="2880"/>
+          </w:tcPr>
+          <w:p>
+            <w:r/>
+            <w:r>
+              <w:rPr>
+                <w:sz w:val="18"/>
+              </w:rPr>
+              <w:t>¥0 ~ ¥100/年</w:t>
+            </w:r>
+          </w:p>
+        </w:tc>
+      </w:tr>
+      <w:tr>
+        <w:tc>
+          <w:tcPr>
+            <w:tcW w:type="dxa" w:w="2880"/>
+          </w:tcPr>
+          <w:p>
+            <w:r/>
+            <w:r>
+              <w:rPr>
+                <w:sz w:val="18"/>
+              </w:rPr>
+              <w:t>**第三方服务**</w:t>
+            </w:r>
+          </w:p>
+        </w:tc>
+        <w:tc>
+          <w:tcPr>
+            <w:tcW w:type="dxa" w:w="2880"/>
+          </w:tcPr>
+          <w:p>
+            <w:r/>
+            <w:r>
+              <w:rPr>
+                <w:sz w:val="18"/>
+              </w:rPr>
+              <w:t>无需商业授权或付费 API</w:t>
+            </w:r>
+          </w:p>
+        </w:tc>
+        <w:tc>
+          <w:tcPr>
+            <w:tcW w:type="dxa" w:w="2880"/>
+          </w:tcPr>
+          <w:p>
+            <w:r/>
+            <w:r>
+              <w:rPr>
+                <w:sz w:val="18"/>
+              </w:rPr>
+              <w:t>¥0</w:t>
+            </w:r>
+          </w:p>
+        </w:tc>
+      </w:tr>
+      <w:tr>
+        <w:tc>
+          <w:tcPr>
+            <w:tcW w:type="dxa" w:w="2880"/>
+          </w:tcPr>
+          <w:p>
+            <w:r/>
+            <w:r>
+              <w:rPr>
+                <w:sz w:val="18"/>
+              </w:rPr>
+              <w:t>**人力成本**</w:t>
+            </w:r>
+          </w:p>
+        </w:tc>
+        <w:tc>
+          <w:tcPr>
+            <w:tcW w:type="dxa" w:w="2880"/>
+          </w:tcPr>
+          <w:p>
+            <w:r/>
+            <w:r>
+              <w:rPr>
+                <w:sz w:val="18"/>
+              </w:rPr>
+              <w:t>课程项目，开发人员为在校学生</w:t>
+            </w:r>
+          </w:p>
+        </w:tc>
+        <w:tc>
+          <w:tcPr>
+            <w:tcW w:type="dxa" w:w="2880"/>
+          </w:tcPr>
+          <w:p>
+            <w:r/>
+            <w:r>
+              <w:rPr>
+                <w:sz w:val="18"/>
+              </w:rPr>
+              <w:t>¥0</w:t>
+            </w:r>
+          </w:p>
+        </w:tc>
+      </w:tr>
+    </w:tbl>
+    <w:p/>
+    <w:p>
+      <w:r/>
+      <w:r>
+        <w:rPr>
+          <w:b/>
+        </w:rPr>
+        <w:t>结论：</w:t>
+      </w:r>
+      <w:r>
+        <w:t xml:space="preserve"> 系统开发及运行成本极低，经济上完全可行。</w:t>
+      </w:r>
+    </w:p>
+    <w:p>
+      <w:pPr>
+        <w:pStyle w:val="Heading3"/>
+      </w:pPr>
+      <w:r>
+        <w:t>2.3 操作可行性</w:t>
+      </w:r>
+    </w:p>
+    <w:tbl>
+      <w:tblPr>
+        <w:tblStyle w:val="TableGrid"/>
+        <w:tblW w:type="auto" w:w="0"/>
+        <w:jc w:val="center"/>
+        <w:tblLook w:firstColumn="1" w:firstRow="1" w:lastColumn="0" w:lastRow="0" w:noHBand="0" w:noVBand="1" w:val="04A0"/>
+      </w:tblPr>
+      <w:tblGrid>
+        <w:gridCol w:w="4320"/>
+        <w:gridCol w:w="4320"/>
+      </w:tblGrid>
+      <w:tr>
+        <w:tc>
+          <w:tcPr>
+            <w:tcW w:type="dxa" w:w="4320"/>
+            <w:shd w:fill="D9E2F3" w:val="clear"/>
+          </w:tcPr>
+          <w:p>
+            <w:r/>
+            <w:r>
+              <w:rPr>
+                <w:b/>
+                <w:sz w:val="18"/>
+              </w:rPr>
+              <w:t>方面</w:t>
+            </w:r>
+          </w:p>
+        </w:tc>
+        <w:tc>
+          <w:tcPr>
+            <w:tcW w:type="dxa" w:w="4320"/>
+            <w:shd w:fill="D9E2F3" w:val="clear"/>
+          </w:tcPr>
+          <w:p>
+            <w:r/>
+            <w:r>
+              <w:rPr>
+                <w:b/>
+                <w:sz w:val="18"/>
+              </w:rPr>
+              <w:t>分析</w:t>
+            </w:r>
+          </w:p>
+        </w:tc>
+      </w:tr>
+      <w:tr>
+        <w:tc>
+          <w:tcPr>
+            <w:tcW w:type="dxa" w:w="4320"/>
+          </w:tcPr>
+          <w:p>
+            <w:r/>
+            <w:r>
+              <w:rPr>
+                <w:sz w:val="18"/>
+              </w:rPr>
+              <w:t>**用户操作**</w:t>
+            </w:r>
+          </w:p>
+        </w:tc>
+        <w:tc>
+          <w:tcPr>
+            <w:tcW w:type="dxa" w:w="4320"/>
+          </w:tcPr>
+          <w:p>
+            <w:r/>
+            <w:r>
+              <w:rPr>
+                <w:sz w:val="18"/>
+              </w:rPr>
+              <w:t>Web 界面简洁直观，操作路径不超过 3 步；猫咪详情页、信息编辑页布局清晰；无需培训即可上手</w:t>
+            </w:r>
+          </w:p>
+        </w:tc>
+      </w:tr>
+      <w:tr>
+        <w:tc>
+          <w:tcPr>
+            <w:tcW w:type="dxa" w:w="4320"/>
+          </w:tcPr>
+          <w:p>
+            <w:r/>
+            <w:r>
+              <w:rPr>
+                <w:sz w:val="18"/>
+              </w:rPr>
+              <w:t>**浏览器访问**</w:t>
+            </w:r>
+          </w:p>
+        </w:tc>
+        <w:tc>
+          <w:tcPr>
+            <w:tcW w:type="dxa" w:w="4320"/>
+          </w:tcPr>
+          <w:p>
+            <w:r/>
+            <w:r>
+              <w:rPr>
+                <w:sz w:val="18"/>
+              </w:rPr>
+              <w:t>无需安装客户端，通过 Chrome / Edge / Firefox 等现代浏览器即可访问</w:t>
+            </w:r>
+          </w:p>
+        </w:tc>
+      </w:tr>
+      <w:tr>
+        <w:tc>
+          <w:tcPr>
+            <w:tcW w:type="dxa" w:w="4320"/>
+          </w:tcPr>
+          <w:p>
+            <w:r/>
+            <w:r>
+              <w:rPr>
+                <w:sz w:val="18"/>
+              </w:rPr>
+              <w:t>**管理员操作**</w:t>
+            </w:r>
+          </w:p>
+        </w:tc>
+        <w:tc>
+          <w:tcPr>
+            <w:tcW w:type="dxa" w:w="4320"/>
+          </w:tcPr>
+          <w:p>
+            <w:r/>
+            <w:r>
+              <w:rPr>
+                <w:sz w:val="18"/>
+              </w:rPr>
+              <w:t>管理操作（照片审核、评论管理）与日常操作在同一界面完成，学习成本低</w:t>
+            </w:r>
+          </w:p>
+        </w:tc>
+      </w:tr>
+      <w:tr>
+        <w:tc>
+          <w:tcPr>
+            <w:tcW w:type="dxa" w:w="4320"/>
+          </w:tcPr>
+          <w:p>
+            <w:r/>
+            <w:r>
+              <w:rPr>
+                <w:sz w:val="18"/>
+              </w:rPr>
+              <w:t>**部署维护**</w:t>
+            </w:r>
+          </w:p>
+        </w:tc>
+        <w:tc>
+          <w:tcPr>
+            <w:tcW w:type="dxa" w:w="4320"/>
+          </w:tcPr>
+          <w:p>
+            <w:r/>
+            <w:r>
+              <w:rPr>
+                <w:sz w:val="18"/>
+              </w:rPr>
+              <w:t>Spring Boot 内置 Tomcat，java -jar 即可启动；数据库初始化脚本已提供</w:t>
+            </w:r>
+          </w:p>
+        </w:tc>
+      </w:tr>
+    </w:tbl>
+    <w:p/>
+    <w:p>
+      <w:r/>
+      <w:r>
+        <w:rPr>
+          <w:b/>
+        </w:rPr>
+        <w:t>结论：</w:t>
+      </w:r>
+      <w:r>
+        <w:t xml:space="preserve"> 系统操作门槛低，用户和管理员均可快速上手使用。</w:t>
+      </w:r>
+    </w:p>
+    <w:p>
+      <w:pPr>
+        <w:pStyle w:val="Heading3"/>
+      </w:pPr>
+      <w:r>
+        <w:t>2.4 法律与可行性</w:t>
+      </w:r>
+    </w:p>
+    <w:tbl>
+      <w:tblPr>
+        <w:tblStyle w:val="TableGrid"/>
+        <w:tblW w:type="auto" w:w="0"/>
+        <w:jc w:val="center"/>
+        <w:tblLook w:firstColumn="1" w:firstRow="1" w:lastColumn="0" w:lastRow="0" w:noHBand="0" w:noVBand="1" w:val="04A0"/>
+      </w:tblPr>
+      <w:tblGrid>
+        <w:gridCol w:w="4320"/>
+        <w:gridCol w:w="4320"/>
+      </w:tblGrid>
+      <w:tr>
+        <w:tc>
+          <w:tcPr>
+            <w:tcW w:type="dxa" w:w="4320"/>
+            <w:shd w:fill="D9E2F3" w:val="clear"/>
+          </w:tcPr>
+          <w:p>
+            <w:r/>
+            <w:r>
+              <w:rPr>
+                <w:b/>
+                <w:sz w:val="18"/>
+              </w:rPr>
+              <w:t>方面</w:t>
+            </w:r>
+          </w:p>
+        </w:tc>
+        <w:tc>
+          <w:tcPr>
+            <w:tcW w:type="dxa" w:w="4320"/>
+            <w:shd w:fill="D9E2F3" w:val="clear"/>
+          </w:tcPr>
+          <w:p>
+            <w:r/>
+            <w:r>
+              <w:rPr>
+                <w:b/>
+                <w:sz w:val="18"/>
+              </w:rPr>
+              <w:t>分析</w:t>
+            </w:r>
+          </w:p>
+        </w:tc>
+      </w:tr>
+      <w:tr>
+        <w:tc>
+          <w:tcPr>
+            <w:tcW w:type="dxa" w:w="4320"/>
+          </w:tcPr>
+          <w:p>
+            <w:r/>
+            <w:r>
+              <w:rPr>
+                <w:sz w:val="18"/>
+              </w:rPr>
+              <w:t>**开源合规**</w:t>
+            </w:r>
+          </w:p>
+        </w:tc>
+        <w:tc>
+          <w:tcPr>
+            <w:tcW w:type="dxa" w:w="4320"/>
+          </w:tcPr>
+          <w:p>
+            <w:r/>
+            <w:r>
+              <w:rPr>
+                <w:sz w:val="18"/>
+              </w:rPr>
+              <w:t>参考的中大猫谱项目采用 MIT 开源协议，本系统在架构参考和功能借鉴上合规</w:t>
+            </w:r>
+          </w:p>
+        </w:tc>
+      </w:tr>
+      <w:tr>
+        <w:tc>
+          <w:tcPr>
+            <w:tcW w:type="dxa" w:w="4320"/>
+          </w:tcPr>
+          <w:p>
+            <w:r/>
+            <w:r>
+              <w:rPr>
+                <w:sz w:val="18"/>
+              </w:rPr>
+              <w:t>**内容合规**</w:t>
+            </w:r>
+          </w:p>
+        </w:tc>
+        <w:tc>
+          <w:tcPr>
+            <w:tcW w:type="dxa" w:w="4320"/>
+          </w:tcPr>
+          <w:p>
+            <w:r/>
+            <w:r>
+              <w:rPr>
+                <w:sz w:val="18"/>
+              </w:rPr>
+              <w:t>猫咪照片为师生自愿上传，不涉及个人隐私泄露；系统设置照片审核机制，确保内容安全</w:t>
+            </w:r>
+          </w:p>
+        </w:tc>
+      </w:tr>
+      <w:tr>
+        <w:tc>
+          <w:tcPr>
+            <w:tcW w:type="dxa" w:w="4320"/>
+          </w:tcPr>
+          <w:p>
+            <w:r/>
+            <w:r>
+              <w:rPr>
+                <w:sz w:val="18"/>
+              </w:rPr>
+              <w:t>**数据安全**</w:t>
+            </w:r>
+          </w:p>
+        </w:tc>
+        <w:tc>
+          <w:tcPr>
+            <w:tcW w:type="dxa" w:w="4320"/>
+          </w:tcPr>
+          <w:p>
+            <w:r/>
+            <w:r>
+              <w:rPr>
+                <w:sz w:val="18"/>
+              </w:rPr>
+              <w:t>用户密码采用 BCrypt 加密存储，API 请求通过 JWT Token 鉴权，保障数据安全</w:t>
+            </w:r>
+          </w:p>
+        </w:tc>
+      </w:tr>
+      <w:tr>
+        <w:tc>
+          <w:tcPr>
+            <w:tcW w:type="dxa" w:w="4320"/>
+          </w:tcPr>
+          <w:p>
+            <w:r/>
+            <w:r>
+              <w:rPr>
+                <w:sz w:val="18"/>
+              </w:rPr>
+              <w:t>**校园规范**</w:t>
+            </w:r>
+          </w:p>
+        </w:tc>
+        <w:tc>
+          <w:tcPr>
+            <w:tcW w:type="dxa" w:w="4320"/>
+          </w:tcPr>
+          <w:p>
+            <w:r/>
+            <w:r>
+              <w:rPr>
+                <w:sz w:val="18"/>
+              </w:rPr>
+              <w:t>系统内容聚焦校园猫咪信息管理，符合校园文化建设和学生社团活动的规范范围</w:t>
+            </w:r>
+          </w:p>
+        </w:tc>
+      </w:tr>
+    </w:tbl>
+    <w:p/>
+    <w:p>
+      <w:r/>
+      <w:r>
+        <w:rPr>
+          <w:b/>
+        </w:rPr>
+        <w:t>结论：</w:t>
+      </w:r>
+      <w:r>
+        <w:t xml:space="preserve"> 项目在法律和校园规范层面均无明显风险。</w:t>
+      </w:r>
+    </w:p>
+    <w:p>
+      <w:pPr>
+        <w:spacing w:before="120" w:after="120"/>
+        <w:pBdr>
+          <w:bottom w:val="single" w:sz="6" w:space="1" w:color="999999"/>
+        </w:pBdr>
+      </w:pPr>
+    </w:p>
+    <w:p>
+      <w:pPr>
+        <w:pStyle w:val="Heading2"/>
+      </w:pPr>
+      <w:r>
+        <w:t>3. 需求分析</w:t>
+      </w:r>
+    </w:p>
+    <w:p>
+      <w:pPr>
+        <w:pStyle w:val="Heading3"/>
+      </w:pPr>
+      <w:r>
+        <w:t>3.1 运行环境与限制</w:t>
+      </w:r>
+    </w:p>
+    <w:p>
+      <w:pPr>
+        <w:pStyle w:val="Heading4"/>
+      </w:pPr>
+      <w:r>
+        <w:t>运行环境</w:t>
+      </w:r>
+    </w:p>
+    <w:p>
+      <w:pPr>
+        <w:pStyle w:val="ListBullet"/>
+      </w:pPr>
+      <w:r/>
+      <w:r>
+        <w:rPr>
+          <w:b/>
+        </w:rPr>
+        <w:t>后端运行环境：</w:t>
+      </w:r>
+      <w:r>
+        <w:t xml:space="preserve"> JDK 17 + MySQL 8.0</w:t>
+      </w:r>
+    </w:p>
+    <w:p>
+      <w:pPr>
+        <w:pStyle w:val="ListBullet"/>
+      </w:pPr>
+      <w:r/>
+      <w:r>
+        <w:rPr>
+          <w:b/>
+        </w:rPr>
+        <w:t>前端运行环境：</w:t>
+      </w:r>
+      <w:r>
+        <w:t xml:space="preserve"> 现代浏览器（Chrome / Edge / Firefox）</w:t>
+      </w:r>
+    </w:p>
+    <w:p>
+      <w:pPr>
+        <w:pStyle w:val="ListBullet"/>
+      </w:pPr>
+      <w:r/>
+      <w:r>
+        <w:rPr>
+          <w:b/>
+        </w:rPr>
+        <w:t>开发框架：</w:t>
+      </w:r>
+      <w:r>
+        <w:t xml:space="preserve"> Spring Boot 3.4.5 + Vue 3</w:t>
+      </w:r>
+    </w:p>
+    <w:p>
+      <w:pPr>
+        <w:pStyle w:val="Heading4"/>
+      </w:pPr>
+      <w:r>
+        <w:t>条件与限制</w:t>
+      </w:r>
+    </w:p>
+    <w:p>
+      <w:r>
+        <w:t>1. 系统为 Web 应用，无需安装客户端</w:t>
+      </w:r>
+    </w:p>
+    <w:p>
+      <w:r>
+        <w:t>2. 用户需联网访问</w:t>
+      </w:r>
+    </w:p>
+    <w:p>
+      <w:r>
+        <w:t>3. 图片存储使用本地文件系统</w:t>
+      </w:r>
+    </w:p>
+    <w:p>
+      <w:pPr>
+        <w:pStyle w:val="Heading3"/>
+      </w:pPr>
+      <w:r>
+        <w:t>3.2 用例图</w:t>
+      </w:r>
+    </w:p>
+    <w:p>
+      <w:r>
+        <w:t>系统参与者包括三类角色：访客（未登录用户）、已登录用户（含特邀用户 VERIFIED）、管理员（ADMIN）。各参与者拥有的用例如下图所示。</w:t>
+      </w:r>
+    </w:p>
+    <w:p>
+      <w:pPr>
+        <w:jc w:val="center"/>
+      </w:pPr>
+      <w:r>
+        <w:drawing>
+          <wp:inline xmlns:a="http://schemas.openxmlformats.org/drawingml/2006/main" xmlns:pic="http://schemas.openxmlformats.org/drawingml/2006/picture">
+            <wp:extent cx="5029200" cy="3591687"/>
+            <wp:docPr id="1" name="Picture 1"/>
+            <wp:cNvGraphicFramePr>
+              <a:graphicFrameLocks noChangeAspect="1"/>
+            </wp:cNvGraphicFramePr>
+            <a:graphic>
+              <a:graphicData uri="http://schemas.openxmlformats.org/drawingml/2006/picture">
+                <pic:pic>
+                  <pic:nvPicPr>
+                    <pic:cNvPr id="0" name="tmpv007snbo.png"/>
+                    <pic:cNvPicPr/>
+                  </pic:nvPicPr>
+                  <pic:blipFill>
+                    <a:blip r:embed="rId9"/>
+                    <a:stretch>
+                      <a:fillRect/>
+                    </a:stretch>
+                  </pic:blipFill>
+                  <pic:spPr>
+                    <a:xfrm>
+                      <a:off x="0" y="0"/>
+                      <a:ext cx="5029200" cy="3591687"/>
+                    </a:xfrm>
+                    <a:prstGeom prst="rect"/>
+                  </pic:spPr>
+                </pic:pic>
+              </a:graphicData>
+            </a:graphic>
+          </wp:inline>
+        </w:drawing>
+      </w:r>
+    </w:p>
+    <w:p>
+      <w:r>
+        <w:t>用例说明：</w:t>
+      </w:r>
+    </w:p>
+    <w:tbl>
+      <w:tblPr>
+        <w:tblStyle w:val="TableGrid"/>
+        <w:tblW w:type="auto" w:w="0"/>
+        <w:jc w:val="center"/>
+        <w:tblLook w:firstColumn="1" w:firstRow="1" w:lastColumn="0" w:lastRow="0" w:noHBand="0" w:noVBand="1" w:val="04A0"/>
+      </w:tblPr>
+      <w:tblGrid>
+        <w:gridCol w:w="2160"/>
+        <w:gridCol w:w="2160"/>
+        <w:gridCol w:w="2160"/>
+        <w:gridCol w:w="2160"/>
+      </w:tblGrid>
+      <w:tr>
+        <w:tc>
+          <w:tcPr>
+            <w:tcW w:type="dxa" w:w="2160"/>
+            <w:shd w:fill="D9E2F3" w:val="clear"/>
+          </w:tcPr>
+          <w:p>
+            <w:r/>
+            <w:r>
+              <w:rPr>
+                <w:b/>
+                <w:sz w:val="18"/>
+              </w:rPr>
+              <w:t>用例编号</w:t>
+            </w:r>
+          </w:p>
+        </w:tc>
+        <w:tc>
+          <w:tcPr>
+            <w:tcW w:type="dxa" w:w="2160"/>
+            <w:shd w:fill="D9E2F3" w:val="clear"/>
+          </w:tcPr>
+          <w:p>
+            <w:r/>
+            <w:r>
+              <w:rPr>
+                <w:b/>
+                <w:sz w:val="18"/>
+              </w:rPr>
+              <w:t>用例名称</w:t>
+            </w:r>
+          </w:p>
+        </w:tc>
+        <w:tc>
+          <w:tcPr>
+            <w:tcW w:type="dxa" w:w="2160"/>
+            <w:shd w:fill="D9E2F3" w:val="clear"/>
+          </w:tcPr>
+          <w:p>
+            <w:r/>
+            <w:r>
+              <w:rPr>
+                <w:b/>
+                <w:sz w:val="18"/>
+              </w:rPr>
+              <w:t>参与者</w:t>
+            </w:r>
+          </w:p>
+        </w:tc>
+        <w:tc>
+          <w:tcPr>
+            <w:tcW w:type="dxa" w:w="2160"/>
+            <w:shd w:fill="D9E2F3" w:val="clear"/>
+          </w:tcPr>
+          <w:p>
+            <w:r/>
+            <w:r>
+              <w:rPr>
+                <w:b/>
+                <w:sz w:val="18"/>
+              </w:rPr>
+              <w:t>简要描述</w:t>
+            </w:r>
+          </w:p>
+        </w:tc>
+      </w:tr>
+      <w:tr>
+        <w:tc>
+          <w:tcPr>
+            <w:tcW w:type="dxa" w:w="2160"/>
+          </w:tcPr>
+          <w:p>
+            <w:r/>
+            <w:r>
+              <w:rPr>
+                <w:sz w:val="18"/>
+              </w:rPr>
+              <w:t>UC01</w:t>
+            </w:r>
+          </w:p>
+        </w:tc>
+        <w:tc>
+          <w:tcPr>
+            <w:tcW w:type="dxa" w:w="2160"/>
+          </w:tcPr>
+          <w:p>
+            <w:r/>
+            <w:r>
+              <w:rPr>
+                <w:sz w:val="18"/>
+              </w:rPr>
+              <w:t>注册账号</w:t>
+            </w:r>
+          </w:p>
+        </w:tc>
+        <w:tc>
+          <w:tcPr>
+            <w:tcW w:type="dxa" w:w="2160"/>
+          </w:tcPr>
+          <w:p>
+            <w:r/>
+            <w:r>
+              <w:rPr>
+                <w:sz w:val="18"/>
+              </w:rPr>
+              <w:t>访客</w:t>
+            </w:r>
+          </w:p>
+        </w:tc>
+        <w:tc>
+          <w:tcPr>
+            <w:tcW w:type="dxa" w:w="2160"/>
+          </w:tcPr>
+          <w:p>
+            <w:r/>
+            <w:r>
+              <w:rPr>
+                <w:sz w:val="18"/>
+              </w:rPr>
+              <w:t>填写用户名、密码、邮箱注册新账号</w:t>
+            </w:r>
+          </w:p>
+        </w:tc>
+      </w:tr>
+      <w:tr>
+        <w:tc>
+          <w:tcPr>
+            <w:tcW w:type="dxa" w:w="2160"/>
+          </w:tcPr>
+          <w:p>
+            <w:r/>
+            <w:r>
+              <w:rPr>
+                <w:sz w:val="18"/>
+              </w:rPr>
+              <w:t>UC02</w:t>
+            </w:r>
+          </w:p>
+        </w:tc>
+        <w:tc>
+          <w:tcPr>
+            <w:tcW w:type="dxa" w:w="2160"/>
+          </w:tcPr>
+          <w:p>
+            <w:r/>
+            <w:r>
+              <w:rPr>
+                <w:sz w:val="18"/>
+              </w:rPr>
+              <w:t>浏览猫咪列表</w:t>
+            </w:r>
+          </w:p>
+        </w:tc>
+        <w:tc>
+          <w:tcPr>
+            <w:tcW w:type="dxa" w:w="2160"/>
+          </w:tcPr>
+          <w:p>
+            <w:r/>
+            <w:r>
+              <w:rPr>
+                <w:sz w:val="18"/>
+              </w:rPr>
+              <w:t>访客、用户</w:t>
+            </w:r>
+          </w:p>
+        </w:tc>
+        <w:tc>
+          <w:tcPr>
+            <w:tcW w:type="dxa" w:w="2160"/>
+          </w:tcPr>
+          <w:p>
+            <w:r/>
+            <w:r>
+              <w:rPr>
+                <w:sz w:val="18"/>
+              </w:rPr>
+              <w:t>按状态 Tab 分类、毛色分类浏览猫咪</w:t>
+            </w:r>
+          </w:p>
+        </w:tc>
+      </w:tr>
+      <w:tr>
+        <w:tc>
+          <w:tcPr>
+            <w:tcW w:type="dxa" w:w="2160"/>
+          </w:tcPr>
+          <w:p>
+            <w:r/>
+            <w:r>
+              <w:rPr>
+                <w:sz w:val="18"/>
+              </w:rPr>
+              <w:t>UC03</w:t>
+            </w:r>
+          </w:p>
+        </w:tc>
+        <w:tc>
+          <w:tcPr>
+            <w:tcW w:type="dxa" w:w="2160"/>
+          </w:tcPr>
+          <w:p>
+            <w:r/>
+            <w:r>
+              <w:rPr>
+                <w:sz w:val="18"/>
+              </w:rPr>
+              <w:t>搜索猫咪</w:t>
+            </w:r>
+          </w:p>
+        </w:tc>
+        <w:tc>
+          <w:tcPr>
+            <w:tcW w:type="dxa" w:w="2160"/>
+          </w:tcPr>
+          <w:p>
+            <w:r/>
+            <w:r>
+              <w:rPr>
+                <w:sz w:val="18"/>
+              </w:rPr>
+              <w:t>访客、用户</w:t>
+            </w:r>
+          </w:p>
+        </w:tc>
+        <w:tc>
+          <w:tcPr>
+            <w:tcW w:type="dxa" w:w="2160"/>
+          </w:tcPr>
+          <w:p>
+            <w:r/>
+            <w:r>
+              <w:rPr>
+                <w:sz w:val="18"/>
+              </w:rPr>
+              <w:t>按关键词/条件搜索猫咪</w:t>
+            </w:r>
+          </w:p>
+        </w:tc>
+      </w:tr>
+      <w:tr>
+        <w:tc>
+          <w:tcPr>
+            <w:tcW w:type="dxa" w:w="2160"/>
+          </w:tcPr>
+          <w:p>
+            <w:r/>
+            <w:r>
+              <w:rPr>
+                <w:sz w:val="18"/>
+              </w:rPr>
+              <w:t>UC04</w:t>
+            </w:r>
+          </w:p>
+        </w:tc>
+        <w:tc>
+          <w:tcPr>
+            <w:tcW w:type="dxa" w:w="2160"/>
+          </w:tcPr>
+          <w:p>
+            <w:r/>
+            <w:r>
+              <w:rPr>
+                <w:sz w:val="18"/>
+              </w:rPr>
+              <w:t>查看猫咪详情</w:t>
+            </w:r>
+          </w:p>
+        </w:tc>
+        <w:tc>
+          <w:tcPr>
+            <w:tcW w:type="dxa" w:w="2160"/>
+          </w:tcPr>
+          <w:p>
+            <w:r/>
+            <w:r>
+              <w:rPr>
+                <w:sz w:val="18"/>
+              </w:rPr>
+              <w:t>访客、用户</w:t>
+            </w:r>
+          </w:p>
+        </w:tc>
+        <w:tc>
+          <w:tcPr>
+            <w:tcW w:type="dxa" w:w="2160"/>
+          </w:tcPr>
+          <w:p>
+            <w:r/>
+            <w:r>
+              <w:rPr>
+                <w:sz w:val="18"/>
+              </w:rPr>
+              <w:t>查看猫咪信息、照片、留言及推荐</w:t>
+            </w:r>
+          </w:p>
+        </w:tc>
+      </w:tr>
+      <w:tr>
+        <w:tc>
+          <w:tcPr>
+            <w:tcW w:type="dxa" w:w="2160"/>
+          </w:tcPr>
+          <w:p>
+            <w:r/>
+            <w:r>
+              <w:rPr>
+                <w:sz w:val="18"/>
+              </w:rPr>
+              <w:t>UC05</w:t>
+            </w:r>
+          </w:p>
+        </w:tc>
+        <w:tc>
+          <w:tcPr>
+            <w:tcW w:type="dxa" w:w="2160"/>
+          </w:tcPr>
+          <w:p>
+            <w:r/>
+            <w:r>
+              <w:rPr>
+                <w:sz w:val="18"/>
+              </w:rPr>
+              <w:t>用户登录</w:t>
+            </w:r>
+          </w:p>
+        </w:tc>
+        <w:tc>
+          <w:tcPr>
+            <w:tcW w:type="dxa" w:w="2160"/>
+          </w:tcPr>
+          <w:p>
+            <w:r/>
+            <w:r>
+              <w:rPr>
+                <w:sz w:val="18"/>
+              </w:rPr>
+              <w:t>用户</w:t>
+            </w:r>
+          </w:p>
+        </w:tc>
+        <w:tc>
+          <w:tcPr>
+            <w:tcW w:type="dxa" w:w="2160"/>
+          </w:tcPr>
+          <w:p>
+            <w:r/>
+            <w:r>
+              <w:rPr>
+                <w:sz w:val="18"/>
+              </w:rPr>
+              <w:t>输入用户名密码，获取 JWT Token</w:t>
+            </w:r>
+          </w:p>
+        </w:tc>
+      </w:tr>
+      <w:tr>
+        <w:tc>
+          <w:tcPr>
+            <w:tcW w:type="dxa" w:w="2160"/>
+          </w:tcPr>
+          <w:p>
+            <w:r/>
+            <w:r>
+              <w:rPr>
+                <w:sz w:val="18"/>
+              </w:rPr>
+              <w:t>UC06</w:t>
+            </w:r>
+          </w:p>
+        </w:tc>
+        <w:tc>
+          <w:tcPr>
+            <w:tcW w:type="dxa" w:w="2160"/>
+          </w:tcPr>
+          <w:p>
+            <w:r/>
+            <w:r>
+              <w:rPr>
+                <w:sz w:val="18"/>
+              </w:rPr>
+              <w:t>添加猫咪</w:t>
+            </w:r>
+          </w:p>
+        </w:tc>
+        <w:tc>
+          <w:tcPr>
+            <w:tcW w:type="dxa" w:w="2160"/>
+          </w:tcPr>
+          <w:p>
+            <w:r/>
+            <w:r>
+              <w:rPr>
+                <w:sz w:val="18"/>
+              </w:rPr>
+              <w:t>用户</w:t>
+            </w:r>
+          </w:p>
+        </w:tc>
+        <w:tc>
+          <w:tcPr>
+            <w:tcW w:type="dxa" w:w="2160"/>
+          </w:tcPr>
+          <w:p>
+            <w:r/>
+            <w:r>
+              <w:rPr>
+                <w:sz w:val="18"/>
+              </w:rPr>
+              <w:t>添加新的猫咪档案</w:t>
+            </w:r>
+          </w:p>
+        </w:tc>
+      </w:tr>
+      <w:tr>
+        <w:tc>
+          <w:tcPr>
+            <w:tcW w:type="dxa" w:w="2160"/>
+          </w:tcPr>
+          <w:p>
+            <w:r/>
+            <w:r>
+              <w:rPr>
+                <w:sz w:val="18"/>
+              </w:rPr>
+              <w:t>UC07</w:t>
+            </w:r>
+          </w:p>
+        </w:tc>
+        <w:tc>
+          <w:tcPr>
+            <w:tcW w:type="dxa" w:w="2160"/>
+          </w:tcPr>
+          <w:p>
+            <w:r/>
+            <w:r>
+              <w:rPr>
+                <w:sz w:val="18"/>
+              </w:rPr>
+              <w:t>编辑/删除猫咪</w:t>
+            </w:r>
+          </w:p>
+        </w:tc>
+        <w:tc>
+          <w:tcPr>
+            <w:tcW w:type="dxa" w:w="2160"/>
+          </w:tcPr>
+          <w:p>
+            <w:r/>
+            <w:r>
+              <w:rPr>
+                <w:sz w:val="18"/>
+              </w:rPr>
+              <w:t>用户</w:t>
+            </w:r>
+          </w:p>
+        </w:tc>
+        <w:tc>
+          <w:tcPr>
+            <w:tcW w:type="dxa" w:w="2160"/>
+          </w:tcPr>
+          <w:p>
+            <w:r/>
+            <w:r>
+              <w:rPr>
+                <w:sz w:val="18"/>
+              </w:rPr>
+              <w:t>编辑或删除自己创建的猫咪档案</w:t>
+            </w:r>
+          </w:p>
+        </w:tc>
+      </w:tr>
+      <w:tr>
+        <w:tc>
+          <w:tcPr>
+            <w:tcW w:type="dxa" w:w="2160"/>
+          </w:tcPr>
+          <w:p>
+            <w:r/>
+            <w:r>
+              <w:rPr>
+                <w:sz w:val="18"/>
+              </w:rPr>
+              <w:t>UC08</w:t>
+            </w:r>
+          </w:p>
+        </w:tc>
+        <w:tc>
+          <w:tcPr>
+            <w:tcW w:type="dxa" w:w="2160"/>
+          </w:tcPr>
+          <w:p>
+            <w:r/>
+            <w:r>
+              <w:rPr>
+                <w:sz w:val="18"/>
+              </w:rPr>
+              <w:t>上传照片</w:t>
+            </w:r>
+          </w:p>
+        </w:tc>
+        <w:tc>
+          <w:tcPr>
+            <w:tcW w:type="dxa" w:w="2160"/>
+          </w:tcPr>
+          <w:p>
+            <w:r/>
+            <w:r>
+              <w:rPr>
+                <w:sz w:val="18"/>
+              </w:rPr>
+              <w:t>用户</w:t>
+            </w:r>
+          </w:p>
+        </w:tc>
+        <w:tc>
+          <w:tcPr>
+            <w:tcW w:type="dxa" w:w="2160"/>
+          </w:tcPr>
+          <w:p>
+            <w:r/>
+            <w:r>
+              <w:rPr>
+                <w:sz w:val="18"/>
+              </w:rPr>
+              <w:t>上传猫咪照片（待审核）</w:t>
+            </w:r>
+          </w:p>
+        </w:tc>
+      </w:tr>
+      <w:tr>
+        <w:tc>
+          <w:tcPr>
+            <w:tcW w:type="dxa" w:w="2160"/>
+          </w:tcPr>
+          <w:p>
+            <w:r/>
+            <w:r>
+              <w:rPr>
+                <w:sz w:val="18"/>
+              </w:rPr>
+              <w:t>UC09</w:t>
+            </w:r>
+          </w:p>
+        </w:tc>
+        <w:tc>
+          <w:tcPr>
+            <w:tcW w:type="dxa" w:w="2160"/>
+          </w:tcPr>
+          <w:p>
+            <w:r/>
+            <w:r>
+              <w:rPr>
+                <w:sz w:val="18"/>
+              </w:rPr>
+              <w:t>点赞照片</w:t>
+            </w:r>
+          </w:p>
+        </w:tc>
+        <w:tc>
+          <w:tcPr>
+            <w:tcW w:type="dxa" w:w="2160"/>
+          </w:tcPr>
+          <w:p>
+            <w:r/>
+            <w:r>
+              <w:rPr>
+                <w:sz w:val="18"/>
+              </w:rPr>
+              <w:t>用户</w:t>
+            </w:r>
+          </w:p>
+        </w:tc>
+        <w:tc>
+          <w:tcPr>
+            <w:tcW w:type="dxa" w:w="2160"/>
+          </w:tcPr>
+          <w:p>
+            <w:r/>
+            <w:r>
+              <w:rPr>
+                <w:sz w:val="18"/>
+              </w:rPr>
+              <w:t>对已审核通过的照片点赞/取消</w:t>
+            </w:r>
+          </w:p>
+        </w:tc>
+      </w:tr>
+      <w:tr>
+        <w:tc>
+          <w:tcPr>
+            <w:tcW w:type="dxa" w:w="2160"/>
+          </w:tcPr>
+          <w:p>
+            <w:r/>
+            <w:r>
+              <w:rPr>
+                <w:sz w:val="18"/>
+              </w:rPr>
+              <w:t>UC10</w:t>
+            </w:r>
+          </w:p>
+        </w:tc>
+        <w:tc>
+          <w:tcPr>
+            <w:tcW w:type="dxa" w:w="2160"/>
+          </w:tcPr>
+          <w:p>
+            <w:r/>
+            <w:r>
+              <w:rPr>
+                <w:sz w:val="18"/>
+              </w:rPr>
+              <w:t>发表评论</w:t>
+            </w:r>
+          </w:p>
+        </w:tc>
+        <w:tc>
+          <w:tcPr>
+            <w:tcW w:type="dxa" w:w="2160"/>
+          </w:tcPr>
+          <w:p>
+            <w:r/>
+            <w:r>
+              <w:rPr>
+                <w:sz w:val="18"/>
+              </w:rPr>
+              <w:t>用户</w:t>
+            </w:r>
+          </w:p>
+        </w:tc>
+        <w:tc>
+          <w:tcPr>
+            <w:tcW w:type="dxa" w:w="2160"/>
+          </w:tcPr>
+          <w:p>
+            <w:r/>
+            <w:r>
+              <w:rPr>
+                <w:sz w:val="18"/>
+              </w:rPr>
+              <w:t>在猫咪详情页发表留言评论</w:t>
+            </w:r>
+          </w:p>
+        </w:tc>
+      </w:tr>
+      <w:tr>
+        <w:tc>
+          <w:tcPr>
+            <w:tcW w:type="dxa" w:w="2160"/>
+          </w:tcPr>
+          <w:p>
+            <w:r/>
+            <w:r>
+              <w:rPr>
+                <w:sz w:val="18"/>
+              </w:rPr>
+              <w:t>UC11</w:t>
+            </w:r>
+          </w:p>
+        </w:tc>
+        <w:tc>
+          <w:tcPr>
+            <w:tcW w:type="dxa" w:w="2160"/>
+          </w:tcPr>
+          <w:p>
+            <w:r/>
+            <w:r>
+              <w:rPr>
+                <w:sz w:val="18"/>
+              </w:rPr>
+              <w:t>关注猫咪</w:t>
+            </w:r>
+          </w:p>
+        </w:tc>
+        <w:tc>
+          <w:tcPr>
+            <w:tcW w:type="dxa" w:w="2160"/>
+          </w:tcPr>
+          <w:p>
+            <w:r/>
+            <w:r>
+              <w:rPr>
+                <w:sz w:val="18"/>
+              </w:rPr>
+              <w:t>用户</w:t>
+            </w:r>
+          </w:p>
+        </w:tc>
+        <w:tc>
+          <w:tcPr>
+            <w:tcW w:type="dxa" w:w="2160"/>
+          </w:tcPr>
+          <w:p>
+            <w:r/>
+            <w:r>
+              <w:rPr>
+                <w:sz w:val="18"/>
+              </w:rPr>
+              <w:t>关注/取消关注猫咪</w:t>
+            </w:r>
+          </w:p>
+        </w:tc>
+      </w:tr>
+      <w:tr>
+        <w:tc>
+          <w:tcPr>
+            <w:tcW w:type="dxa" w:w="2160"/>
+          </w:tcPr>
+          <w:p>
+            <w:r/>
+            <w:r>
+              <w:rPr>
+                <w:sz w:val="18"/>
+              </w:rPr>
+              <w:t>UC12</w:t>
+            </w:r>
+          </w:p>
+        </w:tc>
+        <w:tc>
+          <w:tcPr>
+            <w:tcW w:type="dxa" w:w="2160"/>
+          </w:tcPr>
+          <w:p>
+            <w:r/>
+            <w:r>
+              <w:rPr>
+                <w:sz w:val="18"/>
+              </w:rPr>
+              <w:t>猫友评分</w:t>
+            </w:r>
+          </w:p>
+        </w:tc>
+        <w:tc>
+          <w:tcPr>
+            <w:tcW w:type="dxa" w:w="2160"/>
+          </w:tcPr>
+          <w:p>
+            <w:r/>
+            <w:r>
+              <w:rPr>
+                <w:sz w:val="18"/>
+              </w:rPr>
+              <w:t>用户</w:t>
+            </w:r>
+          </w:p>
+        </w:tc>
+        <w:tc>
+          <w:tcPr>
+            <w:tcW w:type="dxa" w:w="2160"/>
+          </w:tcPr>
+          <w:p>
+            <w:r/>
+            <w:r>
+              <w:rPr>
+                <w:sz w:val="18"/>
+              </w:rPr>
+              <w:t>从五个维度对猫咪进行 1-5 星评分</w:t>
+            </w:r>
+          </w:p>
+        </w:tc>
+      </w:tr>
+      <w:tr>
+        <w:tc>
+          <w:tcPr>
+            <w:tcW w:type="dxa" w:w="2160"/>
+          </w:tcPr>
+          <w:p>
+            <w:r/>
+            <w:r>
+              <w:rPr>
+                <w:sz w:val="18"/>
+              </w:rPr>
+              <w:t>UC13</w:t>
+            </w:r>
+          </w:p>
+        </w:tc>
+        <w:tc>
+          <w:tcPr>
+            <w:tcW w:type="dxa" w:w="2160"/>
+          </w:tcPr>
+          <w:p>
+            <w:r/>
+            <w:r>
+              <w:rPr>
+                <w:sz w:val="18"/>
+              </w:rPr>
+              <w:t>管理个人信息</w:t>
+            </w:r>
+          </w:p>
+        </w:tc>
+        <w:tc>
+          <w:tcPr>
+            <w:tcW w:type="dxa" w:w="2160"/>
+          </w:tcPr>
+          <w:p>
+            <w:r/>
+            <w:r>
+              <w:rPr>
+                <w:sz w:val="18"/>
+              </w:rPr>
+              <w:t>用户</w:t>
+            </w:r>
+          </w:p>
+        </w:tc>
+        <w:tc>
+          <w:tcPr>
+            <w:tcW w:type="dxa" w:w="2160"/>
+          </w:tcPr>
+          <w:p>
+            <w:r/>
+            <w:r>
+              <w:rPr>
+                <w:sz w:val="18"/>
+              </w:rPr>
+              <w:t>查看和更新个人资料、头像</w:t>
+            </w:r>
+          </w:p>
+        </w:tc>
+      </w:tr>
+      <w:tr>
+        <w:tc>
+          <w:tcPr>
+            <w:tcW w:type="dxa" w:w="2160"/>
+          </w:tcPr>
+          <w:p>
+            <w:r/>
+            <w:r>
+              <w:rPr>
+                <w:sz w:val="18"/>
+              </w:rPr>
+              <w:t>UC14</w:t>
+            </w:r>
+          </w:p>
+        </w:tc>
+        <w:tc>
+          <w:tcPr>
+            <w:tcW w:type="dxa" w:w="2160"/>
+          </w:tcPr>
+          <w:p>
+            <w:r/>
+            <w:r>
+              <w:rPr>
+                <w:sz w:val="18"/>
+              </w:rPr>
+              <w:t>审核照片</w:t>
+            </w:r>
+          </w:p>
+        </w:tc>
+        <w:tc>
+          <w:tcPr>
+            <w:tcW w:type="dxa" w:w="2160"/>
+          </w:tcPr>
+          <w:p>
+            <w:r/>
+            <w:r>
+              <w:rPr>
+                <w:sz w:val="18"/>
+              </w:rPr>
+              <w:t>管理员</w:t>
+            </w:r>
+          </w:p>
+        </w:tc>
+        <w:tc>
+          <w:tcPr>
+            <w:tcW w:type="dxa" w:w="2160"/>
+          </w:tcPr>
+          <w:p>
+            <w:r/>
+            <w:r>
+              <w:rPr>
+                <w:sz w:val="18"/>
+              </w:rPr>
+              <w:t>审核通过或拒绝用户上传的照片</w:t>
+            </w:r>
+          </w:p>
+        </w:tc>
+      </w:tr>
+      <w:tr>
+        <w:tc>
+          <w:tcPr>
+            <w:tcW w:type="dxa" w:w="2160"/>
+          </w:tcPr>
+          <w:p>
+            <w:r/>
+            <w:r>
+              <w:rPr>
+                <w:sz w:val="18"/>
+              </w:rPr>
+              <w:t>UC15</w:t>
+            </w:r>
+          </w:p>
+        </w:tc>
+        <w:tc>
+          <w:tcPr>
+            <w:tcW w:type="dxa" w:w="2160"/>
+          </w:tcPr>
+          <w:p>
+            <w:r/>
+            <w:r>
+              <w:rPr>
+                <w:sz w:val="18"/>
+              </w:rPr>
+              <w:t>删除评论</w:t>
+            </w:r>
+          </w:p>
+        </w:tc>
+        <w:tc>
+          <w:tcPr>
+            <w:tcW w:type="dxa" w:w="2160"/>
+          </w:tcPr>
+          <w:p>
+            <w:r/>
+            <w:r>
+              <w:rPr>
+                <w:sz w:val="18"/>
+              </w:rPr>
+              <w:t>管理员</w:t>
+            </w:r>
+          </w:p>
+        </w:tc>
+        <w:tc>
+          <w:tcPr>
+            <w:tcW w:type="dxa" w:w="2160"/>
+          </w:tcPr>
+          <w:p>
+            <w:r/>
+            <w:r>
+              <w:rPr>
+                <w:sz w:val="18"/>
+              </w:rPr>
+              <w:t>删除违规评论</w:t>
+            </w:r>
+          </w:p>
+        </w:tc>
+      </w:tr>
+      <w:tr>
+        <w:tc>
+          <w:tcPr>
+            <w:tcW w:type="dxa" w:w="2160"/>
+          </w:tcPr>
+          <w:p>
+            <w:r/>
+            <w:r>
+              <w:rPr>
+                <w:sz w:val="18"/>
+              </w:rPr>
+              <w:t>UC16</w:t>
+            </w:r>
+          </w:p>
+        </w:tc>
+        <w:tc>
+          <w:tcPr>
+            <w:tcW w:type="dxa" w:w="2160"/>
+          </w:tcPr>
+          <w:p>
+            <w:r/>
+            <w:r>
+              <w:rPr>
+                <w:sz w:val="18"/>
+              </w:rPr>
+              <w:t>管理任意猫咪档案</w:t>
+            </w:r>
+          </w:p>
+        </w:tc>
+        <w:tc>
+          <w:tcPr>
+            <w:tcW w:type="dxa" w:w="2160"/>
+          </w:tcPr>
+          <w:p>
+            <w:r/>
+            <w:r>
+              <w:rPr>
+                <w:sz w:val="18"/>
+              </w:rPr>
+              <w:t>管理员</w:t>
+            </w:r>
+          </w:p>
+        </w:tc>
+        <w:tc>
+          <w:tcPr>
+            <w:tcW w:type="dxa" w:w="2160"/>
+          </w:tcPr>
+          <w:p>
+            <w:r/>
+            <w:r>
+              <w:rPr>
+                <w:sz w:val="18"/>
+              </w:rPr>
+              <w:t>编辑或删除任意猫咪档案</w:t>
+            </w:r>
+          </w:p>
+        </w:tc>
+      </w:tr>
+    </w:tbl>
+    <w:p/>
+    <w:p>
+      <w:pPr>
+        <w:pStyle w:val="Heading3"/>
+      </w:pPr>
+      <w:r>
+        <w:t>3.3 功能分析</w:t>
+      </w:r>
+    </w:p>
+    <w:p>
+      <w:pPr>
+        <w:pStyle w:val="Heading4"/>
+      </w:pPr>
+      <w:r>
+        <w:t>3.3.1 功能划分</w:t>
+      </w:r>
+    </w:p>
+    <w:tbl>
+      <w:tblPr>
+        <w:tblStyle w:val="TableGrid"/>
+        <w:tblW w:type="auto" w:w="0"/>
+        <w:jc w:val="center"/>
+        <w:tblLook w:firstColumn="1" w:firstRow="1" w:lastColumn="0" w:lastRow="0" w:noHBand="0" w:noVBand="1" w:val="04A0"/>
+      </w:tblPr>
+      <w:tblGrid>
+        <w:gridCol w:w="2880"/>
+        <w:gridCol w:w="2880"/>
+        <w:gridCol w:w="2880"/>
+      </w:tblGrid>
+      <w:tr>
+        <w:tc>
+          <w:tcPr>
+            <w:tcW w:type="dxa" w:w="2880"/>
             <w:shd w:fill="D9E2F3" w:val="clear"/>
           </w:tcPr>
           <w:p>
@@ -373,7 +3013,7 @@
         </w:tc>
         <w:tc>
           <w:tcPr>
-            <w:tcW w:type="dxa" w:w="3024"/>
+            <w:tcW w:type="dxa" w:w="2880"/>
             <w:shd w:fill="D9E2F3" w:val="clear"/>
           </w:tcPr>
           <w:p>
@@ -389,7 +3029,7 @@
         </w:tc>
         <w:tc>
           <w:tcPr>
-            <w:tcW w:type="dxa" w:w="3024"/>
+            <w:tcW w:type="dxa" w:w="2880"/>
             <w:shd w:fill="D9E2F3" w:val="clear"/>
           </w:tcPr>
           <w:p>
@@ -407,8 +3047,7 @@
       <w:tr>
         <w:tc>
           <w:tcPr>
-            <w:tcW w:type="dxa" w:w="3024"/>
-            <w:shd w:fill="F2F2F2" w:val="clear"/>
+            <w:tcW w:type="dxa" w:w="2880"/>
           </w:tcPr>
           <w:p>
             <w:r/>
@@ -422,8 +3061,7 @@
         </w:tc>
         <w:tc>
           <w:tcPr>
-            <w:tcW w:type="dxa" w:w="3024"/>
-            <w:shd w:fill="F2F2F2" w:val="clear"/>
+            <w:tcW w:type="dxa" w:w="2880"/>
           </w:tcPr>
           <w:p>
             <w:r/>
@@ -437,8 +3075,7 @@
         </w:tc>
         <w:tc>
           <w:tcPr>
-            <w:tcW w:type="dxa" w:w="3024"/>
-            <w:shd w:fill="F2F2F2" w:val="clear"/>
+            <w:tcW w:type="dxa" w:w="2880"/>
           </w:tcPr>
           <w:p>
             <w:r/>
@@ -454,7 +3091,7 @@
       <w:tr>
         <w:tc>
           <w:tcPr>
-            <w:tcW w:type="dxa" w:w="3024"/>
+            <w:tcW w:type="dxa" w:w="2880"/>
           </w:tcPr>
           <w:p>
             <w:r/>
@@ -468,7 +3105,7 @@
         </w:tc>
         <w:tc>
           <w:tcPr>
-            <w:tcW w:type="dxa" w:w="3024"/>
+            <w:tcW w:type="dxa" w:w="2880"/>
           </w:tcPr>
           <w:p>
             <w:r/>
@@ -482,7 +3119,7 @@
         </w:tc>
         <w:tc>
           <w:tcPr>
-            <w:tcW w:type="dxa" w:w="3024"/>
+            <w:tcW w:type="dxa" w:w="2880"/>
           </w:tcPr>
           <w:p>
             <w:r/>
@@ -498,8 +3135,7 @@
       <w:tr>
         <w:tc>
           <w:tcPr>
-            <w:tcW w:type="dxa" w:w="3024"/>
-            <w:shd w:fill="F2F2F2" w:val="clear"/>
+            <w:tcW w:type="dxa" w:w="2880"/>
           </w:tcPr>
           <w:p>
             <w:r/>
@@ -513,8 +3149,7 @@
         </w:tc>
         <w:tc>
           <w:tcPr>
-            <w:tcW w:type="dxa" w:w="3024"/>
-            <w:shd w:fill="F2F2F2" w:val="clear"/>
+            <w:tcW w:type="dxa" w:w="2880"/>
           </w:tcPr>
           <w:p>
             <w:r/>
@@ -528,8 +3163,7 @@
         </w:tc>
         <w:tc>
           <w:tcPr>
-            <w:tcW w:type="dxa" w:w="3024"/>
-            <w:shd w:fill="F2F2F2" w:val="clear"/>
+            <w:tcW w:type="dxa" w:w="2880"/>
           </w:tcPr>
           <w:p>
             <w:r/>
@@ -545,7 +3179,7 @@
       <w:tr>
         <w:tc>
           <w:tcPr>
-            <w:tcW w:type="dxa" w:w="3024"/>
+            <w:tcW w:type="dxa" w:w="2880"/>
           </w:tcPr>
           <w:p>
             <w:r/>
@@ -559,7 +3193,7 @@
         </w:tc>
         <w:tc>
           <w:tcPr>
-            <w:tcW w:type="dxa" w:w="3024"/>
+            <w:tcW w:type="dxa" w:w="2880"/>
           </w:tcPr>
           <w:p>
             <w:r/>
@@ -573,7 +3207,7 @@
         </w:tc>
         <w:tc>
           <w:tcPr>
-            <w:tcW w:type="dxa" w:w="3024"/>
+            <w:tcW w:type="dxa" w:w="2880"/>
           </w:tcPr>
           <w:p>
             <w:r/>
@@ -589,8 +3223,7 @@
       <w:tr>
         <w:tc>
           <w:tcPr>
-            <w:tcW w:type="dxa" w:w="3024"/>
-            <w:shd w:fill="F2F2F2" w:val="clear"/>
+            <w:tcW w:type="dxa" w:w="2880"/>
           </w:tcPr>
           <w:p>
             <w:r/>
@@ -604,8 +3237,7 @@
         </w:tc>
         <w:tc>
           <w:tcPr>
-            <w:tcW w:type="dxa" w:w="3024"/>
-            <w:shd w:fill="F2F2F2" w:val="clear"/>
+            <w:tcW w:type="dxa" w:w="2880"/>
           </w:tcPr>
           <w:p>
             <w:r/>
@@ -619,8 +3251,7 @@
         </w:tc>
         <w:tc>
           <w:tcPr>
-            <w:tcW w:type="dxa" w:w="3024"/>
-            <w:shd w:fill="F2F2F2" w:val="clear"/>
+            <w:tcW w:type="dxa" w:w="2880"/>
           </w:tcPr>
           <w:p>
             <w:r/>
@@ -636,7 +3267,7 @@
       <w:tr>
         <w:tc>
           <w:tcPr>
-            <w:tcW w:type="dxa" w:w="3024"/>
+            <w:tcW w:type="dxa" w:w="2880"/>
           </w:tcPr>
           <w:p>
             <w:r/>
@@ -650,7 +3281,7 @@
         </w:tc>
         <w:tc>
           <w:tcPr>
-            <w:tcW w:type="dxa" w:w="3024"/>
+            <w:tcW w:type="dxa" w:w="2880"/>
           </w:tcPr>
           <w:p>
             <w:r/>
@@ -664,7 +3295,7 @@
         </w:tc>
         <w:tc>
           <w:tcPr>
-            <w:tcW w:type="dxa" w:w="3024"/>
+            <w:tcW w:type="dxa" w:w="2880"/>
           </w:tcPr>
           <w:p>
             <w:r/>
@@ -680,8 +3311,7 @@
       <w:tr>
         <w:tc>
           <w:tcPr>
-            <w:tcW w:type="dxa" w:w="3024"/>
-            <w:shd w:fill="F2F2F2" w:val="clear"/>
+            <w:tcW w:type="dxa" w:w="2880"/>
           </w:tcPr>
           <w:p>
             <w:r/>
@@ -695,8 +3325,7 @@
         </w:tc>
         <w:tc>
           <w:tcPr>
-            <w:tcW w:type="dxa" w:w="3024"/>
-            <w:shd w:fill="F2F2F2" w:val="clear"/>
+            <w:tcW w:type="dxa" w:w="2880"/>
           </w:tcPr>
           <w:p>
             <w:r/>
@@ -710,8 +3339,7 @@
         </w:tc>
         <w:tc>
           <w:tcPr>
-            <w:tcW w:type="dxa" w:w="3024"/>
-            <w:shd w:fill="F2F2F2" w:val="clear"/>
+            <w:tcW w:type="dxa" w:w="2880"/>
           </w:tcPr>
           <w:p>
             <w:r/>
@@ -727,7 +3355,7 @@
       <w:tr>
         <w:tc>
           <w:tcPr>
-            <w:tcW w:type="dxa" w:w="3024"/>
+            <w:tcW w:type="dxa" w:w="2880"/>
           </w:tcPr>
           <w:p>
             <w:r/>
@@ -741,7 +3369,7 @@
         </w:tc>
         <w:tc>
           <w:tcPr>
-            <w:tcW w:type="dxa" w:w="3024"/>
+            <w:tcW w:type="dxa" w:w="2880"/>
           </w:tcPr>
           <w:p>
             <w:r/>
@@ -755,7 +3383,7 @@
         </w:tc>
         <w:tc>
           <w:tcPr>
-            <w:tcW w:type="dxa" w:w="3024"/>
+            <w:tcW w:type="dxa" w:w="2880"/>
           </w:tcPr>
           <w:p>
             <w:r/>
@@ -771,8 +3399,7 @@
       <w:tr>
         <w:tc>
           <w:tcPr>
-            <w:tcW w:type="dxa" w:w="3024"/>
-            <w:shd w:fill="F2F2F2" w:val="clear"/>
+            <w:tcW w:type="dxa" w:w="2880"/>
           </w:tcPr>
           <w:p>
             <w:r/>
@@ -786,8 +3413,7 @@
         </w:tc>
         <w:tc>
           <w:tcPr>
-            <w:tcW w:type="dxa" w:w="3024"/>
-            <w:shd w:fill="F2F2F2" w:val="clear"/>
+            <w:tcW w:type="dxa" w:w="2880"/>
           </w:tcPr>
           <w:p>
             <w:r/>
@@ -801,8 +3427,7 @@
         </w:tc>
         <w:tc>
           <w:tcPr>
-            <w:tcW w:type="dxa" w:w="3024"/>
-            <w:shd w:fill="F2F2F2" w:val="clear"/>
+            <w:tcW w:type="dxa" w:w="2880"/>
           </w:tcPr>
           <w:p>
             <w:r/>
@@ -818,7 +3443,7 @@
       <w:tr>
         <w:tc>
           <w:tcPr>
-            <w:tcW w:type="dxa" w:w="3024"/>
+            <w:tcW w:type="dxa" w:w="2880"/>
           </w:tcPr>
           <w:p>
             <w:r/>
@@ -832,7 +3457,7 @@
         </w:tc>
         <w:tc>
           <w:tcPr>
-            <w:tcW w:type="dxa" w:w="3024"/>
+            <w:tcW w:type="dxa" w:w="2880"/>
           </w:tcPr>
           <w:p>
             <w:r/>
@@ -846,7 +3471,7 @@
         </w:tc>
         <w:tc>
           <w:tcPr>
-            <w:tcW w:type="dxa" w:w="3024"/>
+            <w:tcW w:type="dxa" w:w="2880"/>
           </w:tcPr>
           <w:p>
             <w:r/>
@@ -863,15 +3488,15 @@
     <w:p/>
     <w:p>
       <w:pPr>
-        <w:pStyle w:val="Heading3"/>
+        <w:pStyle w:val="Heading4"/>
       </w:pPr>
       <w:r>
-        <w:t>3.2 功能描述</w:t>
+        <w:t>3.3.2 功能描述</w:t>
       </w:r>
     </w:p>
     <w:p>
       <w:pPr>
-        <w:pStyle w:val="Heading4"/>
+        <w:pStyle w:val="Heading5"/>
       </w:pPr>
       <w:r>
         <w:t>F1 用户注册登录</w:t>
@@ -879,17 +3504,10 @@
     </w:p>
     <w:tbl>
       <w:tblPr>
+        <w:tblStyle w:val="TableGrid"/>
         <w:tblW w:type="auto" w:w="0"/>
         <w:jc w:val="center"/>
         <w:tblLook w:firstColumn="1" w:firstRow="1" w:lastColumn="0" w:lastRow="0" w:noHBand="0" w:noVBand="1" w:val="04A0"/>
-        <w:tblBorders>
-          <w:top w:val="single" w:sz="4" w:space="0" w:color="000000"/>
-          <w:left w:val="single" w:sz="4" w:space="0" w:color="000000"/>
-          <w:bottom w:val="single" w:sz="4" w:space="0" w:color="000000"/>
-          <w:right w:val="single" w:sz="4" w:space="0" w:color="000000"/>
-          <w:insideH w:val="single" w:sz="4" w:space="0" w:color="000000"/>
-          <w:insideV w:val="single" w:sz="4" w:space="0" w:color="000000"/>
-        </w:tblBorders>
       </w:tblPr>
       <w:tblGrid>
         <w:gridCol w:w="4320"/>
@@ -898,7 +3516,7 @@
       <w:tr>
         <w:tc>
           <w:tcPr>
-            <w:tcW w:type="dxa" w:w="1728"/>
+            <w:tcW w:type="dxa" w:w="4320"/>
             <w:shd w:fill="D9E2F3" w:val="clear"/>
           </w:tcPr>
           <w:p>
@@ -914,7 +3532,7 @@
         </w:tc>
         <w:tc>
           <w:tcPr>
-            <w:tcW w:type="dxa" w:w="7344"/>
+            <w:tcW w:type="dxa" w:w="4320"/>
             <w:shd w:fill="D9E2F3" w:val="clear"/>
           </w:tcPr>
           <w:p>
@@ -932,8 +3550,7 @@
       <w:tr>
         <w:tc>
           <w:tcPr>
-            <w:tcW w:type="dxa" w:w="1728"/>
-            <w:shd w:fill="F2F2F2" w:val="clear"/>
+            <w:tcW w:type="dxa" w:w="4320"/>
           </w:tcPr>
           <w:p>
             <w:r/>
@@ -947,8 +3564,7 @@
         </w:tc>
         <w:tc>
           <w:tcPr>
-            <w:tcW w:type="dxa" w:w="7344"/>
-            <w:shd w:fill="F2F2F2" w:val="clear"/>
+            <w:tcW w:type="dxa" w:w="4320"/>
           </w:tcPr>
           <w:p>
             <w:r/>
@@ -964,7 +3580,7 @@
       <w:tr>
         <w:tc>
           <w:tcPr>
-            <w:tcW w:type="dxa" w:w="1728"/>
+            <w:tcW w:type="dxa" w:w="4320"/>
           </w:tcPr>
           <w:p>
             <w:r/>
@@ -978,7 +3594,7 @@
         </w:tc>
         <w:tc>
           <w:tcPr>
-            <w:tcW w:type="dxa" w:w="7344"/>
+            <w:tcW w:type="dxa" w:w="4320"/>
           </w:tcPr>
           <w:p>
             <w:r/>
@@ -994,8 +3610,7 @@
       <w:tr>
         <w:tc>
           <w:tcPr>
-            <w:tcW w:type="dxa" w:w="1728"/>
-            <w:shd w:fill="F2F2F2" w:val="clear"/>
+            <w:tcW w:type="dxa" w:w="4320"/>
           </w:tcPr>
           <w:p>
             <w:r/>
@@ -1009,8 +3624,7 @@
         </w:tc>
         <w:tc>
           <w:tcPr>
-            <w:tcW w:type="dxa" w:w="7344"/>
-            <w:shd w:fill="F2F2F2" w:val="clear"/>
+            <w:tcW w:type="dxa" w:w="4320"/>
           </w:tcPr>
           <w:p>
             <w:r/>
@@ -1027,7 +3641,7 @@
     <w:p/>
     <w:p>
       <w:pPr>
-        <w:pStyle w:val="Heading4"/>
+        <w:pStyle w:val="Heading5"/>
       </w:pPr>
       <w:r>
         <w:t>F2 猫咪信息管理</w:t>
@@ -1035,17 +3649,10 @@
     </w:p>
     <w:tbl>
       <w:tblPr>
+        <w:tblStyle w:val="TableGrid"/>
         <w:tblW w:type="auto" w:w="0"/>
         <w:jc w:val="center"/>
         <w:tblLook w:firstColumn="1" w:firstRow="1" w:lastColumn="0" w:lastRow="0" w:noHBand="0" w:noVBand="1" w:val="04A0"/>
-        <w:tblBorders>
-          <w:top w:val="single" w:sz="4" w:space="0" w:color="000000"/>
-          <w:left w:val="single" w:sz="4" w:space="0" w:color="000000"/>
-          <w:bottom w:val="single" w:sz="4" w:space="0" w:color="000000"/>
-          <w:right w:val="single" w:sz="4" w:space="0" w:color="000000"/>
-          <w:insideH w:val="single" w:sz="4" w:space="0" w:color="000000"/>
-          <w:insideV w:val="single" w:sz="4" w:space="0" w:color="000000"/>
-        </w:tblBorders>
       </w:tblPr>
       <w:tblGrid>
         <w:gridCol w:w="4320"/>
@@ -1054,7 +3661,7 @@
       <w:tr>
         <w:tc>
           <w:tcPr>
-            <w:tcW w:type="dxa" w:w="1728"/>
+            <w:tcW w:type="dxa" w:w="4320"/>
             <w:shd w:fill="D9E2F3" w:val="clear"/>
           </w:tcPr>
           <w:p>
@@ -1070,7 +3677,7 @@
         </w:tc>
         <w:tc>
           <w:tcPr>
-            <w:tcW w:type="dxa" w:w="7344"/>
+            <w:tcW w:type="dxa" w:w="4320"/>
             <w:shd w:fill="D9E2F3" w:val="clear"/>
           </w:tcPr>
           <w:p>
@@ -1088,8 +3695,7 @@
       <w:tr>
         <w:tc>
           <w:tcPr>
-            <w:tcW w:type="dxa" w:w="1728"/>
-            <w:shd w:fill="F2F2F2" w:val="clear"/>
+            <w:tcW w:type="dxa" w:w="4320"/>
           </w:tcPr>
           <w:p>
             <w:r/>
@@ -1103,8 +3709,7 @@
         </w:tc>
         <w:tc>
           <w:tcPr>
-            <w:tcW w:type="dxa" w:w="7344"/>
-            <w:shd w:fill="F2F2F2" w:val="clear"/>
+            <w:tcW w:type="dxa" w:w="4320"/>
           </w:tcPr>
           <w:p>
             <w:r/>
@@ -1112,7 +3717,7 @@
               <w:rPr>
                 <w:sz w:val="18"/>
               </w:rPr>
-              <w:t>猫咪名称、毛色、性格标签、位置、性别、绝育状态、父母ID、好友ID等</w:t>
+              <w:t>猫咪名称、毛色、性格标签、位置、性别、绝育状态</w:t>
             </w:r>
           </w:p>
         </w:tc>
@@ -1120,7 +3725,7 @@
       <w:tr>
         <w:tc>
           <w:tcPr>
-            <w:tcW w:type="dxa" w:w="1728"/>
+            <w:tcW w:type="dxa" w:w="4320"/>
           </w:tcPr>
           <w:p>
             <w:r/>
@@ -1134,7 +3739,7 @@
         </w:tc>
         <w:tc>
           <w:tcPr>
-            <w:tcW w:type="dxa" w:w="7344"/>
+            <w:tcW w:type="dxa" w:w="4320"/>
           </w:tcPr>
           <w:p>
             <w:r/>
@@ -1142,7 +3747,7 @@
               <w:rPr>
                 <w:sz w:val="18"/>
               </w:rPr>
-              <w:t>新增猫咪写入数据库；编辑时更新对应字段；删除时级联删除照片和评论。支持记录猫咪的亲友关系（父亲、母亲、好友），在详情页展示关系图谱</w:t>
+              <w:t>新增猫咪写入档案；编辑时更新对应字段；删除时级联删除关联内容。支持记录猫咪的亲属关系（父亲、母亲、好友）</w:t>
             </w:r>
           </w:p>
         </w:tc>
@@ -1150,8 +3755,7 @@
       <w:tr>
         <w:tc>
           <w:tcPr>
-            <w:tcW w:type="dxa" w:w="1728"/>
-            <w:shd w:fill="F2F2F2" w:val="clear"/>
+            <w:tcW w:type="dxa" w:w="4320"/>
           </w:tcPr>
           <w:p>
             <w:r/>
@@ -1165,8 +3769,7 @@
         </w:tc>
         <w:tc>
           <w:tcPr>
-            <w:tcW w:type="dxa" w:w="7344"/>
-            <w:shd w:fill="F2F2F2" w:val="clear"/>
+            <w:tcW w:type="dxa" w:w="4320"/>
           </w:tcPr>
           <w:p>
             <w:r/>
@@ -1182,7 +3785,7 @@
       <w:tr>
         <w:tc>
           <w:tcPr>
-            <w:tcW w:type="dxa" w:w="1728"/>
+            <w:tcW w:type="dxa" w:w="4320"/>
           </w:tcPr>
           <w:p>
             <w:r/>
@@ -1196,7 +3799,7 @@
         </w:tc>
         <w:tc>
           <w:tcPr>
-            <w:tcW w:type="dxa" w:w="7344"/>
+            <w:tcW w:type="dxa" w:w="4320"/>
           </w:tcPr>
           <w:p>
             <w:r/>
@@ -1213,7 +3816,7 @@
     <w:p/>
     <w:p>
       <w:pPr>
-        <w:pStyle w:val="Heading4"/>
+        <w:pStyle w:val="Heading5"/>
       </w:pPr>
       <w:r>
         <w:t>F3 猫咪浏览搜索</w:t>
@@ -1221,17 +3824,10 @@
     </w:p>
     <w:tbl>
       <w:tblPr>
+        <w:tblStyle w:val="TableGrid"/>
         <w:tblW w:type="auto" w:w="0"/>
         <w:jc w:val="center"/>
         <w:tblLook w:firstColumn="1" w:firstRow="1" w:lastColumn="0" w:lastRow="0" w:noHBand="0" w:noVBand="1" w:val="04A0"/>
-        <w:tblBorders>
-          <w:top w:val="single" w:sz="4" w:space="0" w:color="000000"/>
-          <w:left w:val="single" w:sz="4" w:space="0" w:color="000000"/>
-          <w:bottom w:val="single" w:sz="4" w:space="0" w:color="000000"/>
-          <w:right w:val="single" w:sz="4" w:space="0" w:color="000000"/>
-          <w:insideH w:val="single" w:sz="4" w:space="0" w:color="000000"/>
-          <w:insideV w:val="single" w:sz="4" w:space="0" w:color="000000"/>
-        </w:tblBorders>
       </w:tblPr>
       <w:tblGrid>
         <w:gridCol w:w="4320"/>
@@ -1240,7 +3836,7 @@
       <w:tr>
         <w:tc>
           <w:tcPr>
-            <w:tcW w:type="dxa" w:w="1728"/>
+            <w:tcW w:type="dxa" w:w="4320"/>
             <w:shd w:fill="D9E2F3" w:val="clear"/>
           </w:tcPr>
           <w:p>
@@ -1256,7 +3852,7 @@
         </w:tc>
         <w:tc>
           <w:tcPr>
-            <w:tcW w:type="dxa" w:w="7344"/>
+            <w:tcW w:type="dxa" w:w="4320"/>
             <w:shd w:fill="D9E2F3" w:val="clear"/>
           </w:tcPr>
           <w:p>
@@ -1274,8 +3870,7 @@
       <w:tr>
         <w:tc>
           <w:tcPr>
-            <w:tcW w:type="dxa" w:w="1728"/>
-            <w:shd w:fill="F2F2F2" w:val="clear"/>
+            <w:tcW w:type="dxa" w:w="4320"/>
           </w:tcPr>
           <w:p>
             <w:r/>
@@ -1289,8 +3884,7 @@
         </w:tc>
         <w:tc>
           <w:tcPr>
-            <w:tcW w:type="dxa" w:w="7344"/>
-            <w:shd w:fill="F2F2F2" w:val="clear"/>
+            <w:tcW w:type="dxa" w:w="4320"/>
           </w:tcPr>
           <w:p>
             <w:r/>
@@ -1306,7 +3900,7 @@
       <w:tr>
         <w:tc>
           <w:tcPr>
-            <w:tcW w:type="dxa" w:w="1728"/>
+            <w:tcW w:type="dxa" w:w="4320"/>
           </w:tcPr>
           <w:p>
             <w:r/>
@@ -1320,7 +3914,7 @@
         </w:tc>
         <w:tc>
           <w:tcPr>
-            <w:tcW w:type="dxa" w:w="7344"/>
+            <w:tcW w:type="dxa" w:w="4320"/>
           </w:tcPr>
           <w:p>
             <w:r/>
@@ -1328,7 +3922,7 @@
               <w:rPr>
                 <w:sz w:val="18"/>
               </w:rPr>
-              <w:t>① **状态 Tab 分类展示：** 首页猫咪列表按状态分 Tab 展示（在校/待领养/失踪/喵星），支持横向切换和触底分页加载；② **关键词搜索：** 按名称/昵称匹配；③ **条件筛选：** 按位置、状态、毛色分类等条件组合筛选；④ **毛色分类浏览：** 按毛色分类（狸花/奶牛/橘猫/纯色/玳瑁及三花等）聚合展示猫咪；⑤ 搜索结果按余弦相似度排序</w:t>
+              <w:t>① **状态 Tab 分类展示：** 首页猫咪列表按状态分 Tab 展示（在校/待领养/失踪/喵星），支持横向切换和触底分页加载；② **关键词搜索：** 按名称/昵称匹配；③ **条件筛选：** 按位置、状态、毛色分类等条件组合筛选；④ **毛色分类浏览：** 按毛色分类（狸花/奶牛/橘猫/纯色/玳瑁及三花等）聚合展示猫咪</w:t>
             </w:r>
           </w:p>
         </w:tc>
@@ -1336,8 +3930,7 @@
       <w:tr>
         <w:tc>
           <w:tcPr>
-            <w:tcW w:type="dxa" w:w="1728"/>
-            <w:shd w:fill="F2F2F2" w:val="clear"/>
+            <w:tcW w:type="dxa" w:w="4320"/>
           </w:tcPr>
           <w:p>
             <w:r/>
@@ -1351,8 +3944,7 @@
         </w:tc>
         <w:tc>
           <w:tcPr>
-            <w:tcW w:type="dxa" w:w="7344"/>
-            <w:shd w:fill="F2F2F2" w:val="clear"/>
+            <w:tcW w:type="dxa" w:w="4320"/>
           </w:tcPr>
           <w:p>
             <w:r/>
@@ -1369,7 +3961,7 @@
     <w:p/>
     <w:p>
       <w:pPr>
-        <w:pStyle w:val="Heading4"/>
+        <w:pStyle w:val="Heading5"/>
       </w:pPr>
       <w:r>
         <w:t>F4 猫咪详情展示</w:t>
@@ -1377,17 +3969,10 @@
     </w:p>
     <w:tbl>
       <w:tblPr>
+        <w:tblStyle w:val="TableGrid"/>
         <w:tblW w:type="auto" w:w="0"/>
         <w:jc w:val="center"/>
         <w:tblLook w:firstColumn="1" w:firstRow="1" w:lastColumn="0" w:lastRow="0" w:noHBand="0" w:noVBand="1" w:val="04A0"/>
-        <w:tblBorders>
-          <w:top w:val="single" w:sz="4" w:space="0" w:color="000000"/>
-          <w:left w:val="single" w:sz="4" w:space="0" w:color="000000"/>
-          <w:bottom w:val="single" w:sz="4" w:space="0" w:color="000000"/>
-          <w:right w:val="single" w:sz="4" w:space="0" w:color="000000"/>
-          <w:insideH w:val="single" w:sz="4" w:space="0" w:color="000000"/>
-          <w:insideV w:val="single" w:sz="4" w:space="0" w:color="000000"/>
-        </w:tblBorders>
       </w:tblPr>
       <w:tblGrid>
         <w:gridCol w:w="4320"/>
@@ -1396,7 +3981,7 @@
       <w:tr>
         <w:tc>
           <w:tcPr>
-            <w:tcW w:type="dxa" w:w="1728"/>
+            <w:tcW w:type="dxa" w:w="4320"/>
             <w:shd w:fill="D9E2F3" w:val="clear"/>
           </w:tcPr>
           <w:p>
@@ -1412,7 +3997,7 @@
         </w:tc>
         <w:tc>
           <w:tcPr>
-            <w:tcW w:type="dxa" w:w="7344"/>
+            <w:tcW w:type="dxa" w:w="4320"/>
             <w:shd w:fill="D9E2F3" w:val="clear"/>
           </w:tcPr>
           <w:p>
@@ -1430,8 +4015,7 @@
       <w:tr>
         <w:tc>
           <w:tcPr>
-            <w:tcW w:type="dxa" w:w="1728"/>
-            <w:shd w:fill="F2F2F2" w:val="clear"/>
+            <w:tcW w:type="dxa" w:w="4320"/>
           </w:tcPr>
           <w:p>
             <w:r/>
@@ -1445,8 +4029,7 @@
         </w:tc>
         <w:tc>
           <w:tcPr>
-            <w:tcW w:type="dxa" w:w="7344"/>
-            <w:shd w:fill="F2F2F2" w:val="clear"/>
+            <w:tcW w:type="dxa" w:w="4320"/>
           </w:tcPr>
           <w:p>
             <w:r/>
@@ -1462,7 +4045,7 @@
       <w:tr>
         <w:tc>
           <w:tcPr>
-            <w:tcW w:type="dxa" w:w="1728"/>
+            <w:tcW w:type="dxa" w:w="4320"/>
           </w:tcPr>
           <w:p>
             <w:r/>
@@ -1476,7 +4059,7 @@
         </w:tc>
         <w:tc>
           <w:tcPr>
-            <w:tcW w:type="dxa" w:w="7344"/>
+            <w:tcW w:type="dxa" w:w="4320"/>
           </w:tcPr>
           <w:p>
             <w:r/>
@@ -1492,8 +4075,7 @@
       <w:tr>
         <w:tc>
           <w:tcPr>
-            <w:tcW w:type="dxa" w:w="1728"/>
-            <w:shd w:fill="F2F2F2" w:val="clear"/>
+            <w:tcW w:type="dxa" w:w="4320"/>
           </w:tcPr>
           <w:p>
             <w:r/>
@@ -1507,8 +4089,7 @@
         </w:tc>
         <w:tc>
           <w:tcPr>
-            <w:tcW w:type="dxa" w:w="7344"/>
-            <w:shd w:fill="F2F2F2" w:val="clear"/>
+            <w:tcW w:type="dxa" w:w="4320"/>
           </w:tcPr>
           <w:p>
             <w:r/>
@@ -1525,7 +4106,7 @@
     <w:p/>
     <w:p>
       <w:pPr>
-        <w:pStyle w:val="Heading4"/>
+        <w:pStyle w:val="Heading5"/>
       </w:pPr>
       <w:r>
         <w:t>F5 照片管理</w:t>
@@ -1533,17 +4114,10 @@
     </w:p>
     <w:tbl>
       <w:tblPr>
+        <w:tblStyle w:val="TableGrid"/>
         <w:tblW w:type="auto" w:w="0"/>
         <w:jc w:val="center"/>
         <w:tblLook w:firstColumn="1" w:firstRow="1" w:lastColumn="0" w:lastRow="0" w:noHBand="0" w:noVBand="1" w:val="04A0"/>
-        <w:tblBorders>
-          <w:top w:val="single" w:sz="4" w:space="0" w:color="000000"/>
-          <w:left w:val="single" w:sz="4" w:space="0" w:color="000000"/>
-          <w:bottom w:val="single" w:sz="4" w:space="0" w:color="000000"/>
-          <w:right w:val="single" w:sz="4" w:space="0" w:color="000000"/>
-          <w:insideH w:val="single" w:sz="4" w:space="0" w:color="000000"/>
-          <w:insideV w:val="single" w:sz="4" w:space="0" w:color="000000"/>
-        </w:tblBorders>
       </w:tblPr>
       <w:tblGrid>
         <w:gridCol w:w="4320"/>
@@ -1552,7 +4126,7 @@
       <w:tr>
         <w:tc>
           <w:tcPr>
-            <w:tcW w:type="dxa" w:w="1728"/>
+            <w:tcW w:type="dxa" w:w="4320"/>
             <w:shd w:fill="D9E2F3" w:val="clear"/>
           </w:tcPr>
           <w:p>
@@ -1568,7 +4142,7 @@
         </w:tc>
         <w:tc>
           <w:tcPr>
-            <w:tcW w:type="dxa" w:w="7344"/>
+            <w:tcW w:type="dxa" w:w="4320"/>
             <w:shd w:fill="D9E2F3" w:val="clear"/>
           </w:tcPr>
           <w:p>
@@ -1586,8 +4160,7 @@
       <w:tr>
         <w:tc>
           <w:tcPr>
-            <w:tcW w:type="dxa" w:w="1728"/>
-            <w:shd w:fill="F2F2F2" w:val="clear"/>
+            <w:tcW w:type="dxa" w:w="4320"/>
           </w:tcPr>
           <w:p>
             <w:r/>
@@ -1601,8 +4174,7 @@
         </w:tc>
         <w:tc>
           <w:tcPr>
-            <w:tcW w:type="dxa" w:w="7344"/>
-            <w:shd w:fill="F2F2F2" w:val="clear"/>
+            <w:tcW w:type="dxa" w:w="4320"/>
           </w:tcPr>
           <w:p>
             <w:r/>
@@ -1618,7 +4190,7 @@
       <w:tr>
         <w:tc>
           <w:tcPr>
-            <w:tcW w:type="dxa" w:w="1728"/>
+            <w:tcW w:type="dxa" w:w="4320"/>
           </w:tcPr>
           <w:p>
             <w:r/>
@@ -1632,7 +4204,7 @@
         </w:tc>
         <w:tc>
           <w:tcPr>
-            <w:tcW w:type="dxa" w:w="7344"/>
+            <w:tcW w:type="dxa" w:w="4320"/>
           </w:tcPr>
           <w:p>
             <w:r/>
@@ -1648,8 +4220,7 @@
       <w:tr>
         <w:tc>
           <w:tcPr>
-            <w:tcW w:type="dxa" w:w="1728"/>
-            <w:shd w:fill="F2F2F2" w:val="clear"/>
+            <w:tcW w:type="dxa" w:w="4320"/>
           </w:tcPr>
           <w:p>
             <w:r/>
@@ -1663,8 +4234,7 @@
         </w:tc>
         <w:tc>
           <w:tcPr>
-            <w:tcW w:type="dxa" w:w="7344"/>
-            <w:shd w:fill="F2F2F2" w:val="clear"/>
+            <w:tcW w:type="dxa" w:w="4320"/>
           </w:tcPr>
           <w:p>
             <w:r/>
@@ -1680,7 +4250,7 @@
       <w:tr>
         <w:tc>
           <w:tcPr>
-            <w:tcW w:type="dxa" w:w="1728"/>
+            <w:tcW w:type="dxa" w:w="4320"/>
           </w:tcPr>
           <w:p>
             <w:r/>
@@ -1694,7 +4264,7 @@
         </w:tc>
         <w:tc>
           <w:tcPr>
-            <w:tcW w:type="dxa" w:w="7344"/>
+            <w:tcW w:type="dxa" w:w="4320"/>
           </w:tcPr>
           <w:p>
             <w:r/>
@@ -1711,7 +4281,7 @@
     <w:p/>
     <w:p>
       <w:pPr>
-        <w:pStyle w:val="Heading4"/>
+        <w:pStyle w:val="Heading5"/>
       </w:pPr>
       <w:r>
         <w:t>F6 留言评论</w:t>
@@ -1719,17 +4289,10 @@
     </w:p>
     <w:tbl>
       <w:tblPr>
+        <w:tblStyle w:val="TableGrid"/>
         <w:tblW w:type="auto" w:w="0"/>
         <w:jc w:val="center"/>
         <w:tblLook w:firstColumn="1" w:firstRow="1" w:lastColumn="0" w:lastRow="0" w:noHBand="0" w:noVBand="1" w:val="04A0"/>
-        <w:tblBorders>
-          <w:top w:val="single" w:sz="4" w:space="0" w:color="000000"/>
-          <w:left w:val="single" w:sz="4" w:space="0" w:color="000000"/>
-          <w:bottom w:val="single" w:sz="4" w:space="0" w:color="000000"/>
-          <w:right w:val="single" w:sz="4" w:space="0" w:color="000000"/>
-          <w:insideH w:val="single" w:sz="4" w:space="0" w:color="000000"/>
-          <w:insideV w:val="single" w:sz="4" w:space="0" w:color="000000"/>
-        </w:tblBorders>
       </w:tblPr>
       <w:tblGrid>
         <w:gridCol w:w="4320"/>
@@ -1738,7 +4301,7 @@
       <w:tr>
         <w:tc>
           <w:tcPr>
-            <w:tcW w:type="dxa" w:w="1728"/>
+            <w:tcW w:type="dxa" w:w="4320"/>
             <w:shd w:fill="D9E2F3" w:val="clear"/>
           </w:tcPr>
           <w:p>
@@ -1754,7 +4317,7 @@
         </w:tc>
         <w:tc>
           <w:tcPr>
-            <w:tcW w:type="dxa" w:w="7344"/>
+            <w:tcW w:type="dxa" w:w="4320"/>
             <w:shd w:fill="D9E2F3" w:val="clear"/>
           </w:tcPr>
           <w:p>
@@ -1772,8 +4335,7 @@
       <w:tr>
         <w:tc>
           <w:tcPr>
-            <w:tcW w:type="dxa" w:w="1728"/>
-            <w:shd w:fill="F2F2F2" w:val="clear"/>
+            <w:tcW w:type="dxa" w:w="4320"/>
           </w:tcPr>
           <w:p>
             <w:r/>
@@ -1787,8 +4349,7 @@
         </w:tc>
         <w:tc>
           <w:tcPr>
-            <w:tcW w:type="dxa" w:w="7344"/>
-            <w:shd w:fill="F2F2F2" w:val="clear"/>
+            <w:tcW w:type="dxa" w:w="4320"/>
           </w:tcPr>
           <w:p>
             <w:r/>
@@ -1804,7 +4365,7 @@
       <w:tr>
         <w:tc>
           <w:tcPr>
-            <w:tcW w:type="dxa" w:w="1728"/>
+            <w:tcW w:type="dxa" w:w="4320"/>
           </w:tcPr>
           <w:p>
             <w:r/>
@@ -1818,7 +4379,7 @@
         </w:tc>
         <w:tc>
           <w:tcPr>
-            <w:tcW w:type="dxa" w:w="7344"/>
+            <w:tcW w:type="dxa" w:w="4320"/>
           </w:tcPr>
           <w:p>
             <w:r/>
@@ -1826,7 +4387,7 @@
               <w:rPr>
                 <w:sz w:val="18"/>
               </w:rPr>
-              <w:t>写入留言表，关联用户和猫咪</w:t>
+              <w:t>校验内容非空，关联用户和猫咪后写入</w:t>
             </w:r>
           </w:p>
         </w:tc>
@@ -1834,8 +4395,7 @@
       <w:tr>
         <w:tc>
           <w:tcPr>
-            <w:tcW w:type="dxa" w:w="1728"/>
-            <w:shd w:fill="F2F2F2" w:val="clear"/>
+            <w:tcW w:type="dxa" w:w="4320"/>
           </w:tcPr>
           <w:p>
             <w:r/>
@@ -1849,8 +4409,7 @@
         </w:tc>
         <w:tc>
           <w:tcPr>
-            <w:tcW w:type="dxa" w:w="7344"/>
-            <w:shd w:fill="F2F2F2" w:val="clear"/>
+            <w:tcW w:type="dxa" w:w="4320"/>
           </w:tcPr>
           <w:p>
             <w:r/>
@@ -1867,7 +4426,7 @@
     <w:p/>
     <w:p>
       <w:pPr>
-        <w:pStyle w:val="Heading4"/>
+        <w:pStyle w:val="Heading5"/>
       </w:pPr>
       <w:r>
         <w:t>F7 相似推荐（核心算法）</w:t>
@@ -1875,17 +4434,10 @@
     </w:p>
     <w:tbl>
       <w:tblPr>
+        <w:tblStyle w:val="TableGrid"/>
         <w:tblW w:type="auto" w:w="0"/>
         <w:jc w:val="center"/>
         <w:tblLook w:firstColumn="1" w:firstRow="1" w:lastColumn="0" w:lastRow="0" w:noHBand="0" w:noVBand="1" w:val="04A0"/>
-        <w:tblBorders>
-          <w:top w:val="single" w:sz="4" w:space="0" w:color="000000"/>
-          <w:left w:val="single" w:sz="4" w:space="0" w:color="000000"/>
-          <w:bottom w:val="single" w:sz="4" w:space="0" w:color="000000"/>
-          <w:right w:val="single" w:sz="4" w:space="0" w:color="000000"/>
-          <w:insideH w:val="single" w:sz="4" w:space="0" w:color="000000"/>
-          <w:insideV w:val="single" w:sz="4" w:space="0" w:color="000000"/>
-        </w:tblBorders>
       </w:tblPr>
       <w:tblGrid>
         <w:gridCol w:w="4320"/>
@@ -1894,7 +4446,7 @@
       <w:tr>
         <w:tc>
           <w:tcPr>
-            <w:tcW w:type="dxa" w:w="1728"/>
+            <w:tcW w:type="dxa" w:w="4320"/>
             <w:shd w:fill="D9E2F3" w:val="clear"/>
           </w:tcPr>
           <w:p>
@@ -1910,7 +4462,7 @@
         </w:tc>
         <w:tc>
           <w:tcPr>
-            <w:tcW w:type="dxa" w:w="7344"/>
+            <w:tcW w:type="dxa" w:w="4320"/>
             <w:shd w:fill="D9E2F3" w:val="clear"/>
           </w:tcPr>
           <w:p>
@@ -1928,8 +4480,7 @@
       <w:tr>
         <w:tc>
           <w:tcPr>
-            <w:tcW w:type="dxa" w:w="1728"/>
-            <w:shd w:fill="F2F2F2" w:val="clear"/>
+            <w:tcW w:type="dxa" w:w="4320"/>
           </w:tcPr>
           <w:p>
             <w:r/>
@@ -1943,8 +4494,7 @@
         </w:tc>
         <w:tc>
           <w:tcPr>
-            <w:tcW w:type="dxa" w:w="7344"/>
-            <w:shd w:fill="F2F2F2" w:val="clear"/>
+            <w:tcW w:type="dxa" w:w="4320"/>
           </w:tcPr>
           <w:p>
             <w:r/>
@@ -1960,7 +4510,7 @@
       <w:tr>
         <w:tc>
           <w:tcPr>
-            <w:tcW w:type="dxa" w:w="1728"/>
+            <w:tcW w:type="dxa" w:w="4320"/>
           </w:tcPr>
           <w:p>
             <w:r/>
@@ -1974,7 +4524,7 @@
         </w:tc>
         <w:tc>
           <w:tcPr>
-            <w:tcW w:type="dxa" w:w="7344"/>
+            <w:tcW w:type="dxa" w:w="4320"/>
           </w:tcPr>
           <w:p>
             <w:r/>
@@ -1990,8 +4540,7 @@
       <w:tr>
         <w:tc>
           <w:tcPr>
-            <w:tcW w:type="dxa" w:w="1728"/>
-            <w:shd w:fill="F2F2F2" w:val="clear"/>
+            <w:tcW w:type="dxa" w:w="4320"/>
           </w:tcPr>
           <w:p>
             <w:r/>
@@ -2005,8 +4554,7 @@
         </w:tc>
         <w:tc>
           <w:tcPr>
-            <w:tcW w:type="dxa" w:w="7344"/>
-            <w:shd w:fill="F2F2F2" w:val="clear"/>
+            <w:tcW w:type="dxa" w:w="4320"/>
           </w:tcPr>
           <w:p>
             <w:r/>
@@ -2022,7 +4570,7 @@
       <w:tr>
         <w:tc>
           <w:tcPr>
-            <w:tcW w:type="dxa" w:w="1728"/>
+            <w:tcW w:type="dxa" w:w="4320"/>
           </w:tcPr>
           <w:p>
             <w:r/>
@@ -2036,7 +4584,7 @@
         </w:tc>
         <w:tc>
           <w:tcPr>
-            <w:tcW w:type="dxa" w:w="7344"/>
+            <w:tcW w:type="dxa" w:w="4320"/>
           </w:tcPr>
           <w:p>
             <w:r/>
@@ -2053,7 +4601,7 @@
     <w:p/>
     <w:p>
       <w:pPr>
-        <w:pStyle w:val="Heading4"/>
+        <w:pStyle w:val="Heading5"/>
       </w:pPr>
       <w:r>
         <w:t>F8 行为日志</w:t>
@@ -2061,17 +4609,10 @@
     </w:p>
     <w:tbl>
       <w:tblPr>
+        <w:tblStyle w:val="TableGrid"/>
         <w:tblW w:type="auto" w:w="0"/>
         <w:jc w:val="center"/>
         <w:tblLook w:firstColumn="1" w:firstRow="1" w:lastColumn="0" w:lastRow="0" w:noHBand="0" w:noVBand="1" w:val="04A0"/>
-        <w:tblBorders>
-          <w:top w:val="single" w:sz="4" w:space="0" w:color="000000"/>
-          <w:left w:val="single" w:sz="4" w:space="0" w:color="000000"/>
-          <w:bottom w:val="single" w:sz="4" w:space="0" w:color="000000"/>
-          <w:right w:val="single" w:sz="4" w:space="0" w:color="000000"/>
-          <w:insideH w:val="single" w:sz="4" w:space="0" w:color="000000"/>
-          <w:insideV w:val="single" w:sz="4" w:space="0" w:color="000000"/>
-        </w:tblBorders>
       </w:tblPr>
       <w:tblGrid>
         <w:gridCol w:w="4320"/>
@@ -2080,7 +4621,7 @@
       <w:tr>
         <w:tc>
           <w:tcPr>
-            <w:tcW w:type="dxa" w:w="1728"/>
+            <w:tcW w:type="dxa" w:w="4320"/>
             <w:shd w:fill="D9E2F3" w:val="clear"/>
           </w:tcPr>
           <w:p>
@@ -2096,7 +4637,7 @@
         </w:tc>
         <w:tc>
           <w:tcPr>
-            <w:tcW w:type="dxa" w:w="7344"/>
+            <w:tcW w:type="dxa" w:w="4320"/>
             <w:shd w:fill="D9E2F3" w:val="clear"/>
           </w:tcPr>
           <w:p>
@@ -2114,8 +4655,7 @@
       <w:tr>
         <w:tc>
           <w:tcPr>
-            <w:tcW w:type="dxa" w:w="1728"/>
-            <w:shd w:fill="F2F2F2" w:val="clear"/>
+            <w:tcW w:type="dxa" w:w="4320"/>
           </w:tcPr>
           <w:p>
             <w:r/>
@@ -2129,8 +4669,7 @@
         </w:tc>
         <w:tc>
           <w:tcPr>
-            <w:tcW w:type="dxa" w:w="7344"/>
-            <w:shd w:fill="F2F2F2" w:val="clear"/>
+            <w:tcW w:type="dxa" w:w="4320"/>
           </w:tcPr>
           <w:p>
             <w:r/>
@@ -2146,7 +4685,7 @@
       <w:tr>
         <w:tc>
           <w:tcPr>
-            <w:tcW w:type="dxa" w:w="1728"/>
+            <w:tcW w:type="dxa" w:w="4320"/>
           </w:tcPr>
           <w:p>
             <w:r/>
@@ -2160,7 +4699,7 @@
         </w:tc>
         <w:tc>
           <w:tcPr>
-            <w:tcW w:type="dxa" w:w="7344"/>
+            <w:tcW w:type="dxa" w:w="4320"/>
           </w:tcPr>
           <w:p>
             <w:r/>
@@ -2176,8 +4715,7 @@
       <w:tr>
         <w:tc>
           <w:tcPr>
-            <w:tcW w:type="dxa" w:w="1728"/>
-            <w:shd w:fill="F2F2F2" w:val="clear"/>
+            <w:tcW w:type="dxa" w:w="4320"/>
           </w:tcPr>
           <w:p>
             <w:r/>
@@ -2191,8 +4729,7 @@
         </w:tc>
         <w:tc>
           <w:tcPr>
-            <w:tcW w:type="dxa" w:w="7344"/>
-            <w:shd w:fill="F2F2F2" w:val="clear"/>
+            <w:tcW w:type="dxa" w:w="4320"/>
           </w:tcPr>
           <w:p>
             <w:r/>
@@ -2209,7 +4746,7 @@
     <w:p/>
     <w:p>
       <w:pPr>
-        <w:pStyle w:val="Heading4"/>
+        <w:pStyle w:val="Heading5"/>
       </w:pPr>
       <w:r>
         <w:t>F9 关注猫咪</w:t>
@@ -2217,17 +4754,10 @@
     </w:p>
     <w:tbl>
       <w:tblPr>
+        <w:tblStyle w:val="TableGrid"/>
         <w:tblW w:type="auto" w:w="0"/>
         <w:jc w:val="center"/>
         <w:tblLook w:firstColumn="1" w:firstRow="1" w:lastColumn="0" w:lastRow="0" w:noHBand="0" w:noVBand="1" w:val="04A0"/>
-        <w:tblBorders>
-          <w:top w:val="single" w:sz="4" w:space="0" w:color="000000"/>
-          <w:left w:val="single" w:sz="4" w:space="0" w:color="000000"/>
-          <w:bottom w:val="single" w:sz="4" w:space="0" w:color="000000"/>
-          <w:right w:val="single" w:sz="4" w:space="0" w:color="000000"/>
-          <w:insideH w:val="single" w:sz="4" w:space="0" w:color="000000"/>
-          <w:insideV w:val="single" w:sz="4" w:space="0" w:color="000000"/>
-        </w:tblBorders>
       </w:tblPr>
       <w:tblGrid>
         <w:gridCol w:w="4320"/>
@@ -2236,7 +4766,7 @@
       <w:tr>
         <w:tc>
           <w:tcPr>
-            <w:tcW w:type="dxa" w:w="1728"/>
+            <w:tcW w:type="dxa" w:w="4320"/>
             <w:shd w:fill="D9E2F3" w:val="clear"/>
           </w:tcPr>
           <w:p>
@@ -2252,7 +4782,7 @@
         </w:tc>
         <w:tc>
           <w:tcPr>
-            <w:tcW w:type="dxa" w:w="7344"/>
+            <w:tcW w:type="dxa" w:w="4320"/>
             <w:shd w:fill="D9E2F3" w:val="clear"/>
           </w:tcPr>
           <w:p>
@@ -2270,8 +4800,7 @@
       <w:tr>
         <w:tc>
           <w:tcPr>
-            <w:tcW w:type="dxa" w:w="1728"/>
-            <w:shd w:fill="F2F2F2" w:val="clear"/>
+            <w:tcW w:type="dxa" w:w="4320"/>
           </w:tcPr>
           <w:p>
             <w:r/>
@@ -2285,8 +4814,7 @@
         </w:tc>
         <w:tc>
           <w:tcPr>
-            <w:tcW w:type="dxa" w:w="7344"/>
-            <w:shd w:fill="F2F2F2" w:val="clear"/>
+            <w:tcW w:type="dxa" w:w="4320"/>
           </w:tcPr>
           <w:p>
             <w:r/>
@@ -2302,7 +4830,7 @@
       <w:tr>
         <w:tc>
           <w:tcPr>
-            <w:tcW w:type="dxa" w:w="1728"/>
+            <w:tcW w:type="dxa" w:w="4320"/>
           </w:tcPr>
           <w:p>
             <w:r/>
@@ -2316,7 +4844,7 @@
         </w:tc>
         <w:tc>
           <w:tcPr>
-            <w:tcW w:type="dxa" w:w="7344"/>
+            <w:tcW w:type="dxa" w:w="4320"/>
           </w:tcPr>
           <w:p>
             <w:r/>
@@ -2332,8 +4860,7 @@
       <w:tr>
         <w:tc>
           <w:tcPr>
-            <w:tcW w:type="dxa" w:w="1728"/>
-            <w:shd w:fill="F2F2F2" w:val="clear"/>
+            <w:tcW w:type="dxa" w:w="4320"/>
           </w:tcPr>
           <w:p>
             <w:r/>
@@ -2347,8 +4874,7 @@
         </w:tc>
         <w:tc>
           <w:tcPr>
-            <w:tcW w:type="dxa" w:w="7344"/>
-            <w:shd w:fill="F2F2F2" w:val="clear"/>
+            <w:tcW w:type="dxa" w:w="4320"/>
           </w:tcPr>
           <w:p>
             <w:r/>
@@ -2364,7 +4890,7 @@
       <w:tr>
         <w:tc>
           <w:tcPr>
-            <w:tcW w:type="dxa" w:w="1728"/>
+            <w:tcW w:type="dxa" w:w="4320"/>
           </w:tcPr>
           <w:p>
             <w:r/>
@@ -2378,7 +4904,7 @@
         </w:tc>
         <w:tc>
           <w:tcPr>
-            <w:tcW w:type="dxa" w:w="7344"/>
+            <w:tcW w:type="dxa" w:w="4320"/>
           </w:tcPr>
           <w:p>
             <w:r/>
@@ -2395,7 +4921,7 @@
     <w:p/>
     <w:p>
       <w:pPr>
-        <w:pStyle w:val="Heading4"/>
+        <w:pStyle w:val="Heading5"/>
       </w:pPr>
       <w:r>
         <w:t>F10 猫友评分</w:t>
@@ -2403,17 +4929,10 @@
     </w:p>
     <w:tbl>
       <w:tblPr>
+        <w:tblStyle w:val="TableGrid"/>
         <w:tblW w:type="auto" w:w="0"/>
         <w:jc w:val="center"/>
         <w:tblLook w:firstColumn="1" w:firstRow="1" w:lastColumn="0" w:lastRow="0" w:noHBand="0" w:noVBand="1" w:val="04A0"/>
-        <w:tblBorders>
-          <w:top w:val="single" w:sz="4" w:space="0" w:color="000000"/>
-          <w:left w:val="single" w:sz="4" w:space="0" w:color="000000"/>
-          <w:bottom w:val="single" w:sz="4" w:space="0" w:color="000000"/>
-          <w:right w:val="single" w:sz="4" w:space="0" w:color="000000"/>
-          <w:insideH w:val="single" w:sz="4" w:space="0" w:color="000000"/>
-          <w:insideV w:val="single" w:sz="4" w:space="0" w:color="000000"/>
-        </w:tblBorders>
       </w:tblPr>
       <w:tblGrid>
         <w:gridCol w:w="4320"/>
@@ -2422,7 +4941,7 @@
       <w:tr>
         <w:tc>
           <w:tcPr>
-            <w:tcW w:type="dxa" w:w="1728"/>
+            <w:tcW w:type="dxa" w:w="4320"/>
             <w:shd w:fill="D9E2F3" w:val="clear"/>
           </w:tcPr>
           <w:p>
@@ -2438,7 +4957,7 @@
         </w:tc>
         <w:tc>
           <w:tcPr>
-            <w:tcW w:type="dxa" w:w="7344"/>
+            <w:tcW w:type="dxa" w:w="4320"/>
             <w:shd w:fill="D9E2F3" w:val="clear"/>
           </w:tcPr>
           <w:p>
@@ -2456,8 +4975,7 @@
       <w:tr>
         <w:tc>
           <w:tcPr>
-            <w:tcW w:type="dxa" w:w="1728"/>
-            <w:shd w:fill="F2F2F2" w:val="clear"/>
+            <w:tcW w:type="dxa" w:w="4320"/>
           </w:tcPr>
           <w:p>
             <w:r/>
@@ -2471,8 +4989,7 @@
         </w:tc>
         <w:tc>
           <w:tcPr>
-            <w:tcW w:type="dxa" w:w="7344"/>
-            <w:shd w:fill="F2F2F2" w:val="clear"/>
+            <w:tcW w:type="dxa" w:w="4320"/>
           </w:tcPr>
           <w:p>
             <w:r/>
@@ -2488,7 +5005,7 @@
       <w:tr>
         <w:tc>
           <w:tcPr>
-            <w:tcW w:type="dxa" w:w="1728"/>
+            <w:tcW w:type="dxa" w:w="4320"/>
           </w:tcPr>
           <w:p>
             <w:r/>
@@ -2502,7 +5019,7 @@
         </w:tc>
         <w:tc>
           <w:tcPr>
-            <w:tcW w:type="dxa" w:w="7344"/>
+            <w:tcW w:type="dxa" w:w="4320"/>
           </w:tcPr>
           <w:p>
             <w:r/>
@@ -2510,7 +5027,7 @@
               <w:rPr>
                 <w:sz w:val="18"/>
               </w:rPr>
-              <w:t>用户可从猫德、颜值、社交、干饭、活力五个维度各给 1-5 星评分；每个用户对同一猫咪仅保留最新评分；系统统计猫咪的平均分和评分人数；评分均分作为特征维度纳入推荐算法</w:t>
+              <w:t>用户可从猫德、颜值、社交、干饭、活力五个维度各给 1-5 星评分；每个用户对同一猫咪仅保留最新评分；系统统计猫咪的平均分和评分人数；评分均分作为热度因子纳入推荐算法</w:t>
             </w:r>
           </w:p>
         </w:tc>
@@ -2518,8 +5035,7 @@
       <w:tr>
         <w:tc>
           <w:tcPr>
-            <w:tcW w:type="dxa" w:w="1728"/>
-            <w:shd w:fill="F2F2F2" w:val="clear"/>
+            <w:tcW w:type="dxa" w:w="4320"/>
           </w:tcPr>
           <w:p>
             <w:r/>
@@ -2533,8 +5049,7 @@
         </w:tc>
         <w:tc>
           <w:tcPr>
-            <w:tcW w:type="dxa" w:w="7344"/>
-            <w:shd w:fill="F2F2F2" w:val="clear"/>
+            <w:tcW w:type="dxa" w:w="4320"/>
           </w:tcPr>
           <w:p>
             <w:r/>
@@ -2550,7 +5065,7 @@
       <w:tr>
         <w:tc>
           <w:tcPr>
-            <w:tcW w:type="dxa" w:w="1728"/>
+            <w:tcW w:type="dxa" w:w="4320"/>
           </w:tcPr>
           <w:p>
             <w:r/>
@@ -2564,7 +5079,7 @@
         </w:tc>
         <w:tc>
           <w:tcPr>
-            <w:tcW w:type="dxa" w:w="7344"/>
+            <w:tcW w:type="dxa" w:w="4320"/>
           </w:tcPr>
           <w:p>
             <w:r/>
@@ -2581,185 +5096,27 @@
     <w:p/>
     <w:p>
       <w:pPr>
-        <w:pStyle w:val="Heading2"/>
-      </w:pPr>
-      <w:r>
-        <w:t>4. 非功能需求</w:t>
-      </w:r>
-    </w:p>
-    <w:p>
-      <w:pPr>
         <w:pStyle w:val="Heading3"/>
       </w:pPr>
       <w:r>
-        <w:t>4.1 性能需求</w:t>
-      </w:r>
-    </w:p>
-    <w:p>
-      <w:pPr>
-        <w:pStyle w:val="ListBullet"/>
-        <w:spacing w:after="40" w:before="20"/>
-        <w:ind w:left="360"/>
-      </w:pPr>
-      <w:r>
-        <w:t>页面响应时间不超过 2 秒</w:t>
-      </w:r>
-    </w:p>
-    <w:p>
-      <w:pPr>
-        <w:pStyle w:val="ListBullet"/>
-        <w:spacing w:after="40" w:before="20"/>
-        <w:ind w:left="360"/>
-      </w:pPr>
-      <w:r>
-        <w:t>相似度计算响应时间不超过 1 秒（猫咪数量 ≤ 100 时）</w:t>
-      </w:r>
-    </w:p>
-    <w:p>
-      <w:pPr>
-        <w:pStyle w:val="ListBullet"/>
-        <w:spacing w:after="40" w:before="20"/>
-        <w:ind w:left="360"/>
-      </w:pPr>
-      <w:r>
-        <w:t>支持至少 50 人同时访问</w:t>
-      </w:r>
-    </w:p>
-    <w:p>
-      <w:pPr>
-        <w:pStyle w:val="Heading3"/>
-      </w:pPr>
-      <w:r>
-        <w:t>4.2 安全性需求</w:t>
-      </w:r>
-    </w:p>
-    <w:p>
-      <w:pPr>
-        <w:pStyle w:val="ListBullet"/>
-        <w:spacing w:after="40" w:before="20"/>
-        <w:ind w:left="360"/>
-      </w:pPr>
-      <w:r>
-        <w:t>密码使用 BCrypt 加密存储</w:t>
-      </w:r>
-    </w:p>
-    <w:p>
-      <w:pPr>
-        <w:pStyle w:val="ListBullet"/>
-        <w:spacing w:after="40" w:before="20"/>
-        <w:ind w:left="360"/>
-      </w:pPr>
-      <w:r>
-        <w:t>API 请求使用 JWT Token 鉴权</w:t>
-      </w:r>
-    </w:p>
-    <w:p>
-      <w:pPr>
-        <w:pStyle w:val="ListBullet"/>
-        <w:spacing w:after="40" w:before="20"/>
-        <w:ind w:left="360"/>
-      </w:pPr>
-      <w:r>
-        <w:t>数据库密码和 JWT 密钥不硬编码在代码中</w:t>
-      </w:r>
-    </w:p>
-    <w:p>
-      <w:pPr>
-        <w:pStyle w:val="Heading3"/>
-      </w:pPr>
-      <w:r>
-        <w:t>4.3 可用性需求</w:t>
-      </w:r>
-    </w:p>
-    <w:p>
-      <w:pPr>
-        <w:pStyle w:val="ListBullet"/>
-        <w:spacing w:after="40" w:before="20"/>
-        <w:ind w:left="360"/>
-      </w:pPr>
-      <w:r>
-        <w:t>界面简洁直观，操作路径不超过 3 步</w:t>
-      </w:r>
-    </w:p>
-    <w:p>
-      <w:pPr>
-        <w:pStyle w:val="ListBullet"/>
-        <w:spacing w:after="40" w:before="20"/>
-        <w:ind w:left="360"/>
-      </w:pPr>
-      <w:r>
-        <w:t>猫咪详情页和信息编辑页布局清晰</w:t>
-      </w:r>
-    </w:p>
-    <w:p>
-      <w:pPr>
-        <w:pStyle w:val="Heading3"/>
-      </w:pPr>
-      <w:r>
-        <w:t>4.4 可维护性</w:t>
-      </w:r>
-    </w:p>
-    <w:p>
-      <w:pPr>
-        <w:pStyle w:val="ListBullet"/>
-        <w:spacing w:after="40" w:before="20"/>
-        <w:ind w:left="360"/>
-      </w:pPr>
-      <w:r>
-        <w:t>后端采用分层架构（Controller → Service → Repository）</w:t>
-      </w:r>
-    </w:p>
-    <w:p>
-      <w:pPr>
-        <w:pStyle w:val="ListBullet"/>
-        <w:spacing w:after="40" w:before="20"/>
-        <w:ind w:left="360"/>
-      </w:pPr>
-      <w:r>
-        <w:t>算法模块独立封装，便于替换和升级</w:t>
-      </w:r>
-    </w:p>
-    <w:p>
-      <w:pPr>
-        <w:pStyle w:val="Heading2"/>
-      </w:pPr>
-      <w:r>
-        <w:t>5. 数据字典</w:t>
-      </w:r>
-    </w:p>
-    <w:p>
-      <w:pPr>
-        <w:pStyle w:val="Heading3"/>
-      </w:pPr>
-      <w:r>
-        <w:t>5.1 数据流</w:t>
+        <w:t>3.4 性能分析</w:t>
       </w:r>
     </w:p>
     <w:tbl>
       <w:tblPr>
+        <w:tblStyle w:val="TableGrid"/>
         <w:tblW w:type="auto" w:w="0"/>
         <w:jc w:val="center"/>
         <w:tblLook w:firstColumn="1" w:firstRow="1" w:lastColumn="0" w:lastRow="0" w:noHBand="0" w:noVBand="1" w:val="04A0"/>
-        <w:tblBorders>
-          <w:top w:val="single" w:sz="4" w:space="0" w:color="000000"/>
-          <w:left w:val="single" w:sz="4" w:space="0" w:color="000000"/>
-          <w:bottom w:val="single" w:sz="4" w:space="0" w:color="000000"/>
-          <w:right w:val="single" w:sz="4" w:space="0" w:color="000000"/>
-          <w:insideH w:val="single" w:sz="4" w:space="0" w:color="000000"/>
-          <w:insideV w:val="single" w:sz="4" w:space="0" w:color="000000"/>
-        </w:tblBorders>
       </w:tblPr>
       <w:tblGrid>
-        <w:gridCol w:w="1728"/>
-        <w:gridCol w:w="1728"/>
-        <w:gridCol w:w="1728"/>
-        <w:gridCol w:w="1728"/>
-        <w:gridCol w:w="1728"/>
+        <w:gridCol w:w="4320"/>
+        <w:gridCol w:w="4320"/>
       </w:tblGrid>
       <w:tr>
         <w:tc>
           <w:tcPr>
-            <w:tcW w:type="dxa" w:w="1152"/>
+            <w:tcW w:type="dxa" w:w="4320"/>
             <w:shd w:fill="D9E2F3" w:val="clear"/>
           </w:tcPr>
           <w:p>
@@ -2769,13 +5126,13 @@
                 <w:b/>
                 <w:sz w:val="18"/>
               </w:rPr>
-              <w:t>编号</w:t>
+              <w:t>性能指标</w:t>
             </w:r>
           </w:p>
         </w:tc>
         <w:tc>
           <w:tcPr>
-            <w:tcW w:type="dxa" w:w="1814"/>
+            <w:tcW w:type="dxa" w:w="4320"/>
             <w:shd w:fill="D9E2F3" w:val="clear"/>
           </w:tcPr>
           <w:p>
@@ -2785,55 +5142,7 @@
                 <w:b/>
                 <w:sz w:val="18"/>
               </w:rPr>
-              <w:t>数据流名称</w:t>
-            </w:r>
-          </w:p>
-        </w:tc>
-        <w:tc>
-          <w:tcPr>
-            <w:tcW w:type="dxa" w:w="1814"/>
-            <w:shd w:fill="D9E2F3" w:val="clear"/>
-          </w:tcPr>
-          <w:p>
-            <w:r/>
-            <w:r>
-              <w:rPr>
-                <w:b/>
-                <w:sz w:val="18"/>
-              </w:rPr>
-              <w:t>组成</w:t>
-            </w:r>
-          </w:p>
-        </w:tc>
-        <w:tc>
-          <w:tcPr>
-            <w:tcW w:type="dxa" w:w="1814"/>
-            <w:shd w:fill="D9E2F3" w:val="clear"/>
-          </w:tcPr>
-          <w:p>
-            <w:r/>
-            <w:r>
-              <w:rPr>
-                <w:b/>
-                <w:sz w:val="18"/>
-              </w:rPr>
-              <w:t>来源</w:t>
-            </w:r>
-          </w:p>
-        </w:tc>
-        <w:tc>
-          <w:tcPr>
-            <w:tcW w:type="dxa" w:w="1814"/>
-            <w:shd w:fill="D9E2F3" w:val="clear"/>
-          </w:tcPr>
-          <w:p>
-            <w:r/>
-            <w:r>
-              <w:rPr>
-                <w:b/>
-                <w:sz w:val="18"/>
-              </w:rPr>
-              <w:t>去向</w:t>
+              <w:t>要求</w:t>
             </w:r>
           </w:p>
         </w:tc>
@@ -2841,8 +5150,7 @@
       <w:tr>
         <w:tc>
           <w:tcPr>
-            <w:tcW w:type="dxa" w:w="1152"/>
-            <w:shd w:fill="F2F2F2" w:val="clear"/>
+            <w:tcW w:type="dxa" w:w="4320"/>
           </w:tcPr>
           <w:p>
             <w:r/>
@@ -2850,14 +5158,13 @@
               <w:rPr>
                 <w:sz w:val="18"/>
               </w:rPr>
-              <w:t>DS01</w:t>
+              <w:t>页面响应时间</w:t>
             </w:r>
           </w:p>
         </w:tc>
         <w:tc>
           <w:tcPr>
-            <w:tcW w:type="dxa" w:w="1814"/>
-            <w:shd w:fill="F2F2F2" w:val="clear"/>
+            <w:tcW w:type="dxa" w:w="4320"/>
           </w:tcPr>
           <w:p>
             <w:r/>
@@ -2865,14 +5172,15 @@
               <w:rPr>
                 <w:sz w:val="18"/>
               </w:rPr>
-              <w:t>注册请求</w:t>
+              <w:t>不超过 2 秒</w:t>
             </w:r>
           </w:p>
         </w:tc>
+      </w:tr>
+      <w:tr>
         <w:tc>
           <w:tcPr>
-            <w:tcW w:type="dxa" w:w="1814"/>
-            <w:shd w:fill="F2F2F2" w:val="clear"/>
+            <w:tcW w:type="dxa" w:w="4320"/>
           </w:tcPr>
           <w:p>
             <w:r/>
@@ -2880,14 +5188,13 @@
               <w:rPr>
                 <w:sz w:val="18"/>
               </w:rPr>
-              <w:t>用户名+密码+邮箱</w:t>
+              <w:t>相似度计算响应时间</w:t>
             </w:r>
           </w:p>
         </w:tc>
         <w:tc>
           <w:tcPr>
-            <w:tcW w:type="dxa" w:w="1814"/>
-            <w:shd w:fill="F2F2F2" w:val="clear"/>
+            <w:tcW w:type="dxa" w:w="4320"/>
           </w:tcPr>
           <w:p>
             <w:r/>
@@ -2895,14 +5202,15 @@
               <w:rPr>
                 <w:sz w:val="18"/>
               </w:rPr>
-              <w:t>用户</w:t>
+              <w:t>不超过 1 秒（猫咪数量 ≤ 100 时）</w:t>
             </w:r>
           </w:p>
         </w:tc>
+      </w:tr>
+      <w:tr>
         <w:tc>
           <w:tcPr>
-            <w:tcW w:type="dxa" w:w="1814"/>
-            <w:shd w:fill="F2F2F2" w:val="clear"/>
+            <w:tcW w:type="dxa" w:w="4320"/>
           </w:tcPr>
           <w:p>
             <w:r/>
@@ -2910,7 +5218,21 @@
               <w:rPr>
                 <w:sz w:val="18"/>
               </w:rPr>
-              <w:t>P1 用户管理</w:t>
+              <w:t>并发支持</w:t>
+            </w:r>
+          </w:p>
+        </w:tc>
+        <w:tc>
+          <w:tcPr>
+            <w:tcW w:type="dxa" w:w="4320"/>
+          </w:tcPr>
+          <w:p>
+            <w:r/>
+            <w:r>
+              <w:rPr>
+                <w:sz w:val="18"/>
+              </w:rPr>
+              <w:t>至少支持 50 人同时访问</w:t>
             </w:r>
           </w:p>
         </w:tc>
@@ -2918,7 +5240,7 @@
       <w:tr>
         <w:tc>
           <w:tcPr>
-            <w:tcW w:type="dxa" w:w="1152"/>
+            <w:tcW w:type="dxa" w:w="4320"/>
           </w:tcPr>
           <w:p>
             <w:r/>
@@ -2926,13 +5248,13 @@
               <w:rPr>
                 <w:sz w:val="18"/>
               </w:rPr>
-              <w:t>DS02</w:t>
+              <w:t>登录响应时间</w:t>
             </w:r>
           </w:p>
         </w:tc>
         <w:tc>
           <w:tcPr>
-            <w:tcW w:type="dxa" w:w="1814"/>
+            <w:tcW w:type="dxa" w:w="4320"/>
           </w:tcPr>
           <w:p>
             <w:r/>
@@ -2940,13 +5262,15 @@
               <w:rPr>
                 <w:sz w:val="18"/>
               </w:rPr>
-              <w:t>登录请求</w:t>
+              <w:t>不超过 500ms</w:t>
             </w:r>
           </w:p>
         </w:tc>
+      </w:tr>
+      <w:tr>
         <w:tc>
           <w:tcPr>
-            <w:tcW w:type="dxa" w:w="1814"/>
+            <w:tcW w:type="dxa" w:w="4320"/>
           </w:tcPr>
           <w:p>
             <w:r/>
@@ -2954,13 +5278,13 @@
               <w:rPr>
                 <w:sz w:val="18"/>
               </w:rPr>
-              <w:t>用户名+密码</w:t>
+              <w:t>列表查询响应时间</w:t>
             </w:r>
           </w:p>
         </w:tc>
         <w:tc>
           <w:tcPr>
-            <w:tcW w:type="dxa" w:w="1814"/>
+            <w:tcW w:type="dxa" w:w="4320"/>
           </w:tcPr>
           <w:p>
             <w:r/>
@@ -2968,1219 +5292,101 @@
               <w:rPr>
                 <w:sz w:val="18"/>
               </w:rPr>
-              <w:t>用户</w:t>
-            </w:r>
-          </w:p>
-        </w:tc>
-        <w:tc>
-          <w:tcPr>
-            <w:tcW w:type="dxa" w:w="1814"/>
-          </w:tcPr>
-          <w:p>
-            <w:r/>
-            <w:r>
-              <w:rPr>
-                <w:sz w:val="18"/>
-              </w:rPr>
-              <w:t>P1 用户管理</w:t>
-            </w:r>
-          </w:p>
-        </w:tc>
-      </w:tr>
-      <w:tr>
-        <w:tc>
-          <w:tcPr>
-            <w:tcW w:type="dxa" w:w="1152"/>
-            <w:shd w:fill="F2F2F2" w:val="clear"/>
-          </w:tcPr>
-          <w:p>
-            <w:r/>
-            <w:r>
-              <w:rPr>
-                <w:sz w:val="18"/>
-              </w:rPr>
-              <w:t>DS03</w:t>
-            </w:r>
-          </w:p>
-        </w:tc>
-        <w:tc>
-          <w:tcPr>
-            <w:tcW w:type="dxa" w:w="1814"/>
-            <w:shd w:fill="F2F2F2" w:val="clear"/>
-          </w:tcPr>
-          <w:p>
-            <w:r/>
-            <w:r>
-              <w:rPr>
-                <w:sz w:val="18"/>
-              </w:rPr>
-              <w:t>用户信息</w:t>
-            </w:r>
-          </w:p>
-        </w:tc>
-        <w:tc>
-          <w:tcPr>
-            <w:tcW w:type="dxa" w:w="1814"/>
-            <w:shd w:fill="F2F2F2" w:val="clear"/>
-          </w:tcPr>
-          <w:p>
-            <w:r/>
-            <w:r>
-              <w:rPr>
-                <w:sz w:val="18"/>
-              </w:rPr>
-              <w:t>用户ID+用户名+角色</w:t>
-            </w:r>
-          </w:p>
-        </w:tc>
-        <w:tc>
-          <w:tcPr>
-            <w:tcW w:type="dxa" w:w="1814"/>
-            <w:shd w:fill="F2F2F2" w:val="clear"/>
-          </w:tcPr>
-          <w:p>
-            <w:r/>
-            <w:r>
-              <w:rPr>
-                <w:sz w:val="18"/>
-              </w:rPr>
-              <w:t>P1 用户管理</w:t>
-            </w:r>
-          </w:p>
-        </w:tc>
-        <w:tc>
-          <w:tcPr>
-            <w:tcW w:type="dxa" w:w="1814"/>
-            <w:shd w:fill="F2F2F2" w:val="clear"/>
-          </w:tcPr>
-          <w:p>
-            <w:r/>
-            <w:r>
-              <w:rPr>
-                <w:sz w:val="18"/>
-              </w:rPr>
-              <w:t>用户</w:t>
-            </w:r>
-          </w:p>
-        </w:tc>
-      </w:tr>
-      <w:tr>
-        <w:tc>
-          <w:tcPr>
-            <w:tcW w:type="dxa" w:w="1152"/>
-          </w:tcPr>
-          <w:p>
-            <w:r/>
-            <w:r>
-              <w:rPr>
-                <w:sz w:val="18"/>
-              </w:rPr>
-              <w:t>DS04</w:t>
-            </w:r>
-          </w:p>
-        </w:tc>
-        <w:tc>
-          <w:tcPr>
-            <w:tcW w:type="dxa" w:w="1814"/>
-          </w:tcPr>
-          <w:p>
-            <w:r/>
-            <w:r>
-              <w:rPr>
-                <w:sz w:val="18"/>
-              </w:rPr>
-              <w:t>猫咪数据</w:t>
-            </w:r>
-          </w:p>
-        </w:tc>
-        <w:tc>
-          <w:tcPr>
-            <w:tcW w:type="dxa" w:w="1814"/>
-          </w:tcPr>
-          <w:p>
-            <w:r/>
-            <w:r>
-              <w:rPr>
-                <w:sz w:val="18"/>
-              </w:rPr>
-              <w:t>猫咪所有字段（含亲友关系）</w:t>
-            </w:r>
-          </w:p>
-        </w:tc>
-        <w:tc>
-          <w:tcPr>
-            <w:tcW w:type="dxa" w:w="1814"/>
-          </w:tcPr>
-          <w:p>
-            <w:r/>
-            <w:r>
-              <w:rPr>
-                <w:sz w:val="18"/>
-              </w:rPr>
-              <w:t>P2 猫咪管理</w:t>
-            </w:r>
-          </w:p>
-        </w:tc>
-        <w:tc>
-          <w:tcPr>
-            <w:tcW w:type="dxa" w:w="1814"/>
-          </w:tcPr>
-          <w:p>
-            <w:r/>
-            <w:r>
-              <w:rPr>
-                <w:sz w:val="18"/>
-              </w:rPr>
-              <w:t>D2 猫咪表</w:t>
-            </w:r>
-          </w:p>
-        </w:tc>
-      </w:tr>
-      <w:tr>
-        <w:tc>
-          <w:tcPr>
-            <w:tcW w:type="dxa" w:w="1152"/>
-            <w:shd w:fill="F2F2F2" w:val="clear"/>
-          </w:tcPr>
-          <w:p>
-            <w:r/>
-            <w:r>
-              <w:rPr>
-                <w:sz w:val="18"/>
-              </w:rPr>
-              <w:t>DS05</w:t>
-            </w:r>
-          </w:p>
-        </w:tc>
-        <w:tc>
-          <w:tcPr>
-            <w:tcW w:type="dxa" w:w="1814"/>
-            <w:shd w:fill="F2F2F2" w:val="clear"/>
-          </w:tcPr>
-          <w:p>
-            <w:r/>
-            <w:r>
-              <w:rPr>
-                <w:sz w:val="18"/>
-              </w:rPr>
-              <w:t>搜索请求</w:t>
-            </w:r>
-          </w:p>
-        </w:tc>
-        <w:tc>
-          <w:tcPr>
-            <w:tcW w:type="dxa" w:w="1814"/>
-            <w:shd w:fill="F2F2F2" w:val="clear"/>
-          </w:tcPr>
-          <w:p>
-            <w:r/>
-            <w:r>
-              <w:rPr>
-                <w:sz w:val="18"/>
-              </w:rPr>
-              <w:t>关键词+筛选条件</w:t>
-            </w:r>
-          </w:p>
-        </w:tc>
-        <w:tc>
-          <w:tcPr>
-            <w:tcW w:type="dxa" w:w="1814"/>
-            <w:shd w:fill="F2F2F2" w:val="clear"/>
-          </w:tcPr>
-          <w:p>
-            <w:r/>
-            <w:r>
-              <w:rPr>
-                <w:sz w:val="18"/>
-              </w:rPr>
-              <w:t>用户</w:t>
-            </w:r>
-          </w:p>
-        </w:tc>
-        <w:tc>
-          <w:tcPr>
-            <w:tcW w:type="dxa" w:w="1814"/>
-            <w:shd w:fill="F2F2F2" w:val="clear"/>
-          </w:tcPr>
-          <w:p>
-            <w:r/>
-            <w:r>
-              <w:rPr>
-                <w:sz w:val="18"/>
-              </w:rPr>
-              <w:t>P3 浏览搜索</w:t>
-            </w:r>
-          </w:p>
-        </w:tc>
-      </w:tr>
-      <w:tr>
-        <w:tc>
-          <w:tcPr>
-            <w:tcW w:type="dxa" w:w="1152"/>
-          </w:tcPr>
-          <w:p>
-            <w:r/>
-            <w:r>
-              <w:rPr>
-                <w:sz w:val="18"/>
-              </w:rPr>
-              <w:t>DS06</w:t>
-            </w:r>
-          </w:p>
-        </w:tc>
-        <w:tc>
-          <w:tcPr>
-            <w:tcW w:type="dxa" w:w="1814"/>
-          </w:tcPr>
-          <w:p>
-            <w:r/>
-            <w:r>
-              <w:rPr>
-                <w:sz w:val="18"/>
-              </w:rPr>
-              <w:t>搜索结果</w:t>
-            </w:r>
-          </w:p>
-        </w:tc>
-        <w:tc>
-          <w:tcPr>
-            <w:tcW w:type="dxa" w:w="1814"/>
-          </w:tcPr>
-          <w:p>
-            <w:r/>
-            <w:r>
-              <w:rPr>
-                <w:sz w:val="18"/>
-              </w:rPr>
-              <w:t>猫咪列表</w:t>
-            </w:r>
-          </w:p>
-        </w:tc>
-        <w:tc>
-          <w:tcPr>
-            <w:tcW w:type="dxa" w:w="1814"/>
-          </w:tcPr>
-          <w:p>
-            <w:r/>
-            <w:r>
-              <w:rPr>
-                <w:sz w:val="18"/>
-              </w:rPr>
-              <w:t>P3 浏览搜索</w:t>
-            </w:r>
-          </w:p>
-        </w:tc>
-        <w:tc>
-          <w:tcPr>
-            <w:tcW w:type="dxa" w:w="1814"/>
-          </w:tcPr>
-          <w:p>
-            <w:r/>
-            <w:r>
-              <w:rPr>
-                <w:sz w:val="18"/>
-              </w:rPr>
-              <w:t>用户</w:t>
-            </w:r>
-          </w:p>
-        </w:tc>
-      </w:tr>
-      <w:tr>
-        <w:tc>
-          <w:tcPr>
-            <w:tcW w:type="dxa" w:w="1152"/>
-            <w:shd w:fill="F2F2F2" w:val="clear"/>
-          </w:tcPr>
-          <w:p>
-            <w:r/>
-            <w:r>
-              <w:rPr>
-                <w:sz w:val="18"/>
-              </w:rPr>
-              <w:t>DS07</w:t>
-            </w:r>
-          </w:p>
-        </w:tc>
-        <w:tc>
-          <w:tcPr>
-            <w:tcW w:type="dxa" w:w="1814"/>
-            <w:shd w:fill="F2F2F2" w:val="clear"/>
-          </w:tcPr>
-          <w:p>
-            <w:r/>
-            <w:r>
-              <w:rPr>
-                <w:sz w:val="18"/>
-              </w:rPr>
-              <w:t>相似度请求</w:t>
-            </w:r>
-          </w:p>
-        </w:tc>
-        <w:tc>
-          <w:tcPr>
-            <w:tcW w:type="dxa" w:w="1814"/>
-            <w:shd w:fill="F2F2F2" w:val="clear"/>
-          </w:tcPr>
-          <w:p>
-            <w:r/>
-            <w:r>
-              <w:rPr>
-                <w:sz w:val="18"/>
-              </w:rPr>
-              <w:t>猫咪ID</w:t>
-            </w:r>
-          </w:p>
-        </w:tc>
-        <w:tc>
-          <w:tcPr>
-            <w:tcW w:type="dxa" w:w="1814"/>
-            <w:shd w:fill="F2F2F2" w:val="clear"/>
-          </w:tcPr>
-          <w:p>
-            <w:r/>
-            <w:r>
-              <w:rPr>
-                <w:sz w:val="18"/>
-              </w:rPr>
-              <w:t>P3 浏览搜索</w:t>
-            </w:r>
-          </w:p>
-        </w:tc>
-        <w:tc>
-          <w:tcPr>
-            <w:tcW w:type="dxa" w:w="1814"/>
-            <w:shd w:fill="F2F2F2" w:val="clear"/>
-          </w:tcPr>
-          <w:p>
-            <w:r/>
-            <w:r>
-              <w:rPr>
-                <w:sz w:val="18"/>
-              </w:rPr>
-              <w:t>P6 推荐计算</w:t>
-            </w:r>
-          </w:p>
-        </w:tc>
-      </w:tr>
-      <w:tr>
-        <w:tc>
-          <w:tcPr>
-            <w:tcW w:type="dxa" w:w="1152"/>
-          </w:tcPr>
-          <w:p>
-            <w:r/>
-            <w:r>
-              <w:rPr>
-                <w:sz w:val="18"/>
-              </w:rPr>
-              <w:t>DS08</w:t>
-            </w:r>
-          </w:p>
-        </w:tc>
-        <w:tc>
-          <w:tcPr>
-            <w:tcW w:type="dxa" w:w="1814"/>
-          </w:tcPr>
-          <w:p>
-            <w:r/>
-            <w:r>
-              <w:rPr>
-                <w:sz w:val="18"/>
-              </w:rPr>
-              <w:t>推荐结果</w:t>
-            </w:r>
-          </w:p>
-        </w:tc>
-        <w:tc>
-          <w:tcPr>
-            <w:tcW w:type="dxa" w:w="1814"/>
-          </w:tcPr>
-          <w:p>
-            <w:r/>
-            <w:r>
-              <w:rPr>
-                <w:sz w:val="18"/>
-              </w:rPr>
-              <w:t>相似猫咪列表+分数</w:t>
-            </w:r>
-          </w:p>
-        </w:tc>
-        <w:tc>
-          <w:tcPr>
-            <w:tcW w:type="dxa" w:w="1814"/>
-          </w:tcPr>
-          <w:p>
-            <w:r/>
-            <w:r>
-              <w:rPr>
-                <w:sz w:val="18"/>
-              </w:rPr>
-              <w:t>P6 推荐计算</w:t>
-            </w:r>
-          </w:p>
-        </w:tc>
-        <w:tc>
-          <w:tcPr>
-            <w:tcW w:type="dxa" w:w="1814"/>
-          </w:tcPr>
-          <w:p>
-            <w:r/>
-            <w:r>
-              <w:rPr>
-                <w:sz w:val="18"/>
-              </w:rPr>
-              <w:t>P4 猫咪详情</w:t>
-            </w:r>
-          </w:p>
-        </w:tc>
-      </w:tr>
-      <w:tr>
-        <w:tc>
-          <w:tcPr>
-            <w:tcW w:type="dxa" w:w="1152"/>
-            <w:shd w:fill="F2F2F2" w:val="clear"/>
-          </w:tcPr>
-          <w:p>
-            <w:r/>
-            <w:r>
-              <w:rPr>
-                <w:sz w:val="18"/>
-              </w:rPr>
-              <w:t>DS09</w:t>
-            </w:r>
-          </w:p>
-        </w:tc>
-        <w:tc>
-          <w:tcPr>
-            <w:tcW w:type="dxa" w:w="1814"/>
-            <w:shd w:fill="F2F2F2" w:val="clear"/>
-          </w:tcPr>
-          <w:p>
-            <w:r/>
-            <w:r>
-              <w:rPr>
-                <w:sz w:val="18"/>
-              </w:rPr>
-              <w:t>照片文件</w:t>
-            </w:r>
-          </w:p>
-        </w:tc>
-        <w:tc>
-          <w:tcPr>
-            <w:tcW w:type="dxa" w:w="1814"/>
-            <w:shd w:fill="F2F2F2" w:val="clear"/>
-          </w:tcPr>
-          <w:p>
-            <w:r/>
-            <w:r>
-              <w:rPr>
-                <w:sz w:val="18"/>
-              </w:rPr>
-              <w:t>图片二进制数据</w:t>
-            </w:r>
-          </w:p>
-        </w:tc>
-        <w:tc>
-          <w:tcPr>
-            <w:tcW w:type="dxa" w:w="1814"/>
-            <w:shd w:fill="F2F2F2" w:val="clear"/>
-          </w:tcPr>
-          <w:p>
-            <w:r/>
-            <w:r>
-              <w:rPr>
-                <w:sz w:val="18"/>
-              </w:rPr>
-              <w:t>用户</w:t>
-            </w:r>
-          </w:p>
-        </w:tc>
-        <w:tc>
-          <w:tcPr>
-            <w:tcW w:type="dxa" w:w="1814"/>
-            <w:shd w:fill="F2F2F2" w:val="clear"/>
-          </w:tcPr>
-          <w:p>
-            <w:r/>
-            <w:r>
-              <w:rPr>
-                <w:sz w:val="18"/>
-              </w:rPr>
-              <w:t>P5 照片管理</w:t>
-            </w:r>
-          </w:p>
-        </w:tc>
-      </w:tr>
-      <w:tr>
-        <w:tc>
-          <w:tcPr>
-            <w:tcW w:type="dxa" w:w="1152"/>
-          </w:tcPr>
-          <w:p>
-            <w:r/>
-            <w:r>
-              <w:rPr>
-                <w:sz w:val="18"/>
-              </w:rPr>
-              <w:t>DS10</w:t>
-            </w:r>
-          </w:p>
-        </w:tc>
-        <w:tc>
-          <w:tcPr>
-            <w:tcW w:type="dxa" w:w="1814"/>
-          </w:tcPr>
-          <w:p>
-            <w:r/>
-            <w:r>
-              <w:rPr>
-                <w:sz w:val="18"/>
-              </w:rPr>
-              <w:t>留言内容</w:t>
-            </w:r>
-          </w:p>
-        </w:tc>
-        <w:tc>
-          <w:tcPr>
-            <w:tcW w:type="dxa" w:w="1814"/>
-          </w:tcPr>
-          <w:p>
-            <w:r/>
-            <w:r>
-              <w:rPr>
-                <w:sz w:val="18"/>
-              </w:rPr>
-              <w:t>文本</w:t>
-            </w:r>
-          </w:p>
-        </w:tc>
-        <w:tc>
-          <w:tcPr>
-            <w:tcW w:type="dxa" w:w="1814"/>
-          </w:tcPr>
-          <w:p>
-            <w:r/>
-            <w:r>
-              <w:rPr>
-                <w:sz w:val="18"/>
-              </w:rPr>
-              <w:t>用户</w:t>
-            </w:r>
-          </w:p>
-        </w:tc>
-        <w:tc>
-          <w:tcPr>
-            <w:tcW w:type="dxa" w:w="1814"/>
-          </w:tcPr>
-          <w:p>
-            <w:r/>
-            <w:r>
-              <w:rPr>
-                <w:sz w:val="18"/>
-              </w:rPr>
-              <w:t>P4 评论管理</w:t>
-            </w:r>
-          </w:p>
-        </w:tc>
-      </w:tr>
-      <w:tr>
-        <w:tc>
-          <w:tcPr>
-            <w:tcW w:type="dxa" w:w="1152"/>
-            <w:shd w:fill="F2F2F2" w:val="clear"/>
-          </w:tcPr>
-          <w:p>
-            <w:r/>
-            <w:r>
-              <w:rPr>
-                <w:sz w:val="18"/>
-              </w:rPr>
-              <w:t>DS11</w:t>
-            </w:r>
-          </w:p>
-        </w:tc>
-        <w:tc>
-          <w:tcPr>
-            <w:tcW w:type="dxa" w:w="1814"/>
-            <w:shd w:fill="F2F2F2" w:val="clear"/>
-          </w:tcPr>
-          <w:p>
-            <w:r/>
-            <w:r>
-              <w:rPr>
-                <w:sz w:val="18"/>
-              </w:rPr>
-              <w:t>浏览日志</w:t>
-            </w:r>
-          </w:p>
-        </w:tc>
-        <w:tc>
-          <w:tcPr>
-            <w:tcW w:type="dxa" w:w="1814"/>
-            <w:shd w:fill="F2F2F2" w:val="clear"/>
-          </w:tcPr>
-          <w:p>
-            <w:r/>
-            <w:r>
-              <w:rPr>
-                <w:sz w:val="18"/>
-              </w:rPr>
-              <w:t>用户ID+猫咪ID+操作类型</w:t>
-            </w:r>
-          </w:p>
-        </w:tc>
-        <w:tc>
-          <w:tcPr>
-            <w:tcW w:type="dxa" w:w="1814"/>
-            <w:shd w:fill="F2F2F2" w:val="clear"/>
-          </w:tcPr>
-          <w:p>
-            <w:r/>
-            <w:r>
-              <w:rPr>
-                <w:sz w:val="18"/>
-              </w:rPr>
-              <w:t>P3 浏览搜索</w:t>
-            </w:r>
-          </w:p>
-        </w:tc>
-        <w:tc>
-          <w:tcPr>
-            <w:tcW w:type="dxa" w:w="1814"/>
-            <w:shd w:fill="F2F2F2" w:val="clear"/>
-          </w:tcPr>
-          <w:p>
-            <w:r/>
-            <w:r>
-              <w:rPr>
-                <w:sz w:val="18"/>
-              </w:rPr>
-              <w:t>D5 日志表</w:t>
-            </w:r>
-          </w:p>
-        </w:tc>
-      </w:tr>
-      <w:tr>
-        <w:tc>
-          <w:tcPr>
-            <w:tcW w:type="dxa" w:w="1152"/>
-          </w:tcPr>
-          <w:p>
-            <w:r/>
-            <w:r>
-              <w:rPr>
-                <w:sz w:val="18"/>
-              </w:rPr>
-              <w:t>DS12</w:t>
-            </w:r>
-          </w:p>
-        </w:tc>
-        <w:tc>
-          <w:tcPr>
-            <w:tcW w:type="dxa" w:w="1814"/>
-          </w:tcPr>
-          <w:p>
-            <w:r/>
-            <w:r>
-              <w:rPr>
-                <w:sz w:val="18"/>
-              </w:rPr>
-              <w:t>照片审核结果</w:t>
-            </w:r>
-          </w:p>
-        </w:tc>
-        <w:tc>
-          <w:tcPr>
-            <w:tcW w:type="dxa" w:w="1814"/>
-          </w:tcPr>
-          <w:p>
-            <w:r/>
-            <w:r>
-              <w:rPr>
-                <w:sz w:val="18"/>
-              </w:rPr>
-              <w:t>审核状态（通过/拒绝）</w:t>
-            </w:r>
-          </w:p>
-        </w:tc>
-        <w:tc>
-          <w:tcPr>
-            <w:tcW w:type="dxa" w:w="1814"/>
-          </w:tcPr>
-          <w:p>
-            <w:r/>
-            <w:r>
-              <w:rPr>
-                <w:sz w:val="18"/>
-              </w:rPr>
-              <w:t>P5 照片管理</w:t>
-            </w:r>
-          </w:p>
-        </w:tc>
-        <w:tc>
-          <w:tcPr>
-            <w:tcW w:type="dxa" w:w="1814"/>
-          </w:tcPr>
-          <w:p>
-            <w:r/>
-            <w:r>
-              <w:rPr>
-                <w:sz w:val="18"/>
-              </w:rPr>
-              <w:t>用户</w:t>
-            </w:r>
-          </w:p>
-        </w:tc>
-      </w:tr>
-      <w:tr>
-        <w:tc>
-          <w:tcPr>
-            <w:tcW w:type="dxa" w:w="1152"/>
-            <w:shd w:fill="F2F2F2" w:val="clear"/>
-          </w:tcPr>
-          <w:p>
-            <w:r/>
-            <w:r>
-              <w:rPr>
-                <w:sz w:val="18"/>
-              </w:rPr>
-              <w:t>DS13</w:t>
-            </w:r>
-          </w:p>
-        </w:tc>
-        <w:tc>
-          <w:tcPr>
-            <w:tcW w:type="dxa" w:w="1814"/>
-            <w:shd w:fill="F2F2F2" w:val="clear"/>
-          </w:tcPr>
-          <w:p>
-            <w:r/>
-            <w:r>
-              <w:rPr>
-                <w:sz w:val="18"/>
-              </w:rPr>
-              <w:t>点赞请求</w:t>
-            </w:r>
-          </w:p>
-        </w:tc>
-        <w:tc>
-          <w:tcPr>
-            <w:tcW w:type="dxa" w:w="1814"/>
-            <w:shd w:fill="F2F2F2" w:val="clear"/>
-          </w:tcPr>
-          <w:p>
-            <w:r/>
-            <w:r>
-              <w:rPr>
-                <w:sz w:val="18"/>
-              </w:rPr>
-              <w:t>用户ID+照片ID+操作（点赞/取消）</w:t>
-            </w:r>
-          </w:p>
-        </w:tc>
-        <w:tc>
-          <w:tcPr>
-            <w:tcW w:type="dxa" w:w="1814"/>
-            <w:shd w:fill="F2F2F2" w:val="clear"/>
-          </w:tcPr>
-          <w:p>
-            <w:r/>
-            <w:r>
-              <w:rPr>
-                <w:sz w:val="18"/>
-              </w:rPr>
-              <w:t>用户</w:t>
-            </w:r>
-          </w:p>
-        </w:tc>
-        <w:tc>
-          <w:tcPr>
-            <w:tcW w:type="dxa" w:w="1814"/>
-            <w:shd w:fill="F2F2F2" w:val="clear"/>
-          </w:tcPr>
-          <w:p>
-            <w:r/>
-            <w:r>
-              <w:rPr>
-                <w:sz w:val="18"/>
-              </w:rPr>
-              <w:t>P5 照片管理</w:t>
-            </w:r>
-          </w:p>
-        </w:tc>
-      </w:tr>
-      <w:tr>
-        <w:tc>
-          <w:tcPr>
-            <w:tcW w:type="dxa" w:w="1152"/>
-          </w:tcPr>
-          <w:p>
-            <w:r/>
-            <w:r>
-              <w:rPr>
-                <w:sz w:val="18"/>
-              </w:rPr>
-              <w:t>DS14</w:t>
-            </w:r>
-          </w:p>
-        </w:tc>
-        <w:tc>
-          <w:tcPr>
-            <w:tcW w:type="dxa" w:w="1814"/>
-          </w:tcPr>
-          <w:p>
-            <w:r/>
-            <w:r>
-              <w:rPr>
-                <w:sz w:val="18"/>
-              </w:rPr>
-              <w:t>点赞数据</w:t>
-            </w:r>
-          </w:p>
-        </w:tc>
-        <w:tc>
-          <w:tcPr>
-            <w:tcW w:type="dxa" w:w="1814"/>
-          </w:tcPr>
-          <w:p>
-            <w:r/>
-            <w:r>
-              <w:rPr>
-                <w:sz w:val="18"/>
-              </w:rPr>
-              <w:t>照片ID+点赞数</w:t>
-            </w:r>
-          </w:p>
-        </w:tc>
-        <w:tc>
-          <w:tcPr>
-            <w:tcW w:type="dxa" w:w="1814"/>
-          </w:tcPr>
-          <w:p>
-            <w:r/>
-            <w:r>
-              <w:rPr>
-                <w:sz w:val="18"/>
-              </w:rPr>
-              <w:t>P5 照片管理</w:t>
-            </w:r>
-          </w:p>
-        </w:tc>
-        <w:tc>
-          <w:tcPr>
-            <w:tcW w:type="dxa" w:w="1814"/>
-          </w:tcPr>
-          <w:p>
-            <w:r/>
-            <w:r>
-              <w:rPr>
-                <w:sz w:val="18"/>
-              </w:rPr>
-              <w:t>D6 点赞表</w:t>
-            </w:r>
-          </w:p>
-        </w:tc>
-      </w:tr>
-      <w:tr>
-        <w:tc>
-          <w:tcPr>
-            <w:tcW w:type="dxa" w:w="1152"/>
-            <w:shd w:fill="F2F2F2" w:val="clear"/>
-          </w:tcPr>
-          <w:p>
-            <w:r/>
-            <w:r>
-              <w:rPr>
-                <w:sz w:val="18"/>
-              </w:rPr>
-              <w:t>DS15</w:t>
-            </w:r>
-          </w:p>
-        </w:tc>
-        <w:tc>
-          <w:tcPr>
-            <w:tcW w:type="dxa" w:w="1814"/>
-            <w:shd w:fill="F2F2F2" w:val="clear"/>
-          </w:tcPr>
-          <w:p>
-            <w:r/>
-            <w:r>
-              <w:rPr>
-                <w:sz w:val="18"/>
-              </w:rPr>
-              <w:t>关注请求</w:t>
-            </w:r>
-          </w:p>
-        </w:tc>
-        <w:tc>
-          <w:tcPr>
-            <w:tcW w:type="dxa" w:w="1814"/>
-            <w:shd w:fill="F2F2F2" w:val="clear"/>
-          </w:tcPr>
-          <w:p>
-            <w:r/>
-            <w:r>
-              <w:rPr>
-                <w:sz w:val="18"/>
-              </w:rPr>
-              <w:t>用户ID+猫咪ID+操作（关注/取消）</w:t>
-            </w:r>
-          </w:p>
-        </w:tc>
-        <w:tc>
-          <w:tcPr>
-            <w:tcW w:type="dxa" w:w="1814"/>
-            <w:shd w:fill="F2F2F2" w:val="clear"/>
-          </w:tcPr>
-          <w:p>
-            <w:r/>
-            <w:r>
-              <w:rPr>
-                <w:sz w:val="18"/>
-              </w:rPr>
-              <w:t>用户</w:t>
-            </w:r>
-          </w:p>
-        </w:tc>
-        <w:tc>
-          <w:tcPr>
-            <w:tcW w:type="dxa" w:w="1814"/>
-            <w:shd w:fill="F2F2F2" w:val="clear"/>
-          </w:tcPr>
-          <w:p>
-            <w:r/>
-            <w:r>
-              <w:rPr>
-                <w:sz w:val="18"/>
-              </w:rPr>
-              <w:t>P9 关注猫咪</w:t>
-            </w:r>
-          </w:p>
-        </w:tc>
-      </w:tr>
-      <w:tr>
-        <w:tc>
-          <w:tcPr>
-            <w:tcW w:type="dxa" w:w="1152"/>
-          </w:tcPr>
-          <w:p>
-            <w:r/>
-            <w:r>
-              <w:rPr>
-                <w:sz w:val="18"/>
-              </w:rPr>
-              <w:t>DS16</w:t>
-            </w:r>
-          </w:p>
-        </w:tc>
-        <w:tc>
-          <w:tcPr>
-            <w:tcW w:type="dxa" w:w="1814"/>
-          </w:tcPr>
-          <w:p>
-            <w:r/>
-            <w:r>
-              <w:rPr>
-                <w:sz w:val="18"/>
-              </w:rPr>
-              <w:t>关注数据</w:t>
-            </w:r>
-          </w:p>
-        </w:tc>
-        <w:tc>
-          <w:tcPr>
-            <w:tcW w:type="dxa" w:w="1814"/>
-          </w:tcPr>
-          <w:p>
-            <w:r/>
-            <w:r>
-              <w:rPr>
-                <w:sz w:val="18"/>
-              </w:rPr>
-              <w:t>用户ID+猫咪ID+关注状态</w:t>
-            </w:r>
-          </w:p>
-        </w:tc>
-        <w:tc>
-          <w:tcPr>
-            <w:tcW w:type="dxa" w:w="1814"/>
-          </w:tcPr>
-          <w:p>
-            <w:r/>
-            <w:r>
-              <w:rPr>
-                <w:sz w:val="18"/>
-              </w:rPr>
-              <w:t>P9 关注猫咪</w:t>
-            </w:r>
-          </w:p>
-        </w:tc>
-        <w:tc>
-          <w:tcPr>
-            <w:tcW w:type="dxa" w:w="1814"/>
-          </w:tcPr>
-          <w:p>
-            <w:r/>
-            <w:r>
-              <w:rPr>
-                <w:sz w:val="18"/>
-              </w:rPr>
-              <w:t>D7 关注表</w:t>
-            </w:r>
-          </w:p>
-        </w:tc>
-      </w:tr>
-      <w:tr>
-        <w:tc>
-          <w:tcPr>
-            <w:tcW w:type="dxa" w:w="1152"/>
-            <w:shd w:fill="F2F2F2" w:val="clear"/>
-          </w:tcPr>
-          <w:p>
-            <w:r/>
-            <w:r>
-              <w:rPr>
-                <w:sz w:val="18"/>
-              </w:rPr>
-              <w:t>DS17</w:t>
-            </w:r>
-          </w:p>
-        </w:tc>
-        <w:tc>
-          <w:tcPr>
-            <w:tcW w:type="dxa" w:w="1814"/>
-            <w:shd w:fill="F2F2F2" w:val="clear"/>
-          </w:tcPr>
-          <w:p>
-            <w:r/>
-            <w:r>
-              <w:rPr>
-                <w:sz w:val="18"/>
-              </w:rPr>
-              <w:t>评分请求</w:t>
-            </w:r>
-          </w:p>
-        </w:tc>
-        <w:tc>
-          <w:tcPr>
-            <w:tcW w:type="dxa" w:w="1814"/>
-            <w:shd w:fill="F2F2F2" w:val="clear"/>
-          </w:tcPr>
-          <w:p>
-            <w:r/>
-            <w:r>
-              <w:rPr>
-                <w:sz w:val="18"/>
-              </w:rPr>
-              <w:t>用户ID+猫咪ID+五维评分值 r1~r5</w:t>
-            </w:r>
-          </w:p>
-        </w:tc>
-        <w:tc>
-          <w:tcPr>
-            <w:tcW w:type="dxa" w:w="1814"/>
-            <w:shd w:fill="F2F2F2" w:val="clear"/>
-          </w:tcPr>
-          <w:p>
-            <w:r/>
-            <w:r>
-              <w:rPr>
-                <w:sz w:val="18"/>
-              </w:rPr>
-              <w:t>用户</w:t>
-            </w:r>
-          </w:p>
-        </w:tc>
-        <w:tc>
-          <w:tcPr>
-            <w:tcW w:type="dxa" w:w="1814"/>
-            <w:shd w:fill="F2F2F2" w:val="clear"/>
-          </w:tcPr>
-          <w:p>
-            <w:r/>
-            <w:r>
-              <w:rPr>
-                <w:sz w:val="18"/>
-              </w:rPr>
-              <w:t>P10 猫友评分</w:t>
-            </w:r>
-          </w:p>
-        </w:tc>
-      </w:tr>
-      <w:tr>
-        <w:tc>
-          <w:tcPr>
-            <w:tcW w:type="dxa" w:w="1152"/>
-          </w:tcPr>
-          <w:p>
-            <w:r/>
-            <w:r>
-              <w:rPr>
-                <w:sz w:val="18"/>
-              </w:rPr>
-              <w:t>DS18</w:t>
-            </w:r>
-          </w:p>
-        </w:tc>
-        <w:tc>
-          <w:tcPr>
-            <w:tcW w:type="dxa" w:w="1814"/>
-          </w:tcPr>
-          <w:p>
-            <w:r/>
-            <w:r>
-              <w:rPr>
-                <w:sz w:val="18"/>
-              </w:rPr>
-              <w:t>评分数据</w:t>
-            </w:r>
-          </w:p>
-        </w:tc>
-        <w:tc>
-          <w:tcPr>
-            <w:tcW w:type="dxa" w:w="1814"/>
-          </w:tcPr>
-          <w:p>
-            <w:r/>
-            <w:r>
-              <w:rPr>
-                <w:sz w:val="18"/>
-              </w:rPr>
-              <w:t>猫咪ID+平均分+评分人数</w:t>
-            </w:r>
-          </w:p>
-        </w:tc>
-        <w:tc>
-          <w:tcPr>
-            <w:tcW w:type="dxa" w:w="1814"/>
-          </w:tcPr>
-          <w:p>
-            <w:r/>
-            <w:r>
-              <w:rPr>
-                <w:sz w:val="18"/>
-              </w:rPr>
-              <w:t>P10 猫友评分</w:t>
-            </w:r>
-          </w:p>
-        </w:tc>
-        <w:tc>
-          <w:tcPr>
-            <w:tcW w:type="dxa" w:w="1814"/>
-          </w:tcPr>
-          <w:p>
-            <w:r/>
-            <w:r>
-              <w:rPr>
-                <w:sz w:val="18"/>
-              </w:rPr>
-              <w:t>D8 评分表</w:t>
+              <w:t>不超过 300ms</w:t>
             </w:r>
           </w:p>
         </w:tc>
       </w:tr>
     </w:tbl>
     <w:p/>
+    <w:p>
+      <w:pPr>
+        <w:pStyle w:val="Heading3"/>
+      </w:pPr>
+      <w:r>
+        <w:t>3.5 其他非功能需求</w:t>
+      </w:r>
+    </w:p>
+    <w:p>
+      <w:pPr>
+        <w:pStyle w:val="Heading4"/>
+      </w:pPr>
+      <w:r>
+        <w:t>安全性需求</w:t>
+      </w:r>
+    </w:p>
+    <w:p>
+      <w:pPr>
+        <w:pStyle w:val="ListBullet"/>
+      </w:pPr>
+      <w:r>
+        <w:t>密码使用 BCrypt 加密存储</w:t>
+      </w:r>
+    </w:p>
+    <w:p>
+      <w:pPr>
+        <w:pStyle w:val="ListBullet"/>
+      </w:pPr>
+      <w:r>
+        <w:t>API 请求使用 JWT Token 鉴权</w:t>
+      </w:r>
+    </w:p>
+    <w:p>
+      <w:pPr>
+        <w:pStyle w:val="ListBullet"/>
+      </w:pPr>
+      <w:r>
+        <w:t>数据库密码和 JWT 密钥不硬编码在代码中</w:t>
+      </w:r>
+    </w:p>
+    <w:p>
+      <w:pPr>
+        <w:pStyle w:val="Heading4"/>
+      </w:pPr>
+      <w:r>
+        <w:t>可用性需求</w:t>
+      </w:r>
+    </w:p>
+    <w:p>
+      <w:pPr>
+        <w:pStyle w:val="ListBullet"/>
+      </w:pPr>
+      <w:r>
+        <w:t>界面简洁直观，操作路径不超过 3 步</w:t>
+      </w:r>
+    </w:p>
+    <w:p>
+      <w:pPr>
+        <w:pStyle w:val="ListBullet"/>
+      </w:pPr>
+      <w:r>
+        <w:t>猫咪详情页和信息编辑页布局清晰</w:t>
+      </w:r>
+    </w:p>
+    <w:p>
+      <w:pPr>
+        <w:pStyle w:val="Heading4"/>
+      </w:pPr>
+      <w:r>
+        <w:t>可维护性</w:t>
+      </w:r>
+    </w:p>
+    <w:p>
+      <w:pPr>
+        <w:pStyle w:val="ListBullet"/>
+      </w:pPr>
+      <w:r>
+        <w:t>后端采用分层架构（Controller → Service → Repository）</w:t>
+      </w:r>
+    </w:p>
+    <w:p>
+      <w:pPr>
+        <w:pStyle w:val="ListBullet"/>
+      </w:pPr>
+      <w:r>
+        <w:t>算法模块独立封装，便于替换和升级</w:t>
+      </w:r>
+    </w:p>
     <w:sectPr>
       <w:pgSz w:w="12240" w:h="15840"/>
       <w:pgMar w:top="1440" w:right="1800" w:bottom="1440" w:left="1800" w:header="720" w:footer="720" w:gutter="0"/>
@@ -4555,7 +5761,7 @@
     <w:qFormat/>
     <w:rsid w:val="00FC693F"/>
     <w:rPr>
-      <w:rFonts w:ascii="Calibri" w:hAnsi="Calibri"/>
+      <w:rFonts w:ascii="Microsoft YaHei" w:hAnsi="Microsoft YaHei"/>
       <w:sz w:val="22"/>
     </w:rPr>
   </w:style>

--- a/docs/需求分析/需求规格说明书.docx
+++ b/docs/需求分析/需求规格说明书.docx
@@ -1914,42 +1914,8 @@
       </w:r>
     </w:p>
     <w:p>
-      <w:pPr>
-        <w:jc w:val="center"/>
-      </w:pPr>
       <w:r>
-        <w:drawing>
-          <wp:inline xmlns:a="http://schemas.openxmlformats.org/drawingml/2006/main" xmlns:pic="http://schemas.openxmlformats.org/drawingml/2006/picture">
-            <wp:extent cx="5029200" cy="3591687"/>
-            <wp:docPr id="1" name="Picture 1"/>
-            <wp:cNvGraphicFramePr>
-              <a:graphicFrameLocks noChangeAspect="1"/>
-            </wp:cNvGraphicFramePr>
-            <a:graphic>
-              <a:graphicData uri="http://schemas.openxmlformats.org/drawingml/2006/picture">
-                <pic:pic>
-                  <pic:nvPicPr>
-                    <pic:cNvPr id="0" name="tmpv007snbo.png"/>
-                    <pic:cNvPicPr/>
-                  </pic:nvPicPr>
-                  <pic:blipFill>
-                    <a:blip r:embed="rId9"/>
-                    <a:stretch>
-                      <a:fillRect/>
-                    </a:stretch>
-                  </pic:blipFill>
-                  <pic:spPr>
-                    <a:xfrm>
-                      <a:off x="0" y="0"/>
-                      <a:ext cx="5029200" cy="3591687"/>
-                    </a:xfrm>
-                    <a:prstGeom prst="rect"/>
-                  </pic:spPr>
-                </pic:pic>
-              </a:graphicData>
-            </a:graphic>
-          </wp:inline>
-        </w:drawing>
+        <w:t>[图: use-case.svg]</w:t>
       </w:r>
     </w:p>
     <w:p>

--- a/docs/需求分析/需求规格说明书.docx
+++ b/docs/需求分析/需求规格说明书.docx
@@ -1914,8 +1914,42 @@
       </w:r>
     </w:p>
     <w:p>
+      <w:pPr>
+        <w:jc w:val="center"/>
+      </w:pPr>
       <w:r>
-        <w:t>[图: use-case.svg]</w:t>
+        <w:drawing>
+          <wp:inline xmlns:a="http://schemas.openxmlformats.org/drawingml/2006/main" xmlns:pic="http://schemas.openxmlformats.org/drawingml/2006/picture">
+            <wp:extent cx="5029200" cy="3591687"/>
+            <wp:docPr id="1" name="Picture 1"/>
+            <wp:cNvGraphicFramePr>
+              <a:graphicFrameLocks noChangeAspect="1"/>
+            </wp:cNvGraphicFramePr>
+            <a:graphic>
+              <a:graphicData uri="http://schemas.openxmlformats.org/drawingml/2006/picture">
+                <pic:pic>
+                  <pic:nvPicPr>
+                    <pic:cNvPr id="0" name="tmp9evdghji.png"/>
+                    <pic:cNvPicPr/>
+                  </pic:nvPicPr>
+                  <pic:blipFill>
+                    <a:blip r:embed="rId9"/>
+                    <a:stretch>
+                      <a:fillRect/>
+                    </a:stretch>
+                  </pic:blipFill>
+                  <pic:spPr>
+                    <a:xfrm>
+                      <a:off x="0" y="0"/>
+                      <a:ext cx="5029200" cy="3591687"/>
+                    </a:xfrm>
+                    <a:prstGeom prst="rect"/>
+                  </pic:spPr>
+                </pic:pic>
+              </a:graphicData>
+            </a:graphic>
+          </wp:inline>
+        </w:drawing>
       </w:r>
     </w:p>
     <w:p>

--- a/docs/需求分析/需求规格说明书.docx
+++ b/docs/需求分析/需求规格说明书.docx
@@ -1929,7 +1929,7 @@
               <a:graphicData uri="http://schemas.openxmlformats.org/drawingml/2006/picture">
                 <pic:pic>
                   <pic:nvPicPr>
-                    <pic:cNvPr id="0" name="tmp9evdghji.png"/>
+                    <pic:cNvPr id="0" name="tmp_3z5eri7.png"/>
                     <pic:cNvPicPr/>
                   </pic:nvPicPr>
                   <pic:blipFill>
